--- a/WebContent/docx/KIT_PDGFRA基因检测报告-三峡.docx
+++ b/WebContent/docx/KIT_PDGFRA基因检测报告-三峡.docx
@@ -2183,9 +2183,9 @@
           <w:shd w:val="clear" w:color="auto" w:fill="17365D"/>
         </w:rPr>
       </w:pPr>
-      <w:bookmarkStart w:id="0" w:name="_Toc527112379"/>
-      <w:bookmarkStart w:id="1" w:name="_Toc534637492"/>
-      <w:bookmarkStart w:id="2" w:name="_Toc526855031"/>
+      <w:bookmarkStart w:id="0" w:name="_Toc526855031"/>
+      <w:bookmarkStart w:id="1" w:name="_Toc527112379"/>
+      <w:bookmarkStart w:id="2" w:name="_Toc534637492"/>
       <w:r>
         <w:rPr>
           <w:rFonts w:hint="eastAsia" w:ascii="微软雅黑" w:hAnsi="微软雅黑" w:eastAsia="微软雅黑" w:cs="微软雅黑"/>
@@ -3203,6 +3203,172 @@
         <w:t>本报告只对本次采集样本负责。</w:t>
       </w:r>
     </w:p>
+    <w:tbl>
+      <w:tblPr>
+        <w:tblStyle w:val="20"/>
+        <w:tblpPr w:leftFromText="181" w:rightFromText="181" w:horzAnchor="page" w:tblpXSpec="center" w:tblpYSpec="bottom"/>
+        <w:tblOverlap w:val="never"/>
+        <w:tblW w:w="0" w:type="auto"/>
+        <w:jc w:val="center"/>
+        <w:tblBorders>
+          <w:top w:val="none" w:color="auto" w:sz="0" w:space="0"/>
+          <w:left w:val="none" w:color="auto" w:sz="0" w:space="0"/>
+          <w:bottom w:val="none" w:color="auto" w:sz="0" w:space="0"/>
+          <w:right w:val="none" w:color="auto" w:sz="0" w:space="0"/>
+          <w:insideH w:val="none" w:color="auto" w:sz="0" w:space="0"/>
+          <w:insideV w:val="none" w:color="auto" w:sz="0" w:space="0"/>
+        </w:tblBorders>
+        <w:tblLayout w:type="autofit"/>
+        <w:tblCellMar>
+          <w:top w:w="0" w:type="dxa"/>
+          <w:left w:w="108" w:type="dxa"/>
+          <w:bottom w:w="0" w:type="dxa"/>
+          <w:right w:w="108" w:type="dxa"/>
+        </w:tblCellMar>
+      </w:tblPr>
+      <w:tblGrid>
+        <w:gridCol w:w="3370"/>
+        <w:gridCol w:w="2958"/>
+        <w:gridCol w:w="2962"/>
+      </w:tblGrid>
+      <w:tr>
+        <w:tblPrEx>
+          <w:tblBorders>
+            <w:top w:val="none" w:color="auto" w:sz="0" w:space="0"/>
+            <w:left w:val="none" w:color="auto" w:sz="0" w:space="0"/>
+            <w:bottom w:val="none" w:color="auto" w:sz="0" w:space="0"/>
+            <w:right w:val="none" w:color="auto" w:sz="0" w:space="0"/>
+            <w:insideH w:val="none" w:color="auto" w:sz="0" w:space="0"/>
+            <w:insideV w:val="none" w:color="auto" w:sz="0" w:space="0"/>
+          </w:tblBorders>
+          <w:tblCellMar>
+            <w:top w:w="0" w:type="dxa"/>
+            <w:left w:w="108" w:type="dxa"/>
+            <w:bottom w:w="0" w:type="dxa"/>
+            <w:right w:w="108" w:type="dxa"/>
+          </w:tblCellMar>
+        </w:tblPrEx>
+        <w:trPr>
+          <w:jc w:val="center"/>
+        </w:trPr>
+        <w:tc>
+          <w:tcPr>
+            <w:tcW w:w="3370" w:type="dxa"/>
+          </w:tcPr>
+          <w:p>
+            <w:pPr>
+              <w:jc w:val="both"/>
+              <w:rPr>
+                <w:rFonts w:hint="eastAsia" w:ascii="微软雅黑" w:hAnsi="微软雅黑" w:eastAsia="微软雅黑" w:cs="微软雅黑"/>
+                <w:b/>
+                <w:bCs/>
+                <w:color w:val="244061"/>
+                <w:sz w:val="24"/>
+                <w:szCs w:val="32"/>
+                <w:vertAlign w:val="baseline"/>
+                <w:lang w:val="en-US" w:eastAsia="zh-CN"/>
+              </w:rPr>
+            </w:pPr>
+            <w:bookmarkStart w:id="4" w:name="_Toc22132"/>
+            <w:bookmarkStart w:id="5" w:name="_Toc499"/>
+            <w:bookmarkStart w:id="6" w:name="_Toc2781"/>
+            <w:bookmarkStart w:id="7" w:name="_Toc2819"/>
+            <w:bookmarkStart w:id="8" w:name="_Toc19898_WPSOffice_Level1"/>
+            <w:bookmarkStart w:id="9" w:name="_Toc20136_WPSOffice_Level1"/>
+            <w:r>
+              <w:rPr>
+                <w:rFonts w:hint="eastAsia" w:ascii="微软雅黑" w:hAnsi="微软雅黑" w:eastAsia="微软雅黑" w:cs="微软雅黑"/>
+                <w:b/>
+                <w:bCs/>
+                <w:color w:val="244061"/>
+                <w:sz w:val="24"/>
+                <w:szCs w:val="32"/>
+                <w:lang w:val="en-US" w:eastAsia="zh-CN"/>
+              </w:rPr>
+              <w:t>报告日期：</w:t>
+            </w:r>
+            <w:r>
+              <w:rPr>
+                <w:rFonts w:hint="eastAsia" w:ascii="微软雅黑" w:hAnsi="微软雅黑" w:eastAsia="微软雅黑" w:cs="微软雅黑"/>
+                <w:b w:val="0"/>
+                <w:bCs w:val="0"/>
+                <w:color w:val="auto"/>
+                <w:sz w:val="24"/>
+                <w:szCs w:val="32"/>
+                <w:vertAlign w:val="baseline"/>
+                <w:lang w:val="en-US" w:eastAsia="zh-CN"/>
+              </w:rPr>
+              <w:t>{{ reportdate }}</w:t>
+            </w:r>
+          </w:p>
+        </w:tc>
+        <w:tc>
+          <w:tcPr>
+            <w:tcW w:w="2958" w:type="dxa"/>
+            <w:vAlign w:val="top"/>
+          </w:tcPr>
+          <w:p>
+            <w:pPr>
+              <w:jc w:val="both"/>
+              <w:rPr>
+                <w:rFonts w:hint="eastAsia" w:ascii="微软雅黑" w:hAnsi="微软雅黑" w:eastAsia="微软雅黑" w:cs="微软雅黑"/>
+                <w:b/>
+                <w:bCs/>
+                <w:color w:val="244061"/>
+                <w:sz w:val="24"/>
+                <w:szCs w:val="32"/>
+                <w:vertAlign w:val="baseline"/>
+                <w:lang w:val="en-US" w:eastAsia="zh-CN"/>
+              </w:rPr>
+            </w:pPr>
+            <w:r>
+              <w:rPr>
+                <w:rFonts w:hint="eastAsia" w:ascii="微软雅黑" w:hAnsi="微软雅黑" w:eastAsia="微软雅黑" w:cs="微软雅黑"/>
+                <w:b/>
+                <w:bCs/>
+                <w:color w:val="244061"/>
+                <w:sz w:val="24"/>
+                <w:szCs w:val="32"/>
+                <w:lang w:val="en-US" w:eastAsia="zh-CN"/>
+              </w:rPr>
+              <w:t>检测者：</w:t>
+            </w:r>
+          </w:p>
+        </w:tc>
+        <w:tc>
+          <w:tcPr>
+            <w:tcW w:w="2962" w:type="dxa"/>
+          </w:tcPr>
+          <w:p>
+            <w:pPr>
+              <w:jc w:val="both"/>
+              <w:rPr>
+                <w:rFonts w:hint="eastAsia" w:ascii="微软雅黑" w:hAnsi="微软雅黑" w:eastAsia="微软雅黑" w:cs="微软雅黑"/>
+                <w:b/>
+                <w:bCs/>
+                <w:color w:val="244061"/>
+                <w:sz w:val="24"/>
+                <w:szCs w:val="32"/>
+                <w:vertAlign w:val="baseline"/>
+                <w:lang w:val="en-US" w:eastAsia="zh-CN"/>
+              </w:rPr>
+            </w:pPr>
+            <w:r>
+              <w:rPr>
+                <w:rFonts w:hint="eastAsia" w:ascii="微软雅黑" w:hAnsi="微软雅黑" w:eastAsia="微软雅黑" w:cs="微软雅黑"/>
+                <w:b/>
+                <w:bCs/>
+                <w:color w:val="244061"/>
+                <w:sz w:val="24"/>
+                <w:szCs w:val="32"/>
+                <w:lang w:val="en-US" w:eastAsia="zh-CN"/>
+              </w:rPr>
+              <w:t>审核者：</w:t>
+            </w:r>
+          </w:p>
+        </w:tc>
+      </w:tr>
+    </w:tbl>
     <w:p>
       <w:pPr>
         <w:rPr>
@@ -3215,15 +3381,9 @@
           <w:lang w:val="en-US" w:eastAsia="zh-CN"/>
         </w:rPr>
       </w:pPr>
-      <w:bookmarkStart w:id="4" w:name="_Toc2819"/>
-      <w:bookmarkStart w:id="5" w:name="_Toc22132"/>
-      <w:bookmarkStart w:id="6" w:name="_Toc19898_WPSOffice_Level1"/>
-      <w:bookmarkStart w:id="7" w:name="_Toc20136_WPSOffice_Level1"/>
-      <w:bookmarkStart w:id="8" w:name="_Toc499"/>
-      <w:bookmarkStart w:id="9" w:name="_Toc2781"/>
-    </w:p>
-    <w:p>
-      <w:pPr>
+      <w:bookmarkStart w:id="42" w:name="_GoBack"/>
+      <w:bookmarkEnd w:id="42"/>
+      <w:r>
         <w:rPr>
           <w:rFonts w:hint="eastAsia" w:ascii="微软雅黑" w:hAnsi="微软雅黑" w:eastAsia="微软雅黑" w:cs="微软雅黑"/>
           <w:b/>
@@ -3233,7 +3393,8 @@
           <w:szCs w:val="36"/>
           <w:lang w:val="en-US" w:eastAsia="zh-CN"/>
         </w:rPr>
-      </w:pPr>
+        <w:br w:type="page"/>
+      </w:r>
     </w:p>
     <w:p>
       <w:pPr>
@@ -3293,12 +3454,12 @@
           <w:color w:val="254061" w:themeColor="accent1" w:themeShade="80"/>
         </w:rPr>
       </w:pPr>
-      <w:bookmarkStart w:id="10" w:name="_Toc3049"/>
-      <w:bookmarkStart w:id="11" w:name="_Toc11015_WPSOffice_Level2"/>
-      <w:bookmarkStart w:id="12" w:name="_Toc18062_WPSOffice_Level2"/>
+      <w:bookmarkStart w:id="10" w:name="_Toc23375"/>
+      <w:bookmarkStart w:id="11" w:name="_Toc9088"/>
+      <w:bookmarkStart w:id="12" w:name="_Toc3049"/>
       <w:bookmarkStart w:id="13" w:name="_Toc10877"/>
-      <w:bookmarkStart w:id="14" w:name="_Toc23375"/>
-      <w:bookmarkStart w:id="15" w:name="_Toc9088"/>
+      <w:bookmarkStart w:id="14" w:name="_Toc11015_WPSOffice_Level2"/>
+      <w:bookmarkStart w:id="15" w:name="_Toc18062_WPSOffice_Level2"/>
       <w:r>
         <w:rPr>
           <w:rFonts w:hint="eastAsia" w:ascii="微软雅黑" w:hAnsi="微软雅黑" w:eastAsia="微软雅黑" w:cs="微软雅黑"/>
@@ -3444,12 +3605,6 @@
             <w:insideH w:val="dashed" w:color="244061" w:sz="4" w:space="0"/>
             <w:insideV w:val="dashed" w:color="244061" w:sz="4" w:space="0"/>
           </w:tblBorders>
-          <w:tblCellMar>
-            <w:top w:w="0" w:type="dxa"/>
-            <w:left w:w="0" w:type="dxa"/>
-            <w:bottom w:w="0" w:type="dxa"/>
-            <w:right w:w="0" w:type="dxa"/>
-          </w:tblCellMar>
         </w:tblPrEx>
         <w:trPr>
           <w:trHeight w:val="510" w:hRule="atLeast"/>
@@ -7819,10 +7974,10 @@
           <w:lang w:val="en-US" w:eastAsia="zh-CN"/>
         </w:rPr>
       </w:pPr>
-      <w:bookmarkStart w:id="16" w:name="_Toc20034"/>
-      <w:bookmarkStart w:id="17" w:name="_Toc9387"/>
-      <w:bookmarkStart w:id="18" w:name="_Toc10223"/>
-      <w:bookmarkStart w:id="19" w:name="_Toc106719764"/>
+      <w:bookmarkStart w:id="16" w:name="_Toc10223"/>
+      <w:bookmarkStart w:id="17" w:name="_Toc106719764"/>
+      <w:bookmarkStart w:id="18" w:name="_Toc9387"/>
+      <w:bookmarkStart w:id="19" w:name="_Toc20034"/>
       <w:r>
         <w:rPr>
           <w:rFonts w:hint="eastAsia" w:ascii="微软雅黑" w:hAnsi="微软雅黑" w:eastAsia="微软雅黑" w:cs="微软雅黑"/>
@@ -8341,7 +8496,6 @@
             <w:insideH w:val="dashed" w:color="244061" w:sz="4" w:space="0"/>
             <w:insideV w:val="dashed" w:color="244061" w:sz="4" w:space="0"/>
           </w:tblBorders>
-          <w:shd w:val="clear" w:color="auto" w:fill="auto"/>
           <w:tblCellMar>
             <w:top w:w="0" w:type="dxa"/>
             <w:left w:w="108" w:type="dxa"/>
@@ -8511,7 +8665,6 @@
             <w:insideH w:val="dashed" w:color="244061" w:sz="4" w:space="0"/>
             <w:insideV w:val="dashed" w:color="244061" w:sz="4" w:space="0"/>
           </w:tblBorders>
-          <w:shd w:val="clear" w:color="auto" w:fill="auto"/>
           <w:tblCellMar>
             <w:top w:w="0" w:type="dxa"/>
             <w:left w:w="108" w:type="dxa"/>
@@ -8763,7 +8916,6 @@
             <w:insideH w:val="dashed" w:color="244061" w:sz="4" w:space="0"/>
             <w:insideV w:val="dashed" w:color="244061" w:sz="4" w:space="0"/>
           </w:tblBorders>
-          <w:shd w:val="clear" w:color="auto" w:fill="auto"/>
           <w:tblCellMar>
             <w:top w:w="0" w:type="dxa"/>
             <w:left w:w="108" w:type="dxa"/>
@@ -11011,10 +11163,10 @@
           <w:shd w:val="clear" w:color="auto" w:fill="1F3864"/>
         </w:rPr>
       </w:pPr>
-      <w:bookmarkStart w:id="20" w:name="_Toc534637498"/>
-      <w:bookmarkStart w:id="21" w:name="_Toc527112385"/>
-      <w:bookmarkStart w:id="22" w:name="_Toc25428"/>
-      <w:bookmarkStart w:id="23" w:name="_Toc526855037"/>
+      <w:bookmarkStart w:id="20" w:name="_Toc526855037"/>
+      <w:bookmarkStart w:id="21" w:name="_Toc534637498"/>
+      <w:bookmarkStart w:id="22" w:name="_Toc527112385"/>
+      <w:bookmarkStart w:id="23" w:name="_Toc25428"/>
       <w:r>
         <w:rPr>
           <w:rFonts w:hint="eastAsia" w:ascii="微软雅黑" w:hAnsi="微软雅黑" w:eastAsia="微软雅黑" w:cs="微软雅黑"/>
@@ -11072,8 +11224,8 @@
       </w:pPr>
       <w:bookmarkStart w:id="24" w:name="_Toc6468"/>
       <w:bookmarkStart w:id="25" w:name="_Toc4331_WPSOffice_Level2"/>
-      <w:bookmarkStart w:id="26" w:name="_Toc23606"/>
-      <w:bookmarkStart w:id="27" w:name="_Toc22255"/>
+      <w:bookmarkStart w:id="26" w:name="_Toc22255"/>
+      <w:bookmarkStart w:id="27" w:name="_Toc23606"/>
       <w:bookmarkStart w:id="28" w:name="_Toc32443_WPSOffice_Level2"/>
       <w:r>
         <w:rPr>
@@ -11231,9 +11383,9 @@
           </w14:textFill>
         </w:rPr>
       </w:pPr>
-      <w:bookmarkStart w:id="29" w:name="_Toc6931_WPSOffice_Level3"/>
-      <w:bookmarkStart w:id="30" w:name="_Toc18091_WPSOffice_Level3"/>
-      <w:bookmarkStart w:id="31" w:name="_Toc15289_WPSOffice_Level3"/>
+      <w:bookmarkStart w:id="29" w:name="_Toc18091_WPSOffice_Level3"/>
+      <w:bookmarkStart w:id="30" w:name="_Toc15289_WPSOffice_Level3"/>
+      <w:bookmarkStart w:id="31" w:name="_Toc6931_WPSOffice_Level3"/>
       <w:r>
         <w:rPr>
           <w:rFonts w:hint="eastAsia" w:ascii="Times New Roman" w:hAnsi="Times New Roman" w:eastAsia="微软雅黑" w:cs="Times New Roman"/>
@@ -14948,6 +15100,12 @@
             <w:insideH w:val="dotted" w:color="45A3A7" w:sz="4" w:space="0"/>
             <w:insideV w:val="dotted" w:color="45A3A7" w:sz="4" w:space="0"/>
           </w:tblBorders>
+          <w:tblCellMar>
+            <w:top w:w="0" w:type="dxa"/>
+            <w:left w:w="108" w:type="dxa"/>
+            <w:bottom w:w="0" w:type="dxa"/>
+            <w:right w:w="108" w:type="dxa"/>
+          </w:tblCellMar>
         </w:tblPrEx>
         <w:trPr>
           <w:trHeight w:val="417" w:hRule="atLeast"/>
@@ -18208,8 +18366,8 @@
         </w:rPr>
       </w:pPr>
       <w:bookmarkStart w:id="32" w:name="_Toc527112386"/>
-      <w:bookmarkStart w:id="33" w:name="_Toc526855038"/>
-      <w:bookmarkStart w:id="34" w:name="_Toc534637499"/>
+      <w:bookmarkStart w:id="33" w:name="_Toc534637499"/>
+      <w:bookmarkStart w:id="34" w:name="_Toc526855038"/>
       <w:r>
         <w:rPr>
           <w:rFonts w:hint="eastAsia" w:ascii="微软雅黑" w:hAnsi="微软雅黑" w:eastAsia="微软雅黑" w:cs="微软雅黑"/>
@@ -20675,13 +20833,13 @@
           <w:lang w:val="en-US" w:eastAsia="zh-CN"/>
         </w:rPr>
       </w:pPr>
-      <w:bookmarkStart w:id="35" w:name="_Toc30533"/>
-      <w:bookmarkStart w:id="36" w:name="_Toc22484_WPSOffice_Level1"/>
-      <w:bookmarkStart w:id="37" w:name="_Toc19099"/>
-      <w:bookmarkStart w:id="38" w:name="_Toc16368_WPSOffice_Level1"/>
-      <w:bookmarkStart w:id="39" w:name="_Toc22458"/>
-      <w:bookmarkStart w:id="40" w:name="_Toc7549"/>
-      <w:bookmarkStart w:id="41" w:name="_Toc28910_WPSOffice_Level1"/>
+      <w:bookmarkStart w:id="35" w:name="_Toc22484_WPSOffice_Level1"/>
+      <w:bookmarkStart w:id="36" w:name="_Toc7549"/>
+      <w:bookmarkStart w:id="37" w:name="_Toc28910_WPSOffice_Level1"/>
+      <w:bookmarkStart w:id="38" w:name="_Toc19099"/>
+      <w:bookmarkStart w:id="39" w:name="_Toc30533"/>
+      <w:bookmarkStart w:id="40" w:name="_Toc16368_WPSOffice_Level1"/>
+      <w:bookmarkStart w:id="41" w:name="_Toc22458"/>
       <w:r>
         <w:rPr>
           <w:rFonts w:hint="eastAsia" w:ascii="微软雅黑" w:hAnsi="微软雅黑" w:eastAsia="微软雅黑" w:cs="微软雅黑"/>
@@ -21313,7 +21471,6 @@
           <w:lang w:val="en-US" w:eastAsia="zh-CN"/>
         </w:rPr>
       </w:pPr>
-      <w:bookmarkStart w:id="42" w:name="_GoBack"/>
       <w:r>
         <w:rPr>
           <w:rFonts w:hint="eastAsia" w:ascii="微软雅黑" w:hAnsi="微软雅黑" w:eastAsia="微软雅黑" w:cs="微软雅黑"/>
@@ -21324,7 +21481,6 @@
         <w:t>肿瘤基因突变具有时间和空间上的异质性，不同取样部位或不同取样时间的样本突变谱可能不同，本报告只对本次采集样本负责。</w:t>
       </w:r>
     </w:p>
-    <w:bookmarkEnd w:id="42"/>
     <w:sectPr>
       <w:headerReference r:id="rId5" w:type="default"/>
       <w:footerReference r:id="rId6" w:type="default"/>

--- a/WebContent/docx/KIT_PDGFRA基因检测报告-三峡.docx
+++ b/WebContent/docx/KIT_PDGFRA基因检测报告-三峡.docx
@@ -214,7 +214,7 @@
           </w:tcPr>
           <w:p>
             <w:pPr>
-              <w:jc w:val="left"/>
+              <w:jc w:val="center"/>
               <w:rPr>
                 <w:rFonts w:ascii="Times New Roman" w:hAnsi="Times New Roman" w:eastAsia="微软雅黑" w:cs="Times New Roman"/>
                 <w:b/>
@@ -227,7 +227,7 @@
             </w:pPr>
             <w:r>
               <w:rPr>
-                <w:rFonts w:ascii="黑体" w:hAnsi="黑体" w:eastAsia="黑体" w:cs="黑体"/>
+                <w:rFonts w:hint="eastAsia" w:ascii="微软雅黑" w:hAnsi="微软雅黑" w:eastAsia="微软雅黑" w:cs="微软雅黑"/>
                 <w:b/>
                 <w:bCs/>
                 <w:color w:val="254061" w:themeColor="accent1" w:themeShade="80"/>
@@ -238,7 +238,7 @@
             </w:r>
             <w:r>
               <w:rPr>
-                <w:rFonts w:hint="eastAsia" w:ascii="黑体" w:hAnsi="黑体" w:eastAsia="黑体" w:cs="黑体"/>
+                <w:rFonts w:hint="eastAsia" w:ascii="微软雅黑" w:hAnsi="微软雅黑" w:eastAsia="微软雅黑" w:cs="微软雅黑"/>
                 <w:b/>
                 <w:bCs/>
                 <w:color w:val="254061" w:themeColor="accent1" w:themeShade="80"/>
@@ -250,7 +250,7 @@
             </w:r>
             <w:r>
               <w:rPr>
-                <w:rFonts w:ascii="黑体" w:hAnsi="黑体" w:eastAsia="黑体" w:cs="黑体"/>
+                <w:rFonts w:hint="eastAsia" w:ascii="微软雅黑" w:hAnsi="微软雅黑" w:eastAsia="微软雅黑" w:cs="微软雅黑"/>
                 <w:b/>
                 <w:bCs/>
                 <w:color w:val="254061" w:themeColor="accent1" w:themeShade="80"/>
@@ -338,7 +338,7 @@
               <w:bidi w:val="0"/>
               <w:adjustRightInd/>
               <w:snapToGrid/>
-              <w:jc w:val="both"/>
+              <w:jc w:val="center"/>
               <w:textAlignment w:val="auto"/>
               <w:rPr>
                 <w:rFonts w:ascii="Times New Roman" w:hAnsi="Times New Roman" w:eastAsia="微软雅黑" w:cs="Times New Roman"/>
@@ -352,7 +352,7 @@
             </w:pPr>
             <w:r>
               <w:rPr>
-                <w:rFonts w:hint="eastAsia" w:ascii="黑体" w:hAnsi="黑体" w:eastAsia="黑体" w:cs="黑体"/>
+                <w:rFonts w:hint="eastAsia" w:ascii="微软雅黑" w:hAnsi="微软雅黑" w:eastAsia="微软雅黑" w:cs="微软雅黑"/>
                 <w:b/>
                 <w:bCs/>
                 <w:color w:val="254061" w:themeColor="accent1" w:themeShade="80"/>
@@ -360,30 +360,7 @@
                 <w:szCs w:val="32"/>
                 <w:lang w:val="en-US" w:eastAsia="zh-CN"/>
               </w:rPr>
-              <w:t>KIT PDGFRA基因检测报告</w:t>
-            </w:r>
-            <w:r>
-              <w:rPr>
-                <w:rFonts w:hint="eastAsia" w:ascii="黑体" w:hAnsi="黑体" w:eastAsia="黑体" w:cs="黑体"/>
-                <w:b/>
-                <w:bCs/>
-                <w:color w:val="254061" w:themeColor="accent1" w:themeShade="80"/>
-                <w:sz w:val="32"/>
-                <w:szCs w:val="32"/>
-              </w:rPr>
-              <w:t>{% if PDInfo != undefined %}</w:t>
-            </w:r>
-            <w:r>
-              <w:rPr>
-                <w:rFonts w:hint="eastAsia" w:ascii="黑体" w:hAnsi="黑体" w:eastAsia="黑体" w:cs="黑体"/>
-                <w:b/>
-                <w:bCs/>
-                <w:color w:val="254061" w:themeColor="accent1" w:themeShade="80"/>
-                <w:sz w:val="32"/>
-                <w:szCs w:val="32"/>
-                <w:lang w:val="en-US" w:eastAsia="zh-CN"/>
-              </w:rPr>
-              <w:t>（含PD-L1）{% endif %}</w:t>
+              <w:t>分子检测报告单</w:t>
             </w:r>
           </w:p>
         </w:tc>
@@ -402,25 +379,12 @@
         </w:rPr>
       </w:pPr>
     </w:p>
-    <w:p>
-      <w:pPr>
-        <w:jc w:val="both"/>
-        <w:rPr>
-          <w:rFonts w:ascii="黑体" w:hAnsi="黑体" w:eastAsia="黑体" w:cs="黑体"/>
-          <w:b/>
-          <w:bCs/>
-          <w:color w:val="1F497D"/>
-          <w:sz w:val="24"/>
-          <w:szCs w:val="24"/>
-        </w:rPr>
-      </w:pPr>
-    </w:p>
     <w:tbl>
       <w:tblPr>
         <w:tblStyle w:val="19"/>
-        <w:tblW w:w="9672" w:type="dxa"/>
+        <w:tblW w:w="0" w:type="auto"/>
         <w:jc w:val="center"/>
-        <w:tblLayout w:type="fixed"/>
+        <w:tblLayout w:type="autofit"/>
         <w:tblCellMar>
           <w:top w:w="0" w:type="dxa"/>
           <w:left w:w="0" w:type="dxa"/>
@@ -429,15 +393,14 @@
         </w:tblCellMar>
       </w:tblPr>
       <w:tblGrid>
-        <w:gridCol w:w="1182"/>
-        <w:gridCol w:w="951"/>
-        <w:gridCol w:w="764"/>
-        <w:gridCol w:w="704"/>
-        <w:gridCol w:w="779"/>
-        <w:gridCol w:w="779"/>
-        <w:gridCol w:w="1334"/>
-        <w:gridCol w:w="1091"/>
-        <w:gridCol w:w="2088"/>
+        <w:gridCol w:w="1177"/>
+        <w:gridCol w:w="1039"/>
+        <w:gridCol w:w="1040"/>
+        <w:gridCol w:w="1037"/>
+        <w:gridCol w:w="1039"/>
+        <w:gridCol w:w="1039"/>
+        <w:gridCol w:w="1030"/>
+        <w:gridCol w:w="2271"/>
       </w:tblGrid>
       <w:tr>
         <w:tblPrEx>
@@ -449,17 +412,17 @@
           </w:tblCellMar>
         </w:tblPrEx>
         <w:trPr>
-          <w:trHeight w:val="402" w:hRule="atLeast"/>
+          <w:trHeight w:val="430" w:hRule="atLeast"/>
           <w:jc w:val="center"/>
         </w:trPr>
         <w:tc>
           <w:tcPr>
-            <w:tcW w:w="1182" w:type="dxa"/>
+            <w:tcW w:w="1323" w:type="dxa"/>
             <w:tcBorders>
-              <w:top w:val="single" w:color="000000" w:sz="8" w:space="0"/>
+              <w:top w:val="single" w:color="auto" w:sz="4" w:space="0"/>
               <w:left w:val="nil"/>
-              <w:bottom w:val="single" w:color="000000" w:sz="8" w:space="0"/>
-              <w:right w:val="single" w:color="000000" w:sz="8" w:space="0"/>
+              <w:bottom w:val="single" w:color="auto" w:sz="4" w:space="0"/>
+              <w:right w:val="single" w:color="auto" w:sz="4" w:space="0"/>
             </w:tcBorders>
             <w:noWrap/>
             <w:tcMar>
@@ -471,24 +434,39 @@
           </w:tcPr>
           <w:p>
             <w:pPr>
+              <w:keepNext w:val="0"/>
+              <w:keepLines w:val="0"/>
+              <w:pageBreakBefore w:val="0"/>
               <w:widowControl/>
+              <w:kinsoku/>
+              <w:wordWrap/>
+              <w:overflowPunct/>
+              <w:topLinePunct w:val="0"/>
+              <w:autoSpaceDE/>
+              <w:autoSpaceDN/>
+              <w:bidi w:val="0"/>
+              <w:adjustRightInd/>
+              <w:snapToGrid/>
+              <w:spacing w:beforeAutospacing="0" w:afterAutospacing="0" w:line="240" w:lineRule="auto"/>
               <w:jc w:val="center"/>
               <w:textAlignment w:val="center"/>
               <w:rPr>
+                <w:rFonts w:hint="eastAsia" w:ascii="微软雅黑" w:hAnsi="微软雅黑" w:eastAsia="微软雅黑" w:cs="微软雅黑"/>
                 <w:b/>
                 <w:color w:val="000000"/>
                 <w:sz w:val="21"/>
                 <w:szCs w:val="21"/>
-                <w:lang w:bidi="ar"/>
-              </w:rPr>
-            </w:pPr>
-            <w:r>
-              <w:rPr>
+                <w:lang w:val="en-US" w:eastAsia="zh-CN" w:bidi="ar"/>
+              </w:rPr>
+            </w:pPr>
+            <w:r>
+              <w:rPr>
+                <w:rFonts w:hint="eastAsia" w:ascii="微软雅黑" w:hAnsi="微软雅黑" w:eastAsia="微软雅黑" w:cs="微软雅黑"/>
                 <w:b/>
                 <w:color w:val="000000"/>
                 <w:sz w:val="21"/>
                 <w:szCs w:val="21"/>
-                <w:lang w:bidi="ar"/>
+                <w:lang w:val="en-US" w:eastAsia="zh-CN" w:bidi="ar"/>
               </w:rPr>
               <w:t>姓名</w:t>
             </w:r>
@@ -496,12 +474,12 @@
         </w:tc>
         <w:tc>
           <w:tcPr>
-            <w:tcW w:w="951" w:type="dxa"/>
+            <w:tcW w:w="1191" w:type="dxa"/>
             <w:tcBorders>
-              <w:top w:val="single" w:color="000000" w:sz="8" w:space="0"/>
-              <w:left w:val="single" w:color="000000" w:sz="8" w:space="0"/>
-              <w:bottom w:val="single" w:color="000000" w:sz="8" w:space="0"/>
-              <w:right w:val="single" w:color="000000" w:sz="8" w:space="0"/>
+              <w:top w:val="single" w:color="auto" w:sz="4" w:space="0"/>
+              <w:left w:val="single" w:color="auto" w:sz="4" w:space="0"/>
+              <w:bottom w:val="single" w:color="auto" w:sz="4" w:space="0"/>
+              <w:right w:val="single" w:color="auto" w:sz="4" w:space="0"/>
             </w:tcBorders>
             <w:noWrap/>
             <w:tcMar>
@@ -513,38 +491,53 @@
           </w:tcPr>
           <w:p>
             <w:pPr>
+              <w:keepNext w:val="0"/>
+              <w:keepLines w:val="0"/>
+              <w:pageBreakBefore w:val="0"/>
               <w:widowControl/>
+              <w:kinsoku/>
+              <w:wordWrap/>
+              <w:overflowPunct/>
+              <w:topLinePunct w:val="0"/>
+              <w:autoSpaceDE/>
+              <w:autoSpaceDN/>
+              <w:bidi w:val="0"/>
+              <w:adjustRightInd/>
+              <w:snapToGrid/>
+              <w:spacing w:beforeAutospacing="0" w:afterAutospacing="0" w:line="240" w:lineRule="auto"/>
               <w:jc w:val="center"/>
               <w:textAlignment w:val="center"/>
               <w:rPr>
+                <w:rFonts w:hint="eastAsia" w:ascii="微软雅黑" w:hAnsi="微软雅黑" w:eastAsia="微软雅黑" w:cs="微软雅黑"/>
                 <w:b/>
                 <w:color w:val="000000"/>
                 <w:sz w:val="21"/>
                 <w:szCs w:val="21"/>
+                <w:lang w:eastAsia="zh-CN" w:bidi="ar"/>
+              </w:rPr>
+            </w:pPr>
+            <w:r>
+              <w:rPr>
+                <w:rFonts w:hint="eastAsia" w:ascii="微软雅黑" w:hAnsi="微软雅黑" w:eastAsia="微软雅黑" w:cs="微软雅黑"/>
+                <w:b w:val="0"/>
+                <w:bCs/>
+                <w:color w:val="000000"/>
+                <w:sz w:val="21"/>
+                <w:szCs w:val="21"/>
                 <w:lang w:bidi="ar"/>
               </w:rPr>
-            </w:pPr>
-            <w:r>
-              <w:rPr>
-                <w:rFonts w:hint="eastAsia"/>
-                <w:b/>
-                <w:color w:val="000000"/>
-                <w:sz w:val="21"/>
-                <w:szCs w:val="21"/>
-                <w:lang w:bidi="ar"/>
-              </w:rPr>
               <w:t>{{ client }}</w:t>
             </w:r>
           </w:p>
         </w:tc>
         <w:tc>
           <w:tcPr>
-            <w:tcW w:w="764" w:type="dxa"/>
+            <w:tcW w:w="1193" w:type="dxa"/>
             <w:tcBorders>
-              <w:top w:val="single" w:color="000000" w:sz="8" w:space="0"/>
-              <w:left w:val="single" w:color="000000" w:sz="8" w:space="0"/>
-              <w:bottom w:val="single" w:color="000000" w:sz="8" w:space="0"/>
-              <w:right w:val="single" w:color="000000" w:sz="8" w:space="0"/>
+              <w:top w:val="single" w:color="auto" w:sz="4" w:space="0"/>
+              <w:left w:val="single" w:color="auto" w:sz="4" w:space="0"/>
+              <w:bottom w:val="single" w:color="auto" w:sz="4" w:space="0"/>
+              <w:right w:val="single" w:color="auto" w:sz="4" w:space="0"/>
             </w:tcBorders>
             <w:noWrap/>
             <w:tcMar>
@@ -556,10 +549,24 @@
           </w:tcPr>
           <w:p>
             <w:pPr>
+              <w:keepNext w:val="0"/>
+              <w:keepLines w:val="0"/>
+              <w:pageBreakBefore w:val="0"/>
               <w:widowControl/>
+              <w:kinsoku/>
+              <w:wordWrap/>
+              <w:overflowPunct/>
+              <w:topLinePunct w:val="0"/>
+              <w:autoSpaceDE/>
+              <w:autoSpaceDN/>
+              <w:bidi w:val="0"/>
+              <w:adjustRightInd/>
+              <w:snapToGrid/>
+              <w:spacing w:beforeAutospacing="0" w:afterAutospacing="0" w:line="240" w:lineRule="auto"/>
               <w:jc w:val="center"/>
               <w:textAlignment w:val="center"/>
               <w:rPr>
+                <w:rFonts w:hint="eastAsia" w:ascii="微软雅黑" w:hAnsi="微软雅黑" w:eastAsia="微软雅黑" w:cs="微软雅黑"/>
                 <w:b/>
                 <w:color w:val="000000"/>
                 <w:sz w:val="21"/>
@@ -569,6 +576,7 @@
             </w:pPr>
             <w:r>
               <w:rPr>
+                <w:rFonts w:hint="eastAsia" w:ascii="微软雅黑" w:hAnsi="微软雅黑" w:eastAsia="微软雅黑" w:cs="微软雅黑"/>
                 <w:b/>
                 <w:color w:val="000000"/>
                 <w:sz w:val="21"/>
@@ -581,12 +589,12 @@
         </w:tc>
         <w:tc>
           <w:tcPr>
-            <w:tcW w:w="704" w:type="dxa"/>
+            <w:tcW w:w="1189" w:type="dxa"/>
             <w:tcBorders>
-              <w:top w:val="single" w:color="000000" w:sz="8" w:space="0"/>
-              <w:left w:val="single" w:color="000000" w:sz="8" w:space="0"/>
-              <w:bottom w:val="single" w:color="000000" w:sz="8" w:space="0"/>
-              <w:right w:val="single" w:color="000000" w:sz="8" w:space="0"/>
+              <w:top w:val="single" w:color="auto" w:sz="4" w:space="0"/>
+              <w:left w:val="single" w:color="auto" w:sz="4" w:space="0"/>
+              <w:bottom w:val="single" w:color="auto" w:sz="4" w:space="0"/>
+              <w:right w:val="single" w:color="auto" w:sz="4" w:space="0"/>
             </w:tcBorders>
             <w:noWrap/>
             <w:tcMar>
@@ -598,10 +606,24 @@
           </w:tcPr>
           <w:p>
             <w:pPr>
+              <w:keepNext w:val="0"/>
+              <w:keepLines w:val="0"/>
+              <w:pageBreakBefore w:val="0"/>
               <w:widowControl/>
+              <w:kinsoku/>
+              <w:wordWrap/>
+              <w:overflowPunct/>
+              <w:topLinePunct w:val="0"/>
+              <w:autoSpaceDE/>
+              <w:autoSpaceDN/>
+              <w:bidi w:val="0"/>
+              <w:adjustRightInd/>
+              <w:snapToGrid/>
+              <w:spacing w:beforeAutospacing="0" w:afterAutospacing="0" w:line="240" w:lineRule="auto"/>
               <w:jc w:val="center"/>
               <w:textAlignment w:val="center"/>
               <w:rPr>
+                <w:rFonts w:hint="eastAsia" w:ascii="微软雅黑" w:hAnsi="微软雅黑" w:eastAsia="微软雅黑" w:cs="微软雅黑"/>
                 <w:b/>
                 <w:color w:val="000000"/>
                 <w:sz w:val="21"/>
@@ -611,9 +633,9 @@
             </w:pPr>
             <w:r>
               <w:rPr>
-                <w:rFonts w:hint="eastAsia" w:ascii="宋体" w:hAnsi="宋体" w:eastAsia="宋体" w:cs="宋体"/>
-                <w:b/>
-                <w:bCs w:val="0"/>
+                <w:rFonts w:hint="eastAsia" w:ascii="微软雅黑" w:hAnsi="微软雅黑" w:eastAsia="微软雅黑" w:cs="微软雅黑"/>
+                <w:b w:val="0"/>
+                <w:bCs/>
                 <w:color w:val="000000"/>
                 <w:sz w:val="21"/>
                 <w:szCs w:val="21"/>
@@ -625,12 +647,12 @@
         </w:tc>
         <w:tc>
           <w:tcPr>
-            <w:tcW w:w="779" w:type="dxa"/>
+            <w:tcW w:w="1191" w:type="dxa"/>
             <w:tcBorders>
-              <w:top w:val="single" w:color="000000" w:sz="8" w:space="0"/>
-              <w:left w:val="single" w:color="000000" w:sz="8" w:space="0"/>
-              <w:bottom w:val="single" w:color="000000" w:sz="8" w:space="0"/>
-              <w:right w:val="single" w:color="000000" w:sz="8" w:space="0"/>
+              <w:top w:val="single" w:color="auto" w:sz="4" w:space="0"/>
+              <w:left w:val="single" w:color="auto" w:sz="4" w:space="0"/>
+              <w:bottom w:val="single" w:color="auto" w:sz="4" w:space="0"/>
+              <w:right w:val="single" w:color="auto" w:sz="4" w:space="0"/>
             </w:tcBorders>
             <w:noWrap/>
             <w:tcMar>
@@ -642,23 +664,40 @@
           </w:tcPr>
           <w:p>
             <w:pPr>
+              <w:keepNext w:val="0"/>
+              <w:keepLines w:val="0"/>
+              <w:pageBreakBefore w:val="0"/>
               <w:widowControl/>
+              <w:kinsoku/>
+              <w:wordWrap/>
+              <w:overflowPunct/>
+              <w:topLinePunct w:val="0"/>
+              <w:autoSpaceDE/>
+              <w:autoSpaceDN/>
+              <w:bidi w:val="0"/>
+              <w:adjustRightInd/>
+              <w:snapToGrid/>
+              <w:spacing w:beforeAutospacing="0" w:afterAutospacing="0" w:line="240" w:lineRule="auto"/>
               <w:jc w:val="center"/>
               <w:textAlignment w:val="center"/>
               <w:rPr>
+                <w:rFonts w:hint="eastAsia" w:ascii="微软雅黑" w:hAnsi="微软雅黑" w:eastAsia="微软雅黑" w:cs="微软雅黑"/>
                 <w:b/>
                 <w:color w:val="000000"/>
                 <w:sz w:val="21"/>
                 <w:szCs w:val="21"/>
+                <w:highlight w:val="none"/>
                 <w:lang w:bidi="ar"/>
               </w:rPr>
             </w:pPr>
             <w:r>
               <w:rPr>
+                <w:rFonts w:hint="eastAsia" w:ascii="微软雅黑" w:hAnsi="微软雅黑" w:eastAsia="微软雅黑" w:cs="微软雅黑"/>
                 <w:b/>
                 <w:color w:val="000000"/>
                 <w:sz w:val="21"/>
                 <w:szCs w:val="21"/>
+                <w:highlight w:val="none"/>
                 <w:lang w:bidi="ar"/>
               </w:rPr>
               <w:t>年龄</w:t>
@@ -667,12 +706,12 @@
         </w:tc>
         <w:tc>
           <w:tcPr>
-            <w:tcW w:w="779" w:type="dxa"/>
+            <w:tcW w:w="1191" w:type="dxa"/>
             <w:tcBorders>
-              <w:top w:val="single" w:color="000000" w:sz="8" w:space="0"/>
-              <w:left w:val="single" w:color="000000" w:sz="8" w:space="0"/>
-              <w:bottom w:val="single" w:color="000000" w:sz="8" w:space="0"/>
-              <w:right w:val="single" w:color="000000" w:sz="8" w:space="0"/>
+              <w:top w:val="single" w:color="auto" w:sz="4" w:space="0"/>
+              <w:left w:val="single" w:color="auto" w:sz="4" w:space="0"/>
+              <w:bottom w:val="single" w:color="auto" w:sz="4" w:space="0"/>
+              <w:right w:val="single" w:color="auto" w:sz="4" w:space="0"/>
             </w:tcBorders>
             <w:noWrap/>
             <w:tcMar>
@@ -684,37 +723,54 @@
           </w:tcPr>
           <w:p>
             <w:pPr>
+              <w:keepNext w:val="0"/>
+              <w:keepLines w:val="0"/>
+              <w:pageBreakBefore w:val="0"/>
               <w:widowControl/>
+              <w:kinsoku/>
+              <w:wordWrap/>
+              <w:overflowPunct/>
+              <w:topLinePunct w:val="0"/>
+              <w:autoSpaceDE/>
+              <w:autoSpaceDN/>
+              <w:bidi w:val="0"/>
+              <w:adjustRightInd/>
+              <w:snapToGrid/>
+              <w:spacing w:beforeAutospacing="0" w:afterAutospacing="0" w:line="240" w:lineRule="auto"/>
               <w:jc w:val="center"/>
               <w:textAlignment w:val="center"/>
               <w:rPr>
+                <w:rFonts w:hint="eastAsia" w:ascii="微软雅黑" w:hAnsi="微软雅黑" w:eastAsia="微软雅黑" w:cs="微软雅黑"/>
                 <w:b/>
                 <w:color w:val="000000"/>
                 <w:sz w:val="21"/>
                 <w:szCs w:val="21"/>
+                <w:highlight w:val="none"/>
                 <w:lang w:bidi="ar"/>
               </w:rPr>
             </w:pPr>
             <w:r>
               <w:rPr>
-                <w:rFonts w:hint="default" w:ascii="Times New Roman" w:hAnsi="Times New Roman" w:eastAsia="宋体" w:cs="Times New Roman"/>
-                <w:b/>
-                <w:bCs w:val="0"/>
+                <w:rFonts w:hint="eastAsia" w:ascii="微软雅黑" w:hAnsi="微软雅黑" w:eastAsia="微软雅黑" w:cs="微软雅黑"/>
+                <w:b w:val="0"/>
+                <w:bCs/>
                 <w:color w:val="000000"/>
                 <w:sz w:val="21"/>
                 <w:szCs w:val="21"/>
+                <w:highlight w:val="none"/>
                 <w:lang w:eastAsia="zh-CN"/>
               </w:rPr>
               <w:t>{{ age }}</w:t>
             </w:r>
             <w:r>
               <w:rPr>
-                <w:rFonts w:hint="default" w:ascii="Times New Roman" w:hAnsi="Times New Roman" w:eastAsia="宋体" w:cs="Times New Roman"/>
-                <w:b/>
-                <w:bCs w:val="0"/>
+                <w:rFonts w:hint="eastAsia" w:ascii="微软雅黑" w:hAnsi="微软雅黑" w:eastAsia="微软雅黑" w:cs="微软雅黑"/>
+                <w:b w:val="0"/>
+                <w:bCs/>
                 <w:color w:val="000000"/>
                 <w:sz w:val="21"/>
                 <w:szCs w:val="21"/>
+                <w:highlight w:val="none"/>
                 <w:lang w:bidi="ar"/>
               </w:rPr>
               <w:t>岁</w:t>
@@ -723,12 +779,12 @@
         </w:tc>
         <w:tc>
           <w:tcPr>
-            <w:tcW w:w="1334" w:type="dxa"/>
+            <w:tcW w:w="1181" w:type="dxa"/>
             <w:tcBorders>
-              <w:top w:val="single" w:color="000000" w:sz="8" w:space="0"/>
-              <w:left w:val="single" w:color="000000" w:sz="8" w:space="0"/>
-              <w:bottom w:val="single" w:color="000000" w:sz="8" w:space="0"/>
-              <w:right w:val="single" w:color="000000" w:sz="8" w:space="0"/>
+              <w:top w:val="single" w:color="auto" w:sz="4" w:space="0"/>
+              <w:left w:val="single" w:color="auto" w:sz="4" w:space="0"/>
+              <w:bottom w:val="single" w:color="auto" w:sz="4" w:space="0"/>
+              <w:right w:val="single" w:color="auto" w:sz="4" w:space="0"/>
             </w:tcBorders>
             <w:noWrap/>
             <w:tcMar>
@@ -740,37 +796,53 @@
           </w:tcPr>
           <w:p>
             <w:pPr>
+              <w:keepNext w:val="0"/>
+              <w:keepLines w:val="0"/>
+              <w:pageBreakBefore w:val="0"/>
               <w:widowControl/>
+              <w:kinsoku/>
+              <w:wordWrap/>
+              <w:overflowPunct/>
+              <w:topLinePunct w:val="0"/>
+              <w:autoSpaceDE/>
+              <w:autoSpaceDN/>
+              <w:bidi w:val="0"/>
+              <w:adjustRightInd/>
+              <w:snapToGrid/>
+              <w:spacing w:beforeAutospacing="0" w:afterAutospacing="0" w:line="240" w:lineRule="auto"/>
               <w:jc w:val="center"/>
               <w:textAlignment w:val="center"/>
               <w:rPr>
+                <w:rFonts w:hint="eastAsia" w:ascii="微软雅黑" w:hAnsi="微软雅黑" w:eastAsia="微软雅黑" w:cs="微软雅黑"/>
                 <w:b/>
                 <w:color w:val="000000"/>
                 <w:sz w:val="21"/>
                 <w:szCs w:val="21"/>
-                <w:lang w:bidi="ar"/>
-              </w:rPr>
-            </w:pPr>
-            <w:r>
-              <w:rPr>
+                <w:highlight w:val="none"/>
+                <w:lang w:val="en-US" w:eastAsia="zh-CN" w:bidi="ar"/>
+              </w:rPr>
+            </w:pPr>
+            <w:r>
+              <w:rPr>
+                <w:rFonts w:hint="eastAsia" w:ascii="微软雅黑" w:hAnsi="微软雅黑" w:eastAsia="微软雅黑" w:cs="微软雅黑"/>
                 <w:b/>
                 <w:color w:val="000000"/>
                 <w:sz w:val="21"/>
                 <w:szCs w:val="21"/>
-                <w:lang w:bidi="ar"/>
-              </w:rPr>
-              <w:t>送检医院</w:t>
-            </w:r>
-          </w:p>
-        </w:tc>
-        <w:tc>
-          <w:tcPr>
-            <w:tcW w:w="3179" w:type="dxa"/>
-            <w:gridSpan w:val="2"/>
+                <w:highlight w:val="none"/>
+                <w:lang w:val="en-US" w:eastAsia="zh-CN" w:bidi="ar"/>
+              </w:rPr>
+              <w:t>检测号</w:t>
+            </w:r>
+          </w:p>
+        </w:tc>
+        <w:tc>
+          <w:tcPr>
+            <w:tcW w:w="1497" w:type="dxa"/>
             <w:tcBorders>
-              <w:top w:val="single" w:color="000000" w:sz="8" w:space="0"/>
-              <w:left w:val="single" w:color="000000" w:sz="8" w:space="0"/>
-              <w:bottom w:val="single" w:color="000000" w:sz="8" w:space="0"/>
+              <w:top w:val="single" w:color="auto" w:sz="4" w:space="0"/>
+              <w:left w:val="single" w:color="auto" w:sz="4" w:space="0"/>
+              <w:bottom w:val="single" w:color="auto" w:sz="4" w:space="0"/>
               <w:right w:val="nil"/>
             </w:tcBorders>
             <w:noWrap/>
@@ -783,11 +855,24 @@
           </w:tcPr>
           <w:p>
             <w:pPr>
+              <w:keepNext w:val="0"/>
+              <w:keepLines w:val="0"/>
+              <w:pageBreakBefore w:val="0"/>
               <w:widowControl/>
+              <w:kinsoku/>
+              <w:wordWrap/>
+              <w:overflowPunct/>
+              <w:topLinePunct w:val="0"/>
+              <w:autoSpaceDE/>
+              <w:autoSpaceDN/>
+              <w:bidi w:val="0"/>
+              <w:adjustRightInd/>
+              <w:snapToGrid/>
+              <w:spacing w:beforeAutospacing="0" w:afterAutospacing="0" w:line="240" w:lineRule="auto"/>
               <w:jc w:val="center"/>
               <w:textAlignment w:val="center"/>
               <w:rPr>
-                <w:rFonts w:ascii="Times New Roman" w:hAnsi="Times New Roman" w:cs="Times New Roman"/>
+                <w:rFonts w:hint="eastAsia" w:ascii="微软雅黑" w:hAnsi="微软雅黑" w:eastAsia="微软雅黑" w:cs="微软雅黑"/>
                 <w:b/>
                 <w:bCs/>
                 <w:kern w:val="2"/>
@@ -795,12 +880,15 @@
             </w:pPr>
             <w:r>
               <w:rPr>
-                <w:rFonts w:hint="eastAsia" w:ascii="宋体" w:hAnsi="宋体" w:eastAsia="宋体" w:cs="宋体"/>
-                <w:b/>
+                <w:rFonts w:hint="eastAsia" w:ascii="微软雅黑" w:hAnsi="微软雅黑" w:eastAsia="微软雅黑" w:cs="微软雅黑"/>
+                <w:b w:val="0"/>
                 <w:bCs/>
-                <w:kern w:val="2"/>
-              </w:rPr>
-              <w:t>{{ hospital }}</w:t>
+                <w:color w:val="000000"/>
+                <w:sz w:val="21"/>
+                <w:szCs w:val="21"/>
+                <w:lang w:bidi="ar"/>
+              </w:rPr>
+              <w:t>{{ template_subbarcode }}</w:t>
             </w:r>
           </w:p>
         </w:tc>
@@ -815,17 +903,17 @@
           </w:tblCellMar>
         </w:tblPrEx>
         <w:trPr>
-          <w:trHeight w:val="402" w:hRule="atLeast"/>
+          <w:trHeight w:val="397" w:hRule="atLeast"/>
           <w:jc w:val="center"/>
         </w:trPr>
         <w:tc>
           <w:tcPr>
-            <w:tcW w:w="1182" w:type="dxa"/>
+            <w:tcW w:w="1323" w:type="dxa"/>
             <w:tcBorders>
-              <w:top w:val="nil"/>
+              <w:top w:val="single" w:color="auto" w:sz="4" w:space="0"/>
               <w:left w:val="nil"/>
-              <w:bottom w:val="single" w:color="000000" w:sz="8" w:space="0"/>
-              <w:right w:val="single" w:color="000000" w:sz="8" w:space="0"/>
+              <w:bottom w:val="single" w:color="auto" w:sz="4" w:space="0"/>
+              <w:right w:val="single" w:color="auto" w:sz="4" w:space="0"/>
             </w:tcBorders>
             <w:noWrap/>
             <w:tcMar>
@@ -837,37 +925,53 @@
           </w:tcPr>
           <w:p>
             <w:pPr>
+              <w:keepNext w:val="0"/>
+              <w:keepLines w:val="0"/>
+              <w:pageBreakBefore w:val="0"/>
               <w:widowControl/>
+              <w:kinsoku/>
+              <w:wordWrap/>
+              <w:overflowPunct/>
+              <w:topLinePunct w:val="0"/>
+              <w:autoSpaceDE/>
+              <w:autoSpaceDN/>
+              <w:bidi w:val="0"/>
+              <w:adjustRightInd/>
+              <w:snapToGrid/>
+              <w:spacing w:beforeAutospacing="0" w:afterAutospacing="0" w:line="240" w:lineRule="auto"/>
               <w:jc w:val="center"/>
               <w:textAlignment w:val="center"/>
               <w:rPr>
+                <w:rFonts w:hint="eastAsia" w:ascii="微软雅黑" w:hAnsi="微软雅黑" w:eastAsia="微软雅黑" w:cs="微软雅黑"/>
                 <w:b/>
                 <w:color w:val="000000"/>
                 <w:sz w:val="21"/>
                 <w:szCs w:val="21"/>
-                <w:lang w:bidi="ar"/>
-              </w:rPr>
-            </w:pPr>
-            <w:r>
-              <w:rPr>
+                <w:lang w:val="en-US" w:eastAsia="zh-CN" w:bidi="ar"/>
+              </w:rPr>
+            </w:pPr>
+            <w:r>
+              <w:rPr>
+                <w:rFonts w:hint="eastAsia" w:ascii="微软雅黑" w:hAnsi="微软雅黑" w:eastAsia="微软雅黑" w:cs="微软雅黑"/>
                 <w:b/>
                 <w:color w:val="000000"/>
                 <w:sz w:val="21"/>
                 <w:szCs w:val="21"/>
-                <w:lang w:bidi="ar"/>
-              </w:rPr>
-              <w:t>住院号</w:t>
-            </w:r>
-          </w:p>
-        </w:tc>
-        <w:tc>
-          <w:tcPr>
-            <w:tcW w:w="951" w:type="dxa"/>
+                <w:lang w:val="en-US" w:eastAsia="zh-CN" w:bidi="ar"/>
+              </w:rPr>
+              <w:t>科室</w:t>
+            </w:r>
+          </w:p>
+        </w:tc>
+        <w:tc>
+          <w:tcPr>
+            <w:tcW w:w="3573" w:type="dxa"/>
+            <w:gridSpan w:val="3"/>
             <w:tcBorders>
-              <w:top w:val="nil"/>
-              <w:left w:val="single" w:color="000000" w:sz="8" w:space="0"/>
-              <w:bottom w:val="single" w:color="000000" w:sz="8" w:space="0"/>
-              <w:right w:val="single" w:color="000000" w:sz="8" w:space="0"/>
+              <w:top w:val="single" w:color="auto" w:sz="4" w:space="0"/>
+              <w:left w:val="single" w:color="auto" w:sz="4" w:space="0"/>
+              <w:bottom w:val="single" w:color="auto" w:sz="4" w:space="0"/>
+              <w:right w:val="single" w:color="auto" w:sz="4" w:space="0"/>
             </w:tcBorders>
             <w:noWrap/>
             <w:tcMar>
@@ -879,11 +983,25 @@
           </w:tcPr>
           <w:p>
             <w:pPr>
+              <w:keepNext w:val="0"/>
+              <w:keepLines w:val="0"/>
+              <w:pageBreakBefore w:val="0"/>
               <w:widowControl/>
-              <w:jc w:val="center"/>
-              <w:textAlignment w:val="center"/>
-              <w:rPr>
-                <w:b/>
+              <w:kinsoku/>
+              <w:wordWrap/>
+              <w:overflowPunct/>
+              <w:topLinePunct w:val="0"/>
+              <w:autoSpaceDE/>
+              <w:autoSpaceDN/>
+              <w:bidi w:val="0"/>
+              <w:adjustRightInd/>
+              <w:snapToGrid/>
+              <w:spacing w:beforeAutospacing="0" w:afterAutospacing="0" w:line="240" w:lineRule="auto"/>
+              <w:jc w:val="center"/>
+              <w:rPr>
+                <w:rFonts w:hint="eastAsia" w:ascii="微软雅黑" w:hAnsi="微软雅黑" w:eastAsia="微软雅黑" w:cs="微软雅黑"/>
+                <w:b w:val="0"/>
+                <w:bCs/>
                 <w:color w:val="000000"/>
                 <w:sz w:val="21"/>
                 <w:szCs w:val="21"/>
@@ -892,25 +1010,26 @@
             </w:pPr>
             <w:r>
               <w:rPr>
-                <w:rFonts w:hint="eastAsia"/>
-                <w:b/>
+                <w:rFonts w:hint="eastAsia" w:ascii="微软雅黑" w:hAnsi="微软雅黑" w:eastAsia="微软雅黑" w:cs="微软雅黑"/>
+                <w:b w:val="0"/>
+                <w:bCs/>
                 <w:color w:val="000000"/>
                 <w:sz w:val="21"/>
                 <w:szCs w:val="21"/>
                 <w:lang w:bidi="ar"/>
               </w:rPr>
-              <w:t>{{ room }}</w:t>
-            </w:r>
-          </w:p>
-        </w:tc>
-        <w:tc>
-          <w:tcPr>
-            <w:tcW w:w="764" w:type="dxa"/>
+              <w:t>{{ locationname }}</w:t>
+            </w:r>
+          </w:p>
+        </w:tc>
+        <w:tc>
+          <w:tcPr>
+            <w:tcW w:w="1191" w:type="dxa"/>
             <w:tcBorders>
-              <w:top w:val="nil"/>
-              <w:left w:val="single" w:color="000000" w:sz="8" w:space="0"/>
-              <w:bottom w:val="single" w:color="000000" w:sz="8" w:space="0"/>
-              <w:right w:val="single" w:color="000000" w:sz="8" w:space="0"/>
+              <w:top w:val="single" w:color="auto" w:sz="4" w:space="0"/>
+              <w:left w:val="single" w:color="auto" w:sz="4" w:space="0"/>
+              <w:bottom w:val="single" w:color="auto" w:sz="4" w:space="0"/>
+              <w:right w:val="single" w:color="auto" w:sz="4" w:space="0"/>
             </w:tcBorders>
             <w:noWrap/>
             <w:tcMar>
@@ -922,38 +1041,52 @@
           </w:tcPr>
           <w:p>
             <w:pPr>
+              <w:keepNext w:val="0"/>
+              <w:keepLines w:val="0"/>
+              <w:pageBreakBefore w:val="0"/>
               <w:widowControl/>
+              <w:kinsoku/>
+              <w:wordWrap/>
+              <w:overflowPunct/>
+              <w:topLinePunct w:val="0"/>
+              <w:autoSpaceDE/>
+              <w:autoSpaceDN/>
+              <w:bidi w:val="0"/>
+              <w:adjustRightInd/>
+              <w:snapToGrid/>
+              <w:spacing w:beforeAutospacing="0" w:afterAutospacing="0" w:line="240" w:lineRule="auto"/>
               <w:jc w:val="center"/>
               <w:textAlignment w:val="center"/>
               <w:rPr>
+                <w:rFonts w:hint="eastAsia" w:ascii="微软雅黑" w:hAnsi="微软雅黑" w:eastAsia="微软雅黑" w:cs="微软雅黑"/>
                 <w:b/>
                 <w:color w:val="000000"/>
                 <w:sz w:val="21"/>
                 <w:szCs w:val="21"/>
-                <w:lang w:bidi="ar"/>
-              </w:rPr>
-            </w:pPr>
-            <w:r>
-              <w:rPr>
+                <w:lang w:val="en-US" w:eastAsia="zh-CN" w:bidi="ar"/>
+              </w:rPr>
+            </w:pPr>
+            <w:r>
+              <w:rPr>
+                <w:rFonts w:hint="eastAsia" w:ascii="微软雅黑" w:hAnsi="微软雅黑" w:eastAsia="微软雅黑" w:cs="微软雅黑"/>
                 <w:b/>
                 <w:color w:val="000000"/>
                 <w:sz w:val="21"/>
                 <w:szCs w:val="21"/>
-                <w:lang w:bidi="ar"/>
-              </w:rPr>
-              <w:t>床号</w:t>
-            </w:r>
-          </w:p>
-        </w:tc>
-        <w:tc>
-          <w:tcPr>
-            <w:tcW w:w="1483" w:type="dxa"/>
-            <w:gridSpan w:val="2"/>
+                <w:lang w:val="en-US" w:eastAsia="zh-CN" w:bidi="ar"/>
+              </w:rPr>
+              <w:t>住院号</w:t>
+            </w:r>
+          </w:p>
+        </w:tc>
+        <w:tc>
+          <w:tcPr>
+            <w:tcW w:w="1191" w:type="dxa"/>
             <w:tcBorders>
-              <w:top w:val="nil"/>
-              <w:left w:val="single" w:color="000000" w:sz="8" w:space="0"/>
-              <w:bottom w:val="single" w:color="000000" w:sz="8" w:space="0"/>
-              <w:right w:val="single" w:color="000000" w:sz="8" w:space="0"/>
+              <w:top w:val="single" w:color="auto" w:sz="4" w:space="0"/>
+              <w:left w:val="single" w:color="auto" w:sz="4" w:space="0"/>
+              <w:bottom w:val="single" w:color="auto" w:sz="4" w:space="0"/>
+              <w:right w:val="single" w:color="auto" w:sz="4" w:space="0"/>
             </w:tcBorders>
             <w:noWrap/>
             <w:tcMar>
@@ -965,59 +1098,52 @@
           </w:tcPr>
           <w:p>
             <w:pPr>
-              <w:jc w:val="center"/>
-              <w:rPr>
-                <w:rFonts w:hint="eastAsia" w:eastAsia="宋体"/>
+              <w:keepNext w:val="0"/>
+              <w:keepLines w:val="0"/>
+              <w:pageBreakBefore w:val="0"/>
+              <w:widowControl/>
+              <w:kinsoku/>
+              <w:wordWrap/>
+              <w:overflowPunct/>
+              <w:topLinePunct w:val="0"/>
+              <w:autoSpaceDE/>
+              <w:autoSpaceDN/>
+              <w:bidi w:val="0"/>
+              <w:adjustRightInd/>
+              <w:snapToGrid/>
+              <w:spacing w:beforeAutospacing="0" w:afterAutospacing="0" w:line="240" w:lineRule="auto"/>
+              <w:jc w:val="center"/>
+              <w:rPr>
+                <w:rFonts w:hint="eastAsia" w:ascii="微软雅黑" w:hAnsi="微软雅黑" w:eastAsia="微软雅黑" w:cs="微软雅黑"/>
                 <w:b/>
                 <w:color w:val="000000"/>
                 <w:sz w:val="21"/>
                 <w:szCs w:val="21"/>
-                <w:lang w:eastAsia="zh-CN" w:bidi="ar"/>
-              </w:rPr>
-            </w:pPr>
-            <w:r>
-              <w:rPr>
-                <w:rFonts w:hint="eastAsia"/>
-                <w:b/>
+                <w:lang w:bidi="ar"/>
+              </w:rPr>
+            </w:pPr>
+            <w:r>
+              <w:rPr>
+                <w:rFonts w:hint="eastAsia" w:ascii="微软雅黑" w:hAnsi="微软雅黑" w:eastAsia="微软雅黑" w:cs="微软雅黑"/>
+                <w:b w:val="0"/>
+                <w:bCs/>
                 <w:color w:val="000000"/>
                 <w:sz w:val="21"/>
                 <w:szCs w:val="21"/>
-                <w:lang w:eastAsia="zh-CN" w:bidi="ar"/>
-              </w:rPr>
-              <w:t xml:space="preserve">{{ </w:t>
-            </w:r>
-            <w:r>
-              <w:rPr>
-                <w:rFonts w:hint="eastAsia"/>
-                <w:b/>
-                <w:color w:val="000000"/>
-                <w:sz w:val="21"/>
-                <w:szCs w:val="21"/>
-                <w:lang w:val="en-US" w:eastAsia="zh-CN" w:bidi="ar"/>
-              </w:rPr>
-              <w:t xml:space="preserve">bed </w:t>
-            </w:r>
-            <w:r>
-              <w:rPr>
-                <w:rFonts w:hint="eastAsia"/>
-                <w:b/>
-                <w:color w:val="000000"/>
-                <w:sz w:val="21"/>
-                <w:szCs w:val="21"/>
-                <w:lang w:eastAsia="zh-CN" w:bidi="ar"/>
-              </w:rPr>
-              <w:t>}}</w:t>
-            </w:r>
-          </w:p>
-        </w:tc>
-        <w:tc>
-          <w:tcPr>
-            <w:tcW w:w="779" w:type="dxa"/>
+                <w:lang w:bidi="ar"/>
+              </w:rPr>
+              <w:t>{{ room }}</w:t>
+            </w:r>
+          </w:p>
+        </w:tc>
+        <w:tc>
+          <w:tcPr>
+            <w:tcW w:w="1181" w:type="dxa"/>
             <w:tcBorders>
-              <w:top w:val="nil"/>
-              <w:left w:val="single" w:color="000000" w:sz="8" w:space="0"/>
-              <w:bottom w:val="single" w:color="000000" w:sz="8" w:space="0"/>
-              <w:right w:val="single" w:color="000000" w:sz="8" w:space="0"/>
+              <w:top w:val="single" w:color="auto" w:sz="4" w:space="0"/>
+              <w:left w:val="single" w:color="auto" w:sz="4" w:space="0"/>
+              <w:bottom w:val="single" w:color="auto" w:sz="4" w:space="0"/>
+              <w:right w:val="single" w:color="auto" w:sz="4" w:space="0"/>
             </w:tcBorders>
             <w:noWrap/>
             <w:tcMar>
@@ -1029,10 +1155,24 @@
           </w:tcPr>
           <w:p>
             <w:pPr>
+              <w:keepNext w:val="0"/>
+              <w:keepLines w:val="0"/>
+              <w:pageBreakBefore w:val="0"/>
               <w:widowControl/>
+              <w:kinsoku/>
+              <w:wordWrap/>
+              <w:overflowPunct/>
+              <w:topLinePunct w:val="0"/>
+              <w:autoSpaceDE/>
+              <w:autoSpaceDN/>
+              <w:bidi w:val="0"/>
+              <w:adjustRightInd/>
+              <w:snapToGrid/>
+              <w:spacing w:beforeAutospacing="0" w:afterAutospacing="0" w:line="240" w:lineRule="auto"/>
               <w:jc w:val="center"/>
               <w:textAlignment w:val="center"/>
               <w:rPr>
+                <w:rFonts w:hint="eastAsia" w:ascii="微软雅黑" w:hAnsi="微软雅黑" w:eastAsia="微软雅黑" w:cs="微软雅黑"/>
                 <w:b/>
                 <w:color w:val="000000"/>
                 <w:sz w:val="21"/>
@@ -1042,23 +1182,24 @@
             </w:pPr>
             <w:r>
               <w:rPr>
+                <w:rFonts w:hint="eastAsia" w:ascii="微软雅黑" w:hAnsi="微软雅黑" w:eastAsia="微软雅黑" w:cs="微软雅黑"/>
                 <w:b/>
                 <w:color w:val="000000"/>
                 <w:sz w:val="21"/>
                 <w:szCs w:val="21"/>
-                <w:lang w:bidi="ar"/>
-              </w:rPr>
-              <w:t>科室</w:t>
-            </w:r>
-          </w:p>
-        </w:tc>
-        <w:tc>
-          <w:tcPr>
-            <w:tcW w:w="1334" w:type="dxa"/>
+                <w:lang w:val="en-US" w:eastAsia="zh-CN" w:bidi="ar"/>
+              </w:rPr>
+              <w:t>床号</w:t>
+            </w:r>
+          </w:p>
+        </w:tc>
+        <w:tc>
+          <w:tcPr>
+            <w:tcW w:w="1497" w:type="dxa"/>
             <w:tcBorders>
-              <w:top w:val="nil"/>
-              <w:left w:val="single" w:color="000000" w:sz="8" w:space="0"/>
-              <w:bottom w:val="single" w:color="000000" w:sz="8" w:space="0"/>
+              <w:top w:val="single" w:color="auto" w:sz="4" w:space="0"/>
+              <w:left w:val="single" w:color="auto" w:sz="4" w:space="0"/>
+              <w:bottom w:val="single" w:color="auto" w:sz="4" w:space="0"/>
               <w:right w:val="nil"/>
             </w:tcBorders>
             <w:noWrap/>
@@ -1071,11 +1212,26 @@
           </w:tcPr>
           <w:p>
             <w:pPr>
+              <w:keepNext w:val="0"/>
+              <w:keepLines w:val="0"/>
+              <w:pageBreakBefore w:val="0"/>
               <w:widowControl/>
+              <w:kinsoku/>
+              <w:wordWrap/>
+              <w:overflowPunct/>
+              <w:topLinePunct w:val="0"/>
+              <w:autoSpaceDE/>
+              <w:autoSpaceDN/>
+              <w:bidi w:val="0"/>
+              <w:adjustRightInd/>
+              <w:snapToGrid/>
+              <w:spacing w:beforeAutospacing="0" w:afterAutospacing="0" w:line="240" w:lineRule="auto"/>
               <w:jc w:val="center"/>
               <w:textAlignment w:val="center"/>
               <w:rPr>
-                <w:b/>
+                <w:rFonts w:hint="eastAsia" w:ascii="微软雅黑" w:hAnsi="微软雅黑" w:eastAsia="微软雅黑" w:cs="微软雅黑"/>
+                <w:b w:val="0"/>
+                <w:bCs/>
                 <w:color w:val="000000"/>
                 <w:sz w:val="21"/>
                 <w:szCs w:val="21"/>
@@ -1084,102 +1240,15 @@
             </w:pPr>
             <w:r>
               <w:rPr>
-                <w:rFonts w:hint="eastAsia"/>
-                <w:b/>
+                <w:rFonts w:hint="eastAsia" w:ascii="微软雅黑" w:hAnsi="微软雅黑" w:eastAsia="微软雅黑" w:cs="微软雅黑"/>
+                <w:b w:val="0"/>
+                <w:bCs/>
                 <w:color w:val="000000"/>
                 <w:sz w:val="21"/>
                 <w:szCs w:val="21"/>
                 <w:lang w:bidi="ar"/>
               </w:rPr>
-              <w:t>{{ locationname }}</w:t>
-            </w:r>
-          </w:p>
-        </w:tc>
-        <w:tc>
-          <w:tcPr>
-            <w:tcW w:w="1091" w:type="dxa"/>
-            <w:tcBorders>
-              <w:top w:val="nil"/>
-              <w:left w:val="single" w:color="000000" w:sz="8" w:space="0"/>
-              <w:bottom w:val="single" w:color="000000" w:sz="8" w:space="0"/>
-              <w:right w:val="nil"/>
-            </w:tcBorders>
-            <w:noWrap/>
-            <w:tcMar>
-              <w:top w:w="15" w:type="dxa"/>
-              <w:left w:w="15" w:type="dxa"/>
-              <w:right w:w="15" w:type="dxa"/>
-            </w:tcMar>
-            <w:vAlign w:val="center"/>
-          </w:tcPr>
-          <w:p>
-            <w:pPr>
-              <w:widowControl/>
-              <w:jc w:val="center"/>
-              <w:textAlignment w:val="center"/>
-              <w:rPr>
-                <w:rFonts w:hint="eastAsia"/>
-                <w:b/>
-                <w:color w:val="000000"/>
-                <w:sz w:val="21"/>
-                <w:szCs w:val="21"/>
-                <w:lang w:bidi="ar"/>
-              </w:rPr>
-            </w:pPr>
-            <w:r>
-              <w:rPr>
-                <w:rFonts w:hint="eastAsia"/>
-                <w:b/>
-                <w:color w:val="000000"/>
-                <w:sz w:val="21"/>
-                <w:szCs w:val="21"/>
-                <w:lang w:bidi="ar"/>
-              </w:rPr>
-              <w:t>临床诊断</w:t>
-            </w:r>
-          </w:p>
-        </w:tc>
-        <w:tc>
-          <w:tcPr>
-            <w:tcW w:w="2088" w:type="dxa"/>
-            <w:tcBorders>
-              <w:top w:val="nil"/>
-              <w:left w:val="single" w:color="000000" w:sz="8" w:space="0"/>
-              <w:bottom w:val="single" w:color="000000" w:sz="8" w:space="0"/>
-              <w:right w:val="nil"/>
-            </w:tcBorders>
-            <w:noWrap/>
-            <w:tcMar>
-              <w:top w:w="15" w:type="dxa"/>
-              <w:left w:w="15" w:type="dxa"/>
-              <w:right w:w="15" w:type="dxa"/>
-            </w:tcMar>
-            <w:vAlign w:val="center"/>
-          </w:tcPr>
-          <w:p>
-            <w:pPr>
-              <w:widowControl/>
-              <w:jc w:val="center"/>
-              <w:textAlignment w:val="center"/>
-              <w:rPr>
-                <w:rFonts w:hint="eastAsia"/>
-                <w:b/>
-                <w:color w:val="000000"/>
-                <w:sz w:val="21"/>
-                <w:szCs w:val="21"/>
-                <w:lang w:bidi="ar"/>
-              </w:rPr>
-            </w:pPr>
-            <w:r>
-              <w:rPr>
-                <w:rFonts w:hint="eastAsia"/>
-                <w:b/>
-                <w:color w:val="000000"/>
-                <w:sz w:val="21"/>
-                <w:szCs w:val="21"/>
-                <w:lang w:bidi="ar"/>
-              </w:rPr>
-              <w:t>{{ diseaseName }}</w:t>
+              <w:t>{{ bed }}</w:t>
             </w:r>
           </w:p>
         </w:tc>
@@ -1194,17 +1263,17 @@
           </w:tblCellMar>
         </w:tblPrEx>
         <w:trPr>
-          <w:trHeight w:val="402" w:hRule="atLeast"/>
+          <w:trHeight w:val="397" w:hRule="atLeast"/>
           <w:jc w:val="center"/>
         </w:trPr>
         <w:tc>
           <w:tcPr>
-            <w:tcW w:w="1182" w:type="dxa"/>
+            <w:tcW w:w="1323" w:type="dxa"/>
             <w:tcBorders>
-              <w:top w:val="nil"/>
+              <w:top w:val="single" w:color="auto" w:sz="4" w:space="0"/>
               <w:left w:val="nil"/>
-              <w:bottom w:val="single" w:color="000000" w:sz="8" w:space="0"/>
-              <w:right w:val="single" w:color="000000" w:sz="8" w:space="0"/>
+              <w:bottom w:val="single" w:color="auto" w:sz="4" w:space="0"/>
+              <w:right w:val="single" w:color="auto" w:sz="4" w:space="0"/>
             </w:tcBorders>
             <w:noWrap/>
             <w:tcMar>
@@ -1216,38 +1285,53 @@
           </w:tcPr>
           <w:p>
             <w:pPr>
+              <w:keepNext w:val="0"/>
+              <w:keepLines w:val="0"/>
+              <w:pageBreakBefore w:val="0"/>
               <w:widowControl/>
+              <w:kinsoku/>
+              <w:wordWrap/>
+              <w:overflowPunct/>
+              <w:topLinePunct w:val="0"/>
+              <w:autoSpaceDE/>
+              <w:autoSpaceDN/>
+              <w:bidi w:val="0"/>
+              <w:adjustRightInd/>
+              <w:snapToGrid/>
+              <w:spacing w:beforeAutospacing="0" w:afterAutospacing="0" w:line="240" w:lineRule="auto"/>
               <w:jc w:val="center"/>
               <w:textAlignment w:val="center"/>
               <w:rPr>
+                <w:rFonts w:hint="eastAsia" w:ascii="微软雅黑" w:hAnsi="微软雅黑" w:eastAsia="微软雅黑" w:cs="微软雅黑"/>
                 <w:b/>
                 <w:color w:val="000000"/>
                 <w:sz w:val="21"/>
                 <w:szCs w:val="21"/>
-                <w:lang w:bidi="ar"/>
-              </w:rPr>
-            </w:pPr>
-            <w:r>
-              <w:rPr>
+                <w:lang w:val="en-US" w:eastAsia="zh-CN" w:bidi="ar"/>
+              </w:rPr>
+            </w:pPr>
+            <w:r>
+              <w:rPr>
+                <w:rFonts w:hint="eastAsia" w:ascii="微软雅黑" w:hAnsi="微软雅黑" w:eastAsia="微软雅黑" w:cs="微软雅黑"/>
                 <w:b/>
                 <w:color w:val="000000"/>
                 <w:sz w:val="21"/>
                 <w:szCs w:val="21"/>
-                <w:lang w:bidi="ar"/>
-              </w:rPr>
-              <w:t>分子病理号</w:t>
-            </w:r>
-          </w:p>
-        </w:tc>
-        <w:tc>
-          <w:tcPr>
-            <w:tcW w:w="1715" w:type="dxa"/>
-            <w:gridSpan w:val="2"/>
+                <w:lang w:val="en-US" w:eastAsia="zh-CN" w:bidi="ar"/>
+              </w:rPr>
+              <w:t>临床诊断</w:t>
+            </w:r>
+          </w:p>
+        </w:tc>
+        <w:tc>
+          <w:tcPr>
+            <w:tcW w:w="3573" w:type="dxa"/>
+            <w:gridSpan w:val="3"/>
             <w:tcBorders>
-              <w:top w:val="nil"/>
-              <w:left w:val="single" w:color="000000" w:sz="8" w:space="0"/>
-              <w:bottom w:val="single" w:color="000000" w:sz="8" w:space="0"/>
-              <w:right w:val="single" w:color="000000" w:sz="8" w:space="0"/>
+              <w:top w:val="single" w:color="auto" w:sz="4" w:space="0"/>
+              <w:left w:val="single" w:color="auto" w:sz="4" w:space="0"/>
+              <w:bottom w:val="single" w:color="auto" w:sz="4" w:space="0"/>
+              <w:right w:val="single" w:color="auto" w:sz="4" w:space="0"/>
             </w:tcBorders>
             <w:noWrap/>
             <w:tcMar>
@@ -1259,29 +1343,53 @@
           </w:tcPr>
           <w:p>
             <w:pPr>
+              <w:keepNext w:val="0"/>
+              <w:keepLines w:val="0"/>
+              <w:pageBreakBefore w:val="0"/>
               <w:widowControl/>
-              <w:jc w:val="center"/>
-              <w:textAlignment w:val="center"/>
-              <w:rPr>
-                <w:rFonts w:hint="eastAsia" w:eastAsia="宋体"/>
-                <w:b/>
+              <w:kinsoku/>
+              <w:wordWrap/>
+              <w:overflowPunct/>
+              <w:topLinePunct w:val="0"/>
+              <w:autoSpaceDE/>
+              <w:autoSpaceDN/>
+              <w:bidi w:val="0"/>
+              <w:adjustRightInd/>
+              <w:snapToGrid/>
+              <w:spacing w:beforeAutospacing="0" w:afterAutospacing="0" w:line="240" w:lineRule="auto"/>
+              <w:jc w:val="center"/>
+              <w:rPr>
+                <w:rFonts w:hint="eastAsia" w:ascii="微软雅黑" w:hAnsi="微软雅黑" w:eastAsia="微软雅黑" w:cs="微软雅黑"/>
+                <w:b w:val="0"/>
+                <w:bCs/>
                 <w:color w:val="000000"/>
                 <w:sz w:val="21"/>
                 <w:szCs w:val="21"/>
                 <w:lang w:eastAsia="zh-CN" w:bidi="ar"/>
               </w:rPr>
             </w:pPr>
-          </w:p>
-        </w:tc>
-        <w:tc>
-          <w:tcPr>
-            <w:tcW w:w="1483" w:type="dxa"/>
-            <w:gridSpan w:val="2"/>
+            <w:r>
+              <w:rPr>
+                <w:rFonts w:hint="eastAsia" w:ascii="微软雅黑" w:hAnsi="微软雅黑" w:eastAsia="微软雅黑" w:cs="微软雅黑"/>
+                <w:b w:val="0"/>
+                <w:bCs/>
+                <w:color w:val="000000"/>
+                <w:sz w:val="21"/>
+                <w:szCs w:val="21"/>
+                <w:lang w:bidi="ar"/>
+              </w:rPr>
+              <w:t>{{ diseaseName }}</w:t>
+            </w:r>
+          </w:p>
+        </w:tc>
+        <w:tc>
+          <w:tcPr>
+            <w:tcW w:w="1191" w:type="dxa"/>
             <w:tcBorders>
-              <w:top w:val="nil"/>
-              <w:left w:val="single" w:color="000000" w:sz="8" w:space="0"/>
-              <w:bottom w:val="single" w:color="000000" w:sz="8" w:space="0"/>
-              <w:right w:val="single" w:color="000000" w:sz="8" w:space="0"/>
+              <w:top w:val="single" w:color="auto" w:sz="4" w:space="0"/>
+              <w:left w:val="single" w:color="auto" w:sz="4" w:space="0"/>
+              <w:bottom w:val="single" w:color="auto" w:sz="4" w:space="0"/>
+              <w:right w:val="single" w:color="auto" w:sz="4" w:space="0"/>
             </w:tcBorders>
             <w:noWrap/>
             <w:tcMar>
@@ -1293,38 +1401,54 @@
           </w:tcPr>
           <w:p>
             <w:pPr>
+              <w:keepNext w:val="0"/>
+              <w:keepLines w:val="0"/>
+              <w:pageBreakBefore w:val="0"/>
               <w:widowControl/>
+              <w:kinsoku/>
+              <w:wordWrap/>
+              <w:overflowPunct/>
+              <w:topLinePunct w:val="0"/>
+              <w:autoSpaceDE/>
+              <w:autoSpaceDN/>
+              <w:bidi w:val="0"/>
+              <w:adjustRightInd/>
+              <w:snapToGrid/>
+              <w:spacing w:beforeAutospacing="0" w:afterAutospacing="0" w:line="240" w:lineRule="auto"/>
               <w:jc w:val="center"/>
               <w:textAlignment w:val="center"/>
               <w:rPr>
+                <w:rFonts w:hint="eastAsia" w:ascii="微软雅黑" w:hAnsi="微软雅黑" w:eastAsia="微软雅黑" w:cs="微软雅黑"/>
                 <w:b/>
                 <w:color w:val="000000"/>
                 <w:sz w:val="21"/>
                 <w:szCs w:val="21"/>
-                <w:lang w:bidi="ar"/>
-              </w:rPr>
-            </w:pPr>
-            <w:r>
-              <w:rPr>
+                <w:highlight w:val="none"/>
+                <w:lang w:val="en-US" w:eastAsia="zh-CN" w:bidi="ar"/>
+              </w:rPr>
+            </w:pPr>
+            <w:r>
+              <w:rPr>
+                <w:rFonts w:hint="eastAsia" w:ascii="微软雅黑" w:hAnsi="微软雅黑" w:eastAsia="微软雅黑" w:cs="微软雅黑"/>
                 <w:b/>
                 <w:color w:val="000000"/>
                 <w:sz w:val="21"/>
                 <w:szCs w:val="21"/>
-                <w:lang w:bidi="ar"/>
-              </w:rPr>
-              <w:t>病理号</w:t>
-            </w:r>
-          </w:p>
-        </w:tc>
-        <w:tc>
-          <w:tcPr>
-            <w:tcW w:w="2113" w:type="dxa"/>
-            <w:gridSpan w:val="2"/>
+                <w:highlight w:val="none"/>
+                <w:lang w:val="en-US" w:eastAsia="zh-CN" w:bidi="ar"/>
+              </w:rPr>
+              <w:t>送检医师</w:t>
+            </w:r>
+          </w:p>
+        </w:tc>
+        <w:tc>
+          <w:tcPr>
+            <w:tcW w:w="1191" w:type="dxa"/>
             <w:tcBorders>
-              <w:top w:val="nil"/>
-              <w:left w:val="single" w:color="000000" w:sz="8" w:space="0"/>
-              <w:bottom w:val="single" w:color="000000" w:sz="8" w:space="0"/>
-              <w:right w:val="single" w:color="000000" w:sz="8" w:space="0"/>
+              <w:top w:val="single" w:color="auto" w:sz="4" w:space="0"/>
+              <w:left w:val="single" w:color="auto" w:sz="4" w:space="0"/>
+              <w:bottom w:val="single" w:color="auto" w:sz="4" w:space="0"/>
+              <w:right w:val="single" w:color="auto" w:sz="4" w:space="0"/>
             </w:tcBorders>
             <w:noWrap/>
             <w:tcMar>
@@ -1336,38 +1460,42 @@
           </w:tcPr>
           <w:p>
             <w:pPr>
+              <w:keepNext w:val="0"/>
+              <w:keepLines w:val="0"/>
+              <w:pageBreakBefore w:val="0"/>
               <w:widowControl/>
+              <w:kinsoku/>
+              <w:wordWrap/>
+              <w:overflowPunct/>
+              <w:topLinePunct w:val="0"/>
+              <w:autoSpaceDE/>
+              <w:autoSpaceDN/>
+              <w:bidi w:val="0"/>
+              <w:adjustRightInd/>
+              <w:snapToGrid/>
+              <w:spacing w:beforeAutospacing="0" w:afterAutospacing="0" w:line="240" w:lineRule="auto"/>
               <w:jc w:val="center"/>
               <w:textAlignment w:val="center"/>
               <w:rPr>
+                <w:rFonts w:hint="eastAsia" w:ascii="微软雅黑" w:hAnsi="微软雅黑" w:eastAsia="微软雅黑" w:cs="微软雅黑"/>
                 <w:b/>
                 <w:color w:val="000000"/>
                 <w:sz w:val="21"/>
                 <w:szCs w:val="21"/>
-                <w:lang w:bidi="ar"/>
-              </w:rPr>
-            </w:pPr>
-            <w:r>
-              <w:rPr>
-                <w:rFonts w:hint="eastAsia"/>
-                <w:b/>
-                <w:color w:val="000000"/>
-                <w:sz w:val="21"/>
-                <w:szCs w:val="21"/>
-                <w:lang w:bidi="ar"/>
-              </w:rPr>
-              <w:t>{{ template_subbarcode }}</w:t>
-            </w:r>
-          </w:p>
-        </w:tc>
-        <w:tc>
-          <w:tcPr>
-            <w:tcW w:w="1091" w:type="dxa"/>
+                <w:highlight w:val="none"/>
+                <w:lang w:eastAsia="zh-CN" w:bidi="ar"/>
+              </w:rPr>
+            </w:pPr>
+          </w:p>
+        </w:tc>
+        <w:tc>
+          <w:tcPr>
+            <w:tcW w:w="1181" w:type="dxa"/>
             <w:tcBorders>
-              <w:top w:val="nil"/>
-              <w:left w:val="single" w:color="000000" w:sz="8" w:space="0"/>
-              <w:bottom w:val="single" w:color="000000" w:sz="8" w:space="0"/>
-              <w:right w:val="single" w:color="000000" w:sz="8" w:space="0"/>
+              <w:top w:val="single" w:color="auto" w:sz="4" w:space="0"/>
+              <w:left w:val="single" w:color="auto" w:sz="4" w:space="0"/>
+              <w:bottom w:val="single" w:color="auto" w:sz="4" w:space="0"/>
+              <w:right w:val="single" w:color="auto" w:sz="4" w:space="0"/>
             </w:tcBorders>
             <w:noWrap/>
             <w:tcMar>
@@ -1379,24 +1507,41 @@
           </w:tcPr>
           <w:p>
             <w:pPr>
+              <w:keepNext w:val="0"/>
+              <w:keepLines w:val="0"/>
+              <w:pageBreakBefore w:val="0"/>
               <w:widowControl/>
+              <w:kinsoku/>
+              <w:wordWrap/>
+              <w:overflowPunct/>
+              <w:topLinePunct w:val="0"/>
+              <w:autoSpaceDE/>
+              <w:autoSpaceDN/>
+              <w:bidi w:val="0"/>
+              <w:adjustRightInd/>
+              <w:snapToGrid/>
+              <w:spacing w:beforeAutospacing="0" w:afterAutospacing="0" w:line="240" w:lineRule="auto"/>
               <w:jc w:val="center"/>
               <w:textAlignment w:val="center"/>
               <w:rPr>
+                <w:rFonts w:hint="eastAsia" w:ascii="微软雅黑" w:hAnsi="微软雅黑" w:eastAsia="微软雅黑" w:cs="微软雅黑"/>
                 <w:b/>
                 <w:color w:val="000000"/>
                 <w:sz w:val="21"/>
                 <w:szCs w:val="21"/>
+                <w:highlight w:val="none"/>
                 <w:lang w:bidi="ar"/>
               </w:rPr>
             </w:pPr>
             <w:r>
               <w:rPr>
+                <w:rFonts w:hint="eastAsia" w:ascii="微软雅黑" w:hAnsi="微软雅黑" w:eastAsia="微软雅黑" w:cs="微软雅黑"/>
                 <w:b/>
                 <w:color w:val="000000"/>
                 <w:sz w:val="21"/>
                 <w:szCs w:val="21"/>
-                <w:lang w:bidi="ar"/>
+                <w:highlight w:val="none"/>
+                <w:lang w:val="en-US" w:eastAsia="zh-CN" w:bidi="ar"/>
               </w:rPr>
               <w:t>送检日期</w:t>
             </w:r>
@@ -1404,11 +1549,11 @@
         </w:tc>
         <w:tc>
           <w:tcPr>
-            <w:tcW w:w="2088" w:type="dxa"/>
+            <w:tcW w:w="1497" w:type="dxa"/>
             <w:tcBorders>
-              <w:top w:val="nil"/>
-              <w:left w:val="single" w:color="000000" w:sz="8" w:space="0"/>
-              <w:bottom w:val="single" w:color="000000" w:sz="8" w:space="0"/>
+              <w:top w:val="single" w:color="auto" w:sz="4" w:space="0"/>
+              <w:left w:val="single" w:color="auto" w:sz="4" w:space="0"/>
+              <w:bottom w:val="single" w:color="auto" w:sz="4" w:space="0"/>
               <w:right w:val="nil"/>
             </w:tcBorders>
             <w:noWrap/>
@@ -1421,170 +1566,43 @@
           </w:tcPr>
           <w:p>
             <w:pPr>
+              <w:keepNext w:val="0"/>
+              <w:keepLines w:val="0"/>
+              <w:pageBreakBefore w:val="0"/>
               <w:widowControl/>
+              <w:kinsoku/>
+              <w:wordWrap/>
+              <w:overflowPunct/>
+              <w:topLinePunct w:val="0"/>
+              <w:autoSpaceDE/>
+              <w:autoSpaceDN/>
+              <w:bidi w:val="0"/>
+              <w:adjustRightInd/>
+              <w:snapToGrid/>
+              <w:spacing w:beforeAutospacing="0" w:afterAutospacing="0" w:line="240" w:lineRule="auto"/>
               <w:jc w:val="center"/>
               <w:textAlignment w:val="center"/>
               <w:rPr>
-                <w:b/>
+                <w:rFonts w:hint="eastAsia" w:ascii="微软雅黑" w:hAnsi="微软雅黑" w:eastAsia="微软雅黑" w:cs="微软雅黑"/>
+                <w:b w:val="0"/>
+                <w:bCs/>
                 <w:color w:val="000000"/>
                 <w:sz w:val="21"/>
                 <w:szCs w:val="21"/>
+                <w:lang w:eastAsia="zh-CN" w:bidi="ar"/>
+              </w:rPr>
+            </w:pPr>
+            <w:r>
+              <w:rPr>
+                <w:rFonts w:hint="eastAsia" w:ascii="微软雅黑" w:hAnsi="微软雅黑" w:eastAsia="微软雅黑" w:cs="微软雅黑"/>
+                <w:b w:val="0"/>
+                <w:bCs/>
+                <w:color w:val="000000"/>
+                <w:sz w:val="21"/>
+                <w:szCs w:val="21"/>
                 <w:lang w:bidi="ar"/>
               </w:rPr>
-            </w:pPr>
-            <w:r>
-              <w:rPr>
-                <w:rFonts w:hint="eastAsia"/>
-                <w:b/>
-                <w:color w:val="000000"/>
-                <w:sz w:val="21"/>
-                <w:szCs w:val="21"/>
-                <w:lang w:bidi="ar"/>
-              </w:rPr>
               <w:t>{{ commission_date }}</w:t>
-            </w:r>
-          </w:p>
-        </w:tc>
-      </w:tr>
-    </w:tbl>
-    <w:p>
-      <w:pPr>
-        <w:rPr>
-          <w:rFonts w:hint="eastAsia" w:ascii="微软雅黑" w:hAnsi="微软雅黑" w:eastAsia="微软雅黑" w:cs="微软雅黑"/>
-        </w:rPr>
-      </w:pPr>
-    </w:p>
-    <w:p>
-      <w:pPr>
-        <w:rPr>
-          <w:rFonts w:hint="eastAsia" w:ascii="微软雅黑" w:hAnsi="微软雅黑" w:eastAsia="微软雅黑" w:cs="微软雅黑"/>
-        </w:rPr>
-      </w:pPr>
-    </w:p>
-    <w:p>
-      <w:pPr>
-        <w:rPr>
-          <w:rFonts w:hint="eastAsia" w:ascii="微软雅黑" w:hAnsi="微软雅黑" w:eastAsia="微软雅黑" w:cs="微软雅黑"/>
-        </w:rPr>
-      </w:pPr>
-    </w:p>
-    <w:p>
-      <w:pPr>
-        <w:rPr>
-          <w:rFonts w:hint="eastAsia" w:ascii="微软雅黑" w:hAnsi="微软雅黑" w:eastAsia="微软雅黑" w:cs="微软雅黑"/>
-        </w:rPr>
-      </w:pPr>
-    </w:p>
-    <w:p>
-      <w:pPr>
-        <w:rPr>
-          <w:rFonts w:hint="eastAsia" w:ascii="微软雅黑" w:hAnsi="微软雅黑" w:eastAsia="微软雅黑" w:cs="微软雅黑"/>
-        </w:rPr>
-      </w:pPr>
-    </w:p>
-    <w:p>
-      <w:pPr>
-        <w:rPr>
-          <w:rFonts w:hint="eastAsia" w:ascii="微软雅黑" w:hAnsi="微软雅黑" w:eastAsia="微软雅黑" w:cs="微软雅黑"/>
-        </w:rPr>
-      </w:pPr>
-    </w:p>
-    <w:tbl>
-      <w:tblPr>
-        <w:tblStyle w:val="19"/>
-        <w:tblW w:w="9734" w:type="dxa"/>
-        <w:jc w:val="center"/>
-        <w:tblBorders>
-          <w:top w:val="single" w:color="auto" w:sz="4" w:space="0"/>
-          <w:left w:val="none" w:color="auto" w:sz="0" w:space="0"/>
-          <w:bottom w:val="single" w:color="auto" w:sz="4" w:space="0"/>
-          <w:right w:val="none" w:color="auto" w:sz="0" w:space="0"/>
-          <w:insideH w:val="single" w:color="auto" w:sz="4" w:space="0"/>
-          <w:insideV w:val="single" w:color="auto" w:sz="4" w:space="0"/>
-        </w:tblBorders>
-        <w:tblLayout w:type="fixed"/>
-        <w:tblCellMar>
-          <w:top w:w="0" w:type="dxa"/>
-          <w:left w:w="108" w:type="dxa"/>
-          <w:bottom w:w="0" w:type="dxa"/>
-          <w:right w:w="108" w:type="dxa"/>
-        </w:tblCellMar>
-      </w:tblPr>
-      <w:tblGrid>
-        <w:gridCol w:w="1242"/>
-        <w:gridCol w:w="8492"/>
-      </w:tblGrid>
-      <w:tr>
-        <w:tblPrEx>
-          <w:tblBorders>
-            <w:top w:val="single" w:color="auto" w:sz="4" w:space="0"/>
-            <w:left w:val="none" w:color="auto" w:sz="0" w:space="0"/>
-            <w:bottom w:val="single" w:color="auto" w:sz="4" w:space="0"/>
-            <w:right w:val="none" w:color="auto" w:sz="0" w:space="0"/>
-            <w:insideH w:val="single" w:color="auto" w:sz="4" w:space="0"/>
-            <w:insideV w:val="single" w:color="auto" w:sz="4" w:space="0"/>
-          </w:tblBorders>
-          <w:tblCellMar>
-            <w:top w:w="0" w:type="dxa"/>
-            <w:left w:w="108" w:type="dxa"/>
-            <w:bottom w:w="0" w:type="dxa"/>
-            <w:right w:w="108" w:type="dxa"/>
-          </w:tblCellMar>
-        </w:tblPrEx>
-        <w:trPr>
-          <w:trHeight w:val="413" w:hRule="atLeast"/>
-          <w:jc w:val="center"/>
-        </w:trPr>
-        <w:tc>
-          <w:tcPr>
-            <w:tcW w:w="1242" w:type="dxa"/>
-            <w:vAlign w:val="top"/>
-          </w:tcPr>
-          <w:p>
-            <w:pPr>
-              <w:pStyle w:val="17"/>
-              <w:jc w:val="both"/>
-              <w:rPr>
-                <w:rFonts w:asciiTheme="minorEastAsia" w:hAnsiTheme="minorEastAsia" w:eastAsiaTheme="minorEastAsia"/>
-                <w:b/>
-                <w:sz w:val="21"/>
-                <w:szCs w:val="21"/>
-              </w:rPr>
-            </w:pPr>
-            <w:r>
-              <w:rPr>
-                <w:rFonts w:hint="eastAsia" w:asciiTheme="minorEastAsia" w:hAnsiTheme="minorEastAsia" w:eastAsiaTheme="minorEastAsia"/>
-                <w:b/>
-                <w:sz w:val="21"/>
-                <w:szCs w:val="21"/>
-              </w:rPr>
-              <w:t>检测项目</w:t>
-            </w:r>
-          </w:p>
-        </w:tc>
-        <w:tc>
-          <w:tcPr>
-            <w:tcW w:w="8492" w:type="dxa"/>
-            <w:vAlign w:val="center"/>
-          </w:tcPr>
-          <w:p>
-            <w:pPr>
-              <w:pStyle w:val="17"/>
-              <w:rPr>
-                <w:rFonts w:hint="default" w:asciiTheme="minorEastAsia" w:hAnsiTheme="minorEastAsia" w:eastAsiaTheme="minorEastAsia"/>
-                <w:sz w:val="21"/>
-                <w:szCs w:val="21"/>
-                <w:lang w:val="en-US" w:eastAsia="zh-CN"/>
-              </w:rPr>
-            </w:pPr>
-            <w:r>
-              <w:rPr>
-                <w:rFonts w:hint="eastAsia" w:asciiTheme="minorEastAsia" w:hAnsiTheme="minorEastAsia" w:eastAsiaTheme="minorEastAsia"/>
-                <w:sz w:val="21"/>
-                <w:szCs w:val="21"/>
-                <w:lang w:val="en-US" w:eastAsia="zh-CN"/>
-              </w:rPr>
-              <w:t>KIT PDGFRA基因检测报告{% if PDInfo != undefined %}（含PD-L1）{% endif %}</w:t>
             </w:r>
           </w:p>
         </w:tc>
@@ -1607,46 +1625,92 @@
           </w:tblCellMar>
         </w:tblPrEx>
         <w:trPr>
-          <w:trHeight w:val="413" w:hRule="atLeast"/>
+          <w:trHeight w:val="397" w:hRule="atLeast"/>
           <w:jc w:val="center"/>
         </w:trPr>
         <w:tc>
           <w:tcPr>
-            <w:tcW w:w="1242" w:type="dxa"/>
-            <w:vAlign w:val="top"/>
+            <w:tcW w:w="1323" w:type="dxa"/>
+            <w:tcBorders>
+              <w:top w:val="single" w:color="auto" w:sz="4" w:space="0"/>
+              <w:left w:val="nil"/>
+              <w:bottom w:val="single" w:color="auto" w:sz="4" w:space="0"/>
+              <w:right w:val="single" w:color="auto" w:sz="4" w:space="0"/>
+            </w:tcBorders>
+            <w:vAlign w:val="center"/>
           </w:tcPr>
           <w:p>
             <w:pPr>
               <w:pStyle w:val="17"/>
-              <w:jc w:val="both"/>
-              <w:rPr>
-                <w:rFonts w:asciiTheme="minorEastAsia" w:hAnsiTheme="minorEastAsia" w:eastAsiaTheme="minorEastAsia"/>
-                <w:b/>
-                <w:sz w:val="21"/>
-                <w:szCs w:val="21"/>
-              </w:rPr>
-            </w:pPr>
-            <w:r>
-              <w:rPr>
-                <w:rFonts w:hint="eastAsia" w:asciiTheme="minorEastAsia" w:hAnsiTheme="minorEastAsia" w:eastAsiaTheme="minorEastAsia"/>
-                <w:b/>
-                <w:sz w:val="21"/>
-                <w:szCs w:val="21"/>
-              </w:rPr>
-              <w:t>标本类型</w:t>
-            </w:r>
-          </w:p>
-        </w:tc>
-        <w:tc>
-          <w:tcPr>
-            <w:tcW w:w="8492" w:type="dxa"/>
+              <w:keepNext w:val="0"/>
+              <w:keepLines w:val="0"/>
+              <w:pageBreakBefore w:val="0"/>
+              <w:widowControl/>
+              <w:kinsoku/>
+              <w:wordWrap/>
+              <w:overflowPunct/>
+              <w:topLinePunct w:val="0"/>
+              <w:autoSpaceDE/>
+              <w:autoSpaceDN/>
+              <w:bidi w:val="0"/>
+              <w:adjustRightInd/>
+              <w:snapToGrid/>
+              <w:spacing w:before="0" w:beforeAutospacing="0" w:after="0" w:afterAutospacing="0" w:line="240" w:lineRule="auto"/>
+              <w:jc w:val="center"/>
+              <w:rPr>
+                <w:rFonts w:hint="eastAsia" w:ascii="微软雅黑" w:hAnsi="微软雅黑" w:eastAsia="微软雅黑" w:cs="微软雅黑"/>
+                <w:b/>
+                <w:color w:val="000000"/>
+                <w:sz w:val="21"/>
+                <w:szCs w:val="21"/>
+                <w:lang w:val="en-US" w:eastAsia="zh-CN" w:bidi="ar"/>
+              </w:rPr>
+            </w:pPr>
+            <w:r>
+              <w:rPr>
+                <w:rFonts w:hint="eastAsia" w:ascii="微软雅黑" w:hAnsi="微软雅黑" w:eastAsia="微软雅黑" w:cs="微软雅黑"/>
+                <w:b/>
+                <w:color w:val="000000"/>
+                <w:sz w:val="21"/>
+                <w:szCs w:val="21"/>
+                <w:lang w:val="en-US" w:eastAsia="zh-CN" w:bidi="ar"/>
+              </w:rPr>
+              <w:t>检测项目</w:t>
+            </w:r>
+          </w:p>
+        </w:tc>
+        <w:tc>
+          <w:tcPr>
+            <w:tcW w:w="8415" w:type="dxa"/>
+            <w:gridSpan w:val="7"/>
+            <w:tcBorders>
+              <w:top w:val="single" w:color="auto" w:sz="4" w:space="0"/>
+              <w:left w:val="single" w:color="auto" w:sz="4" w:space="0"/>
+              <w:bottom w:val="single" w:color="auto" w:sz="4" w:space="0"/>
+              <w:right w:val="nil"/>
+            </w:tcBorders>
             <w:vAlign w:val="center"/>
           </w:tcPr>
           <w:p>
             <w:pPr>
               <w:pStyle w:val="17"/>
-              <w:rPr>
-                <w:rFonts w:hint="eastAsia" w:asciiTheme="minorEastAsia" w:hAnsiTheme="minorEastAsia" w:eastAsiaTheme="minorEastAsia"/>
+              <w:keepNext w:val="0"/>
+              <w:keepLines w:val="0"/>
+              <w:pageBreakBefore w:val="0"/>
+              <w:widowControl/>
+              <w:kinsoku/>
+              <w:wordWrap/>
+              <w:overflowPunct/>
+              <w:topLinePunct w:val="0"/>
+              <w:autoSpaceDE/>
+              <w:autoSpaceDN/>
+              <w:bidi w:val="0"/>
+              <w:adjustRightInd/>
+              <w:snapToGrid/>
+              <w:spacing w:before="0" w:beforeAutospacing="0" w:after="0" w:afterAutospacing="0" w:line="240" w:lineRule="auto"/>
+              <w:jc w:val="left"/>
+              <w:rPr>
+                <w:rFonts w:hint="eastAsia" w:ascii="微软雅黑" w:hAnsi="微软雅黑" w:eastAsia="微软雅黑" w:cs="微软雅黑"/>
                 <w:sz w:val="21"/>
                 <w:szCs w:val="21"/>
                 <w:lang w:val="en-US" w:eastAsia="zh-CN"/>
@@ -1654,109 +1718,55 @@
             </w:pPr>
             <w:r>
               <w:rPr>
-                <w:rFonts w:hint="eastAsia" w:asciiTheme="minorEastAsia" w:hAnsiTheme="minorEastAsia" w:eastAsiaTheme="minorEastAsia"/>
-                <w:sz w:val="21"/>
-                <w:szCs w:val="21"/>
-              </w:rPr>
-              <w:t>{{ sample_type }}</w:t>
-            </w:r>
-            <w:r>
-              <w:rPr>
-                <w:rFonts w:hint="eastAsia" w:asciiTheme="minorEastAsia" w:hAnsiTheme="minorEastAsia" w:eastAsiaTheme="minorEastAsia"/>
+                <w:rFonts w:hint="eastAsia" w:ascii="微软雅黑" w:hAnsi="微软雅黑" w:eastAsia="微软雅黑" w:cs="微软雅黑"/>
                 <w:sz w:val="21"/>
                 <w:szCs w:val="21"/>
                 <w:lang w:val="en-US" w:eastAsia="zh-CN"/>
               </w:rPr>
-              <w:t>，</w:t>
-            </w:r>
-            <w:r>
-              <w:rPr>
-                <w:rFonts w:ascii="宋体" w:hAnsi="宋体" w:eastAsia="宋体" w:cs="宋体"/>
-                <w:sz w:val="21"/>
-                <w:szCs w:val="21"/>
-              </w:rPr>
-              <w:t>肿瘤细胞含量</w:t>
-            </w:r>
-            <w:r>
-              <w:rPr>
-                <w:rFonts w:hint="eastAsia" w:ascii="宋体" w:hAnsi="宋体" w:eastAsia="宋体" w:cs="宋体"/>
-                <w:sz w:val="21"/>
-                <w:szCs w:val="21"/>
-                <w:lang w:eastAsia="zh-CN"/>
-              </w:rPr>
-              <w:t xml:space="preserve">：{% if summaryOfRresults.type == </w:t>
-            </w:r>
-            <w:r>
-              <w:rPr>
-                <w:rFonts w:ascii="宋体" w:hAnsi="宋体" w:eastAsia="宋体" w:cs="宋体"/>
-                <w:sz w:val="21"/>
-                <w:szCs w:val="21"/>
-                <w:lang w:eastAsia="zh-CN"/>
-              </w:rPr>
-              <w:t>“tissue”</w:t>
-            </w:r>
-            <w:r>
-              <w:rPr>
-                <w:rFonts w:hint="eastAsia" w:ascii="宋体" w:hAnsi="宋体" w:eastAsia="宋体" w:cs="宋体"/>
-                <w:sz w:val="21"/>
-                <w:szCs w:val="21"/>
-                <w:lang w:eastAsia="zh-CN"/>
-              </w:rPr>
-              <w:t xml:space="preserve"> %}≥</w:t>
-            </w:r>
-            <w:r>
-              <w:rPr>
-                <w:rFonts w:hint="eastAsia" w:ascii="宋体" w:hAnsi="宋体" w:eastAsia="宋体" w:cs="宋体"/>
+              <w:t>泛实体瘤多</w:t>
+            </w:r>
+            <w:r>
+              <w:rPr>
+                <w:rFonts w:hint="eastAsia" w:ascii="微软雅黑" w:hAnsi="微软雅黑" w:eastAsia="微软雅黑" w:cs="微软雅黑"/>
+                <w:color w:val="auto"/>
                 <w:sz w:val="21"/>
                 <w:szCs w:val="21"/>
                 <w:lang w:val="en-US" w:eastAsia="zh-CN"/>
               </w:rPr>
-              <w:t>1</w:t>
-            </w:r>
-            <w:r>
-              <w:rPr>
-                <w:rFonts w:ascii="宋体" w:hAnsi="宋体" w:eastAsia="宋体" w:cs="宋体"/>
-                <w:sz w:val="21"/>
-                <w:szCs w:val="21"/>
-                <w:lang w:eastAsia="zh-CN"/>
-              </w:rPr>
-              <w:t>0</w:t>
-            </w:r>
-            <w:r>
-              <w:rPr>
-                <w:rFonts w:hint="eastAsia" w:cs="宋体"/>
+              <w:t>基因</w:t>
+            </w:r>
+            <w:r>
+              <w:rPr>
+                <w:rFonts w:hint="eastAsia" w:ascii="微软雅黑" w:hAnsi="微软雅黑" w:eastAsia="微软雅黑" w:cs="微软雅黑"/>
+                <w:i w:val="0"/>
+                <w:iCs w:val="0"/>
+                <w:caps w:val="0"/>
+                <w:color w:val="auto"/>
+                <w:spacing w:val="0"/>
+                <w:sz w:val="19"/>
+                <w:szCs w:val="19"/>
+                <w:shd w:val="clear" w:fill="FFFFFF"/>
+              </w:rPr>
+              <w:t>panel</w:t>
+            </w:r>
+            <w:r>
+              <w:rPr>
+                <w:rFonts w:hint="eastAsia" w:ascii="微软雅黑" w:hAnsi="微软雅黑" w:eastAsia="微软雅黑" w:cs="微软雅黑"/>
+                <w:color w:val="auto"/>
                 <w:sz w:val="21"/>
                 <w:szCs w:val="21"/>
                 <w:lang w:val="en-US" w:eastAsia="zh-CN"/>
               </w:rPr>
-              <w:t>%</w:t>
-            </w:r>
-            <w:r>
-              <w:rPr>
-                <w:rFonts w:hint="eastAsia" w:ascii="宋体" w:hAnsi="宋体" w:eastAsia="宋体" w:cs="宋体"/>
-                <w:sz w:val="21"/>
-                <w:szCs w:val="21"/>
-                <w:lang w:eastAsia="zh-CN"/>
-              </w:rPr>
-              <w:t>{% else %}</w:t>
-            </w:r>
-            <w:r>
-              <w:rPr>
-                <w:rFonts w:hint="eastAsia" w:cs="宋体"/>
+              <w:t>检</w:t>
+            </w:r>
+            <w:r>
+              <w:rPr>
+                <w:rFonts w:hint="eastAsia" w:ascii="微软雅黑" w:hAnsi="微软雅黑" w:eastAsia="微软雅黑" w:cs="微软雅黑"/>
                 <w:sz w:val="21"/>
                 <w:szCs w:val="21"/>
                 <w:lang w:val="en-US" w:eastAsia="zh-CN"/>
               </w:rPr>
-              <w:t>-</w:t>
-            </w:r>
-            <w:r>
-              <w:rPr>
-                <w:rFonts w:hint="eastAsia" w:ascii="宋体" w:hAnsi="宋体" w:eastAsia="宋体" w:cs="宋体"/>
-                <w:sz w:val="21"/>
-                <w:szCs w:val="21"/>
-                <w:lang w:eastAsia="zh-CN"/>
-              </w:rPr>
-              <w:t>{% endif %}</w:t>
+              <w:t>测</w:t>
             </w:r>
           </w:p>
         </w:tc>
@@ -1779,57 +1789,213 @@
           </w:tblCellMar>
         </w:tblPrEx>
         <w:trPr>
-          <w:trHeight w:val="405" w:hRule="atLeast"/>
+          <w:trHeight w:val="397" w:hRule="atLeast"/>
           <w:jc w:val="center"/>
         </w:trPr>
         <w:tc>
           <w:tcPr>
-            <w:tcW w:w="1242" w:type="dxa"/>
-            <w:vAlign w:val="top"/>
+            <w:tcW w:w="1323" w:type="dxa"/>
+            <w:tcBorders>
+              <w:top w:val="single" w:color="auto" w:sz="4" w:space="0"/>
+              <w:left w:val="nil"/>
+              <w:bottom w:val="single" w:color="auto" w:sz="4" w:space="0"/>
+              <w:right w:val="single" w:color="auto" w:sz="4" w:space="0"/>
+            </w:tcBorders>
+            <w:vAlign w:val="center"/>
           </w:tcPr>
           <w:p>
             <w:pPr>
               <w:pStyle w:val="17"/>
-              <w:jc w:val="both"/>
-              <w:rPr>
-                <w:rFonts w:hint="eastAsia" w:asciiTheme="minorEastAsia" w:hAnsiTheme="minorEastAsia" w:eastAsiaTheme="minorEastAsia"/>
-                <w:b/>
-                <w:sz w:val="21"/>
-                <w:szCs w:val="21"/>
-                <w:lang w:eastAsia="zh-CN"/>
-              </w:rPr>
-            </w:pPr>
-            <w:r>
-              <w:rPr>
-                <w:rFonts w:hint="eastAsia" w:asciiTheme="minorEastAsia" w:hAnsiTheme="minorEastAsia" w:eastAsiaTheme="minorEastAsia"/>
-                <w:b/>
-                <w:sz w:val="21"/>
-                <w:szCs w:val="21"/>
-              </w:rPr>
-              <w:t>检测</w:t>
-            </w:r>
-            <w:r>
-              <w:rPr>
-                <w:rFonts w:hint="eastAsia" w:asciiTheme="minorEastAsia" w:hAnsiTheme="minorEastAsia" w:eastAsiaTheme="minorEastAsia"/>
-                <w:b/>
+              <w:keepNext w:val="0"/>
+              <w:keepLines w:val="0"/>
+              <w:pageBreakBefore w:val="0"/>
+              <w:widowControl/>
+              <w:kinsoku/>
+              <w:wordWrap/>
+              <w:overflowPunct/>
+              <w:topLinePunct w:val="0"/>
+              <w:autoSpaceDE/>
+              <w:autoSpaceDN/>
+              <w:bidi w:val="0"/>
+              <w:adjustRightInd/>
+              <w:snapToGrid/>
+              <w:spacing w:before="0" w:beforeAutospacing="0" w:after="0" w:afterAutospacing="0" w:line="240" w:lineRule="auto"/>
+              <w:jc w:val="center"/>
+              <w:rPr>
+                <w:rFonts w:hint="eastAsia" w:ascii="微软雅黑" w:hAnsi="微软雅黑" w:eastAsia="微软雅黑" w:cs="微软雅黑"/>
+                <w:b/>
+                <w:color w:val="000000"/>
+                <w:sz w:val="21"/>
+                <w:szCs w:val="21"/>
+                <w:lang w:val="en-US" w:eastAsia="zh-CN" w:bidi="ar"/>
+              </w:rPr>
+            </w:pPr>
+            <w:r>
+              <w:rPr>
+                <w:rFonts w:hint="eastAsia" w:ascii="微软雅黑" w:hAnsi="微软雅黑" w:eastAsia="微软雅黑" w:cs="微软雅黑"/>
+                <w:b/>
+                <w:color w:val="000000"/>
+                <w:sz w:val="21"/>
+                <w:szCs w:val="21"/>
+                <w:lang w:val="en-US" w:eastAsia="zh-CN" w:bidi="ar"/>
+              </w:rPr>
+              <w:t>标本类型</w:t>
+            </w:r>
+          </w:p>
+        </w:tc>
+        <w:tc>
+          <w:tcPr>
+            <w:tcW w:w="8415" w:type="dxa"/>
+            <w:gridSpan w:val="7"/>
+            <w:tcBorders>
+              <w:top w:val="single" w:color="auto" w:sz="4" w:space="0"/>
+              <w:left w:val="single" w:color="auto" w:sz="4" w:space="0"/>
+              <w:bottom w:val="single" w:color="auto" w:sz="4" w:space="0"/>
+              <w:right w:val="nil"/>
+            </w:tcBorders>
+            <w:vAlign w:val="center"/>
+          </w:tcPr>
+          <w:p>
+            <w:pPr>
+              <w:pStyle w:val="17"/>
+              <w:keepNext w:val="0"/>
+              <w:keepLines w:val="0"/>
+              <w:pageBreakBefore w:val="0"/>
+              <w:widowControl/>
+              <w:kinsoku/>
+              <w:wordWrap/>
+              <w:overflowPunct/>
+              <w:topLinePunct w:val="0"/>
+              <w:autoSpaceDE/>
+              <w:autoSpaceDN/>
+              <w:bidi w:val="0"/>
+              <w:adjustRightInd/>
+              <w:snapToGrid/>
+              <w:spacing w:before="0" w:beforeAutospacing="0" w:after="0" w:afterAutospacing="0" w:line="240" w:lineRule="auto"/>
+              <w:jc w:val="left"/>
+              <w:rPr>
+                <w:rFonts w:hint="eastAsia" w:ascii="微软雅黑" w:hAnsi="微软雅黑" w:eastAsia="微软雅黑" w:cs="微软雅黑"/>
                 <w:sz w:val="21"/>
                 <w:szCs w:val="21"/>
                 <w:lang w:val="en-US" w:eastAsia="zh-CN"/>
               </w:rPr>
-              <w:t>方法</w:t>
-            </w:r>
-          </w:p>
-        </w:tc>
-        <w:tc>
-          <w:tcPr>
-            <w:tcW w:w="8492" w:type="dxa"/>
+            </w:pPr>
+            <w:r>
+              <w:rPr>
+                <w:rFonts w:hint="eastAsia" w:ascii="微软雅黑" w:hAnsi="微软雅黑" w:eastAsia="微软雅黑" w:cs="微软雅黑"/>
+                <w:sz w:val="21"/>
+                <w:szCs w:val="21"/>
+                <w:lang w:val="en-US" w:eastAsia="zh-CN"/>
+              </w:rPr>
+              <w:t>{{ sample_type }}，肿瘤细胞含量：{% if summaryOfRresults.type == “tissue” %}≥10%{% else %}-{% endif %}</w:t>
+            </w:r>
+          </w:p>
+        </w:tc>
+      </w:tr>
+      <w:tr>
+        <w:tblPrEx>
+          <w:tblBorders>
+            <w:top w:val="single" w:color="auto" w:sz="4" w:space="0"/>
+            <w:left w:val="none" w:color="auto" w:sz="0" w:space="0"/>
+            <w:bottom w:val="single" w:color="auto" w:sz="4" w:space="0"/>
+            <w:right w:val="none" w:color="auto" w:sz="0" w:space="0"/>
+            <w:insideH w:val="single" w:color="auto" w:sz="4" w:space="0"/>
+            <w:insideV w:val="single" w:color="auto" w:sz="4" w:space="0"/>
+          </w:tblBorders>
+          <w:tblCellMar>
+            <w:top w:w="0" w:type="dxa"/>
+            <w:left w:w="108" w:type="dxa"/>
+            <w:bottom w:w="0" w:type="dxa"/>
+            <w:right w:w="108" w:type="dxa"/>
+          </w:tblCellMar>
+        </w:tblPrEx>
+        <w:trPr>
+          <w:trHeight w:val="397" w:hRule="atLeast"/>
+          <w:jc w:val="center"/>
+        </w:trPr>
+        <w:tc>
+          <w:tcPr>
+            <w:tcW w:w="1323" w:type="dxa"/>
+            <w:tcBorders>
+              <w:top w:val="single" w:color="auto" w:sz="4" w:space="0"/>
+              <w:left w:val="nil"/>
+              <w:bottom w:val="single" w:color="auto" w:sz="4" w:space="0"/>
+              <w:right w:val="single" w:color="auto" w:sz="4" w:space="0"/>
+            </w:tcBorders>
             <w:vAlign w:val="center"/>
           </w:tcPr>
           <w:p>
             <w:pPr>
               <w:pStyle w:val="17"/>
-              <w:rPr>
-                <w:rFonts w:hint="default" w:asciiTheme="minorEastAsia" w:hAnsiTheme="minorEastAsia" w:eastAsiaTheme="minorEastAsia"/>
+              <w:keepNext w:val="0"/>
+              <w:keepLines w:val="0"/>
+              <w:pageBreakBefore w:val="0"/>
+              <w:widowControl/>
+              <w:kinsoku/>
+              <w:wordWrap/>
+              <w:overflowPunct/>
+              <w:topLinePunct w:val="0"/>
+              <w:autoSpaceDE/>
+              <w:autoSpaceDN/>
+              <w:bidi w:val="0"/>
+              <w:adjustRightInd/>
+              <w:snapToGrid/>
+              <w:spacing w:before="0" w:beforeAutospacing="0" w:after="0" w:afterAutospacing="0" w:line="240" w:lineRule="auto"/>
+              <w:jc w:val="center"/>
+              <w:rPr>
+                <w:rFonts w:hint="eastAsia" w:ascii="微软雅黑" w:hAnsi="微软雅黑" w:eastAsia="微软雅黑" w:cs="微软雅黑"/>
+                <w:b/>
+                <w:color w:val="000000"/>
+                <w:sz w:val="21"/>
+                <w:szCs w:val="21"/>
+                <w:lang w:val="en-US" w:eastAsia="zh-CN" w:bidi="ar"/>
+              </w:rPr>
+            </w:pPr>
+            <w:r>
+              <w:rPr>
+                <w:rFonts w:hint="eastAsia" w:ascii="微软雅黑" w:hAnsi="微软雅黑" w:eastAsia="微软雅黑" w:cs="微软雅黑"/>
+                <w:b/>
+                <w:color w:val="000000"/>
+                <w:sz w:val="21"/>
+                <w:szCs w:val="21"/>
+                <w:lang w:val="en-US" w:eastAsia="zh-CN" w:bidi="ar"/>
+              </w:rPr>
+              <w:t>检测方法</w:t>
+            </w:r>
+          </w:p>
+        </w:tc>
+        <w:tc>
+          <w:tcPr>
+            <w:tcW w:w="8415" w:type="dxa"/>
+            <w:gridSpan w:val="7"/>
+            <w:tcBorders>
+              <w:top w:val="single" w:color="auto" w:sz="4" w:space="0"/>
+              <w:left w:val="single" w:color="auto" w:sz="4" w:space="0"/>
+              <w:bottom w:val="single" w:color="auto" w:sz="4" w:space="0"/>
+              <w:right w:val="nil"/>
+            </w:tcBorders>
+            <w:vAlign w:val="center"/>
+          </w:tcPr>
+          <w:p>
+            <w:pPr>
+              <w:pStyle w:val="17"/>
+              <w:keepNext w:val="0"/>
+              <w:keepLines w:val="0"/>
+              <w:pageBreakBefore w:val="0"/>
+              <w:widowControl/>
+              <w:kinsoku/>
+              <w:wordWrap/>
+              <w:overflowPunct/>
+              <w:topLinePunct w:val="0"/>
+              <w:autoSpaceDE/>
+              <w:autoSpaceDN/>
+              <w:bidi w:val="0"/>
+              <w:adjustRightInd/>
+              <w:snapToGrid/>
+              <w:spacing w:before="0" w:beforeAutospacing="0" w:after="0" w:afterAutospacing="0" w:line="240" w:lineRule="auto"/>
+              <w:jc w:val="left"/>
+              <w:rPr>
+                <w:rFonts w:hint="eastAsia" w:ascii="微软雅黑" w:hAnsi="微软雅黑" w:eastAsia="微软雅黑" w:cs="微软雅黑"/>
                 <w:color w:val="000000" w:themeColor="text1"/>
                 <w:sz w:val="21"/>
                 <w:szCs w:val="21"/>
@@ -1843,7 +2009,7 @@
             </w:pPr>
             <w:r>
               <w:rPr>
-                <w:rFonts w:hint="eastAsia" w:asciiTheme="minorEastAsia" w:hAnsiTheme="minorEastAsia" w:eastAsiaTheme="minorEastAsia"/>
+                <w:rFonts w:hint="eastAsia" w:ascii="微软雅黑" w:hAnsi="微软雅黑" w:eastAsia="微软雅黑" w:cs="微软雅黑"/>
                 <w:color w:val="000000" w:themeColor="text1"/>
                 <w:sz w:val="21"/>
                 <w:szCs w:val="21"/>
@@ -1882,26 +2048,49 @@
         </w:trPr>
         <w:tc>
           <w:tcPr>
-            <w:tcW w:w="1242" w:type="dxa"/>
-            <w:vAlign w:val="top"/>
+            <w:tcW w:w="1323" w:type="dxa"/>
+            <w:tcBorders>
+              <w:top w:val="single" w:color="auto" w:sz="4" w:space="0"/>
+              <w:left w:val="nil"/>
+              <w:right w:val="single" w:color="auto" w:sz="4" w:space="0"/>
+            </w:tcBorders>
+            <w:vAlign w:val="center"/>
           </w:tcPr>
           <w:p>
             <w:pPr>
               <w:pStyle w:val="17"/>
-              <w:jc w:val="both"/>
-              <w:rPr>
-                <w:rFonts w:asciiTheme="minorEastAsia" w:hAnsiTheme="minorEastAsia" w:eastAsiaTheme="minorEastAsia"/>
-                <w:b/>
-                <w:sz w:val="21"/>
-                <w:szCs w:val="21"/>
-              </w:rPr>
-            </w:pPr>
-            <w:r>
-              <w:rPr>
-                <w:rFonts w:hint="eastAsia" w:asciiTheme="minorEastAsia" w:hAnsiTheme="minorEastAsia" w:eastAsiaTheme="minorEastAsia"/>
-                <w:b/>
-                <w:sz w:val="21"/>
-                <w:szCs w:val="21"/>
+              <w:keepNext w:val="0"/>
+              <w:keepLines w:val="0"/>
+              <w:pageBreakBefore w:val="0"/>
+              <w:widowControl/>
+              <w:kinsoku/>
+              <w:wordWrap/>
+              <w:overflowPunct/>
+              <w:topLinePunct w:val="0"/>
+              <w:autoSpaceDE/>
+              <w:autoSpaceDN/>
+              <w:bidi w:val="0"/>
+              <w:adjustRightInd/>
+              <w:snapToGrid/>
+              <w:spacing w:before="0" w:beforeAutospacing="0" w:after="0" w:afterAutospacing="0" w:line="240" w:lineRule="auto"/>
+              <w:jc w:val="center"/>
+              <w:rPr>
+                <w:rFonts w:hint="eastAsia" w:ascii="微软雅黑" w:hAnsi="微软雅黑" w:eastAsia="微软雅黑" w:cs="微软雅黑"/>
+                <w:b/>
+                <w:color w:val="000000"/>
+                <w:sz w:val="21"/>
+                <w:szCs w:val="21"/>
+                <w:lang w:val="en-US" w:eastAsia="zh-CN" w:bidi="ar"/>
+              </w:rPr>
+            </w:pPr>
+            <w:r>
+              <w:rPr>
+                <w:rFonts w:hint="eastAsia" w:ascii="微软雅黑" w:hAnsi="微软雅黑" w:eastAsia="微软雅黑" w:cs="微软雅黑"/>
+                <w:b/>
+                <w:color w:val="000000"/>
+                <w:sz w:val="21"/>
+                <w:szCs w:val="21"/>
+                <w:lang w:val="en-US" w:eastAsia="zh-CN" w:bidi="ar"/>
               </w:rPr>
               <w:t>检测内容</w:t>
             </w:r>
@@ -1909,19 +2098,38 @@
         </w:tc>
         <w:tc>
           <w:tcPr>
-            <w:tcW w:w="8492" w:type="dxa"/>
-            <w:vAlign w:val="top"/>
+            <w:tcW w:w="8415" w:type="dxa"/>
+            <w:gridSpan w:val="7"/>
+            <w:tcBorders>
+              <w:top w:val="single" w:color="auto" w:sz="4" w:space="0"/>
+              <w:left w:val="single" w:color="auto" w:sz="4" w:space="0"/>
+              <w:right w:val="nil"/>
+            </w:tcBorders>
+            <w:vAlign w:val="center"/>
           </w:tcPr>
           <w:p>
             <w:pPr>
               <w:pStyle w:val="17"/>
-              <w:spacing w:line="260" w:lineRule="exact"/>
-              <w:rPr>
-                <w:rFonts w:asciiTheme="minorEastAsia" w:hAnsiTheme="minorEastAsia" w:eastAsiaTheme="minorEastAsia"/>
+              <w:keepNext w:val="0"/>
+              <w:keepLines w:val="0"/>
+              <w:pageBreakBefore w:val="0"/>
+              <w:widowControl/>
+              <w:kinsoku/>
+              <w:wordWrap/>
+              <w:overflowPunct/>
+              <w:topLinePunct w:val="0"/>
+              <w:autoSpaceDE/>
+              <w:autoSpaceDN/>
+              <w:bidi w:val="0"/>
+              <w:adjustRightInd/>
+              <w:snapToGrid/>
+              <w:spacing w:before="0" w:beforeAutospacing="0" w:after="0" w:afterAutospacing="0" w:line="240" w:lineRule="auto"/>
+              <w:jc w:val="left"/>
+              <w:rPr>
+                <w:rFonts w:hint="eastAsia" w:ascii="微软雅黑" w:hAnsi="微软雅黑" w:eastAsia="微软雅黑" w:cs="微软雅黑"/>
                 <w:color w:val="000000" w:themeColor="text1"/>
                 <w:sz w:val="21"/>
                 <w:szCs w:val="21"/>
-                <w:lang w:eastAsia="zh-CN"/>
                 <w14:textFill>
                   <w14:solidFill>
                     <w14:schemeClr w14:val="tx1"/>
@@ -1931,215 +2139,61 @@
             </w:pPr>
             <w:r>
               <w:rPr>
-                <w:rFonts w:asciiTheme="minorEastAsia" w:hAnsiTheme="minorEastAsia" w:eastAsiaTheme="minorEastAsia"/>
+                <w:rFonts w:hint="eastAsia" w:ascii="微软雅黑" w:hAnsi="微软雅黑" w:eastAsia="微软雅黑" w:cs="微软雅黑"/>
                 <w:color w:val="000000" w:themeColor="text1"/>
                 <w:sz w:val="21"/>
                 <w:szCs w:val="21"/>
-                <w:lang w:eastAsia="zh-CN"/>
                 <w14:textFill>
                   <w14:solidFill>
                     <w14:schemeClr w14:val="tx1"/>
                   </w14:solidFill>
                 </w14:textFill>
               </w:rPr>
-              <w:t>本</w:t>
-            </w:r>
-            <w:r>
-              <w:rPr>
-                <w:rFonts w:hint="eastAsia" w:asciiTheme="minorEastAsia" w:hAnsiTheme="minorEastAsia" w:eastAsiaTheme="minorEastAsia"/>
+              <w:t>本检测项目为KIT PDGFRA基因检测，针对KIT，PDGFRA基因进行高通量测序。{% if PDInfo != undefined %}同时，本项目也通过免疫组化检测PD-L1表达情况。{% endif %}检测突变形式为点突变（SNV）、小片段插入缺失（INDEL）以及拷贝数变异（CNV）。</w:t>
+            </w:r>
+          </w:p>
+          <w:p>
+            <w:pPr>
+              <w:pStyle w:val="17"/>
+              <w:keepNext w:val="0"/>
+              <w:keepLines w:val="0"/>
+              <w:pageBreakBefore w:val="0"/>
+              <w:widowControl/>
+              <w:kinsoku/>
+              <w:wordWrap/>
+              <w:overflowPunct/>
+              <w:topLinePunct w:val="0"/>
+              <w:autoSpaceDE/>
+              <w:autoSpaceDN/>
+              <w:bidi w:val="0"/>
+              <w:adjustRightInd/>
+              <w:snapToGrid/>
+              <w:spacing w:before="0" w:beforeAutospacing="0" w:after="0" w:afterAutospacing="0" w:line="240" w:lineRule="auto"/>
+              <w:jc w:val="left"/>
+              <w:rPr>
+                <w:rFonts w:hint="eastAsia" w:ascii="微软雅黑" w:hAnsi="微软雅黑" w:eastAsia="微软雅黑" w:cs="微软雅黑"/>
                 <w:color w:val="000000" w:themeColor="text1"/>
                 <w:sz w:val="21"/>
                 <w:szCs w:val="21"/>
-                <w:lang w:val="en-US" w:eastAsia="zh-CN"/>
                 <w14:textFill>
                   <w14:solidFill>
                     <w14:schemeClr w14:val="tx1"/>
                   </w14:solidFill>
                 </w14:textFill>
               </w:rPr>
-              <w:t>检测项目为KIT PDGFRA基因检测，针对KIT，PDGFRA基因进行高通量测序。</w:t>
-            </w:r>
-            <w:r>
-              <w:rPr>
-                <w:rFonts w:hint="eastAsia" w:asciiTheme="minorEastAsia" w:hAnsiTheme="minorEastAsia" w:eastAsiaTheme="minorEastAsia"/>
+            </w:pPr>
+            <w:r>
+              <w:rPr>
+                <w:rFonts w:hint="eastAsia" w:ascii="微软雅黑" w:hAnsi="微软雅黑" w:eastAsia="微软雅黑" w:cs="微软雅黑"/>
                 <w:color w:val="000000" w:themeColor="text1"/>
                 <w:sz w:val="21"/>
                 <w:szCs w:val="21"/>
-                <w:lang w:eastAsia="zh-CN"/>
                 <w14:textFill>
                   <w14:solidFill>
                     <w14:schemeClr w14:val="tx1"/>
                   </w14:solidFill>
                 </w14:textFill>
               </w:rPr>
-              <w:t>{% if PDInfo != undefined %}</w:t>
-            </w:r>
-            <w:r>
-              <w:rPr>
-                <w:rFonts w:hint="eastAsia" w:asciiTheme="minorEastAsia" w:hAnsiTheme="minorEastAsia" w:eastAsiaTheme="minorEastAsia"/>
-                <w:color w:val="000000" w:themeColor="text1"/>
-                <w:sz w:val="21"/>
-                <w:szCs w:val="21"/>
-                <w:lang w:val="en-US" w:eastAsia="zh-CN"/>
-                <w14:textFill>
-                  <w14:solidFill>
-                    <w14:schemeClr w14:val="tx1"/>
-                  </w14:solidFill>
-                </w14:textFill>
-              </w:rPr>
-              <w:t>同时，</w:t>
-            </w:r>
-            <w:r>
-              <w:rPr>
-                <w:rFonts w:hint="eastAsia" w:asciiTheme="minorEastAsia" w:hAnsiTheme="minorEastAsia" w:eastAsiaTheme="minorEastAsia"/>
-                <w:color w:val="000000" w:themeColor="text1"/>
-                <w:sz w:val="21"/>
-                <w:szCs w:val="21"/>
-                <w:lang w:eastAsia="zh-CN"/>
-                <w14:textFill>
-                  <w14:solidFill>
-                    <w14:schemeClr w14:val="tx1"/>
-                  </w14:solidFill>
-                </w14:textFill>
-              </w:rPr>
-              <w:t>本</w:t>
-            </w:r>
-            <w:r>
-              <w:rPr>
-                <w:rFonts w:hint="eastAsia" w:asciiTheme="minorEastAsia" w:hAnsiTheme="minorEastAsia" w:eastAsiaTheme="minorEastAsia"/>
-                <w:color w:val="000000" w:themeColor="text1"/>
-                <w:sz w:val="21"/>
-                <w:szCs w:val="21"/>
-                <w:lang w:val="en-US" w:eastAsia="zh-CN"/>
-                <w14:textFill>
-                  <w14:solidFill>
-                    <w14:schemeClr w14:val="tx1"/>
-                  </w14:solidFill>
-                </w14:textFill>
-              </w:rPr>
-              <w:t>项目也</w:t>
-            </w:r>
-            <w:r>
-              <w:rPr>
-                <w:rFonts w:hint="eastAsia" w:asciiTheme="minorEastAsia" w:hAnsiTheme="minorEastAsia" w:eastAsiaTheme="minorEastAsia"/>
-                <w:color w:val="000000" w:themeColor="text1"/>
-                <w:sz w:val="21"/>
-                <w:szCs w:val="21"/>
-                <w:lang w:eastAsia="zh-CN"/>
-                <w14:textFill>
-                  <w14:solidFill>
-                    <w14:schemeClr w14:val="tx1"/>
-                  </w14:solidFill>
-                </w14:textFill>
-              </w:rPr>
-              <w:t>通过免疫组化检测PD-L1表达</w:t>
-            </w:r>
-            <w:r>
-              <w:rPr>
-                <w:rFonts w:hint="eastAsia" w:asciiTheme="minorEastAsia" w:hAnsiTheme="minorEastAsia" w:eastAsiaTheme="minorEastAsia"/>
-                <w:color w:val="000000" w:themeColor="text1"/>
-                <w:sz w:val="21"/>
-                <w:szCs w:val="21"/>
-                <w:lang w:val="en-US" w:eastAsia="zh-CN"/>
-                <w14:textFill>
-                  <w14:solidFill>
-                    <w14:schemeClr w14:val="tx1"/>
-                  </w14:solidFill>
-                </w14:textFill>
-              </w:rPr>
-              <w:t>情况</w:t>
-            </w:r>
-            <w:r>
-              <w:rPr>
-                <w:rFonts w:hint="eastAsia" w:asciiTheme="minorEastAsia" w:hAnsiTheme="minorEastAsia" w:eastAsiaTheme="minorEastAsia"/>
-                <w:color w:val="000000" w:themeColor="text1"/>
-                <w:sz w:val="21"/>
-                <w:szCs w:val="21"/>
-                <w:lang w:eastAsia="zh-CN"/>
-                <w14:textFill>
-                  <w14:solidFill>
-                    <w14:schemeClr w14:val="tx1"/>
-                  </w14:solidFill>
-                </w14:textFill>
-              </w:rPr>
-              <w:t>。{% endif %}</w:t>
-            </w:r>
-            <w:r>
-              <w:rPr>
-                <w:rFonts w:hint="eastAsia" w:ascii="宋体" w:hAnsi="宋体" w:eastAsia="宋体" w:cs="宋体"/>
-                <w:b w:val="0"/>
-                <w:bCs w:val="0"/>
-                <w:i w:val="0"/>
-                <w:iCs w:val="0"/>
-                <w:caps w:val="0"/>
-                <w:color w:val="000000"/>
-                <w:spacing w:val="0"/>
-                <w:sz w:val="21"/>
-                <w:szCs w:val="21"/>
-              </w:rPr>
-              <w:t>检测突变形式为点突变（SNV）、小片段插入缺失（INDEL）</w:t>
-            </w:r>
-            <w:r>
-              <w:rPr>
-                <w:rFonts w:hint="eastAsia" w:cs="宋体"/>
-                <w:b w:val="0"/>
-                <w:bCs w:val="0"/>
-                <w:i w:val="0"/>
-                <w:iCs w:val="0"/>
-                <w:caps w:val="0"/>
-                <w:color w:val="000000"/>
-                <w:spacing w:val="0"/>
-                <w:sz w:val="21"/>
-                <w:szCs w:val="21"/>
-                <w:lang w:val="en-US" w:eastAsia="zh-CN"/>
-              </w:rPr>
-              <w:t>以及</w:t>
-            </w:r>
-            <w:r>
-              <w:rPr>
-                <w:rFonts w:hint="eastAsia" w:ascii="宋体" w:hAnsi="宋体" w:eastAsia="宋体" w:cs="宋体"/>
-                <w:b w:val="0"/>
-                <w:bCs w:val="0"/>
-                <w:i w:val="0"/>
-                <w:iCs w:val="0"/>
-                <w:caps w:val="0"/>
-                <w:color w:val="000000"/>
-                <w:spacing w:val="0"/>
-                <w:sz w:val="21"/>
-                <w:szCs w:val="21"/>
-              </w:rPr>
-              <w:t>拷贝数变异（CNV）。</w:t>
-            </w:r>
-          </w:p>
-          <w:p>
-            <w:pPr>
-              <w:pStyle w:val="17"/>
-              <w:spacing w:line="260" w:lineRule="exact"/>
-              <w:rPr>
-                <w:rFonts w:asciiTheme="minorEastAsia" w:hAnsiTheme="minorEastAsia" w:eastAsiaTheme="minorEastAsia"/>
-                <w:color w:val="000000" w:themeColor="text1"/>
-                <w:sz w:val="21"/>
-                <w:szCs w:val="21"/>
-                <w14:textFill>
-                  <w14:solidFill>
-                    <w14:schemeClr w14:val="tx1"/>
-                  </w14:solidFill>
-                </w14:textFill>
-              </w:rPr>
-            </w:pPr>
-            <w:r>
-              <w:rPr>
-                <w:rFonts w:asciiTheme="minorEastAsia" w:hAnsiTheme="minorEastAsia" w:eastAsiaTheme="minorEastAsia"/>
-                <w:color w:val="000000" w:themeColor="text1"/>
-                <w:sz w:val="21"/>
-                <w:szCs w:val="21"/>
-                <w:lang w:eastAsia="zh-CN"/>
-                <w14:textFill>
-                  <w14:solidFill>
-                    <w14:schemeClr w14:val="tx1"/>
-                  </w14:solidFill>
-                </w14:textFill>
-              </w:rPr>
               <w:t>本报告分析基因变异与靶向药物的相关性，给出靶向药物（FDA/NMPA批准药物、临床试验药物等）的用药提示信息，从而为临床制定治疗方案提供参考信息。</w:t>
             </w:r>
           </w:p>
@@ -2152,6 +2206,8 @@
           <w:rFonts w:ascii="Times New Roman" w:hAnsi="Times New Roman" w:eastAsia="微软雅黑" w:cs="Times New Roman"/>
         </w:rPr>
       </w:pPr>
+      <w:bookmarkStart w:id="42" w:name="_GoBack"/>
+      <w:bookmarkEnd w:id="42"/>
     </w:p>
     <w:p>
       <w:pPr>
@@ -2183,9 +2239,9 @@
           <w:shd w:val="clear" w:color="auto" w:fill="17365D"/>
         </w:rPr>
       </w:pPr>
-      <w:bookmarkStart w:id="0" w:name="_Toc526855031"/>
-      <w:bookmarkStart w:id="1" w:name="_Toc527112379"/>
-      <w:bookmarkStart w:id="2" w:name="_Toc534637492"/>
+      <w:bookmarkStart w:id="0" w:name="_Toc534637492"/>
+      <w:bookmarkStart w:id="1" w:name="_Toc526855031"/>
+      <w:bookmarkStart w:id="2" w:name="_Toc527112379"/>
       <w:r>
         <w:rPr>
           <w:rFonts w:hint="eastAsia" w:ascii="微软雅黑" w:hAnsi="微软雅黑" w:eastAsia="微软雅黑" w:cs="微软雅黑"/>
@@ -2522,7 +2578,6 @@
             <w:insideH w:val="single" w:color="243F61" w:themeColor="accent1" w:themeShade="7F" w:sz="6" w:space="0"/>
             <w:insideV w:val="single" w:color="243F61" w:themeColor="accent1" w:themeShade="7F" w:sz="6" w:space="0"/>
           </w:tblBorders>
-          <w:shd w:val="clear" w:color="auto" w:fill="auto"/>
           <w:tblCellMar>
             <w:top w:w="0" w:type="dxa"/>
             <w:left w:w="0" w:type="dxa"/>
@@ -2586,7 +2641,6 @@
             <w:insideH w:val="single" w:color="243F61" w:themeColor="accent1" w:themeShade="7F" w:sz="6" w:space="0"/>
             <w:insideV w:val="single" w:color="243F61" w:themeColor="accent1" w:themeShade="7F" w:sz="6" w:space="0"/>
           </w:tblBorders>
-          <w:shd w:val="clear" w:color="auto" w:fill="auto"/>
           <w:tblCellMar>
             <w:top w:w="0" w:type="dxa"/>
             <w:left w:w="0" w:type="dxa"/>
@@ -2919,7 +2973,6 @@
             <w:insideH w:val="single" w:color="243F61" w:themeColor="accent1" w:themeShade="7F" w:sz="6" w:space="0"/>
             <w:insideV w:val="single" w:color="243F61" w:themeColor="accent1" w:themeShade="7F" w:sz="6" w:space="0"/>
           </w:tblBorders>
-          <w:shd w:val="clear" w:color="auto" w:fill="auto"/>
           <w:tblCellMar>
             <w:top w:w="0" w:type="dxa"/>
             <w:left w:w="0" w:type="dxa"/>
@@ -2981,7 +3034,6 @@
             <w:insideH w:val="single" w:color="243F61" w:themeColor="accent1" w:themeShade="7F" w:sz="6" w:space="0"/>
             <w:insideV w:val="single" w:color="243F61" w:themeColor="accent1" w:themeShade="7F" w:sz="6" w:space="0"/>
           </w:tblBorders>
-          <w:shd w:val="clear" w:color="auto" w:fill="auto"/>
           <w:tblCellMar>
             <w:top w:w="0" w:type="dxa"/>
             <w:left w:w="0" w:type="dxa"/>
@@ -3269,12 +3321,12 @@
                 <w:lang w:val="en-US" w:eastAsia="zh-CN"/>
               </w:rPr>
             </w:pPr>
-            <w:bookmarkStart w:id="4" w:name="_Toc22132"/>
-            <w:bookmarkStart w:id="5" w:name="_Toc499"/>
-            <w:bookmarkStart w:id="6" w:name="_Toc2781"/>
-            <w:bookmarkStart w:id="7" w:name="_Toc2819"/>
-            <w:bookmarkStart w:id="8" w:name="_Toc19898_WPSOffice_Level1"/>
-            <w:bookmarkStart w:id="9" w:name="_Toc20136_WPSOffice_Level1"/>
+            <w:bookmarkStart w:id="4" w:name="_Toc2819"/>
+            <w:bookmarkStart w:id="5" w:name="_Toc19898_WPSOffice_Level1"/>
+            <w:bookmarkStart w:id="6" w:name="_Toc20136_WPSOffice_Level1"/>
+            <w:bookmarkStart w:id="7" w:name="_Toc2781"/>
+            <w:bookmarkStart w:id="8" w:name="_Toc22132"/>
+            <w:bookmarkStart w:id="9" w:name="_Toc499"/>
             <w:r>
               <w:rPr>
                 <w:rFonts w:hint="eastAsia" w:ascii="微软雅黑" w:hAnsi="微软雅黑" w:eastAsia="微软雅黑" w:cs="微软雅黑"/>
@@ -3381,8 +3433,6 @@
           <w:lang w:val="en-US" w:eastAsia="zh-CN"/>
         </w:rPr>
       </w:pPr>
-      <w:bookmarkStart w:id="42" w:name="_GoBack"/>
-      <w:bookmarkEnd w:id="42"/>
       <w:r>
         <w:rPr>
           <w:rFonts w:hint="eastAsia" w:ascii="微软雅黑" w:hAnsi="微软雅黑" w:eastAsia="微软雅黑" w:cs="微软雅黑"/>
@@ -3454,12 +3504,12 @@
           <w:color w:val="254061" w:themeColor="accent1" w:themeShade="80"/>
         </w:rPr>
       </w:pPr>
-      <w:bookmarkStart w:id="10" w:name="_Toc23375"/>
-      <w:bookmarkStart w:id="11" w:name="_Toc9088"/>
-      <w:bookmarkStart w:id="12" w:name="_Toc3049"/>
-      <w:bookmarkStart w:id="13" w:name="_Toc10877"/>
-      <w:bookmarkStart w:id="14" w:name="_Toc11015_WPSOffice_Level2"/>
-      <w:bookmarkStart w:id="15" w:name="_Toc18062_WPSOffice_Level2"/>
+      <w:bookmarkStart w:id="10" w:name="_Toc9088"/>
+      <w:bookmarkStart w:id="11" w:name="_Toc23375"/>
+      <w:bookmarkStart w:id="12" w:name="_Toc10877"/>
+      <w:bookmarkStart w:id="13" w:name="_Toc18062_WPSOffice_Level2"/>
+      <w:bookmarkStart w:id="14" w:name="_Toc3049"/>
+      <w:bookmarkStart w:id="15" w:name="_Toc11015_WPSOffice_Level2"/>
       <w:r>
         <w:rPr>
           <w:rFonts w:hint="eastAsia" w:ascii="微软雅黑" w:hAnsi="微软雅黑" w:eastAsia="微软雅黑" w:cs="微软雅黑"/>
@@ -3605,6 +3655,12 @@
             <w:insideH w:val="dashed" w:color="244061" w:sz="4" w:space="0"/>
             <w:insideV w:val="dashed" w:color="244061" w:sz="4" w:space="0"/>
           </w:tblBorders>
+          <w:tblCellMar>
+            <w:top w:w="0" w:type="dxa"/>
+            <w:left w:w="0" w:type="dxa"/>
+            <w:bottom w:w="0" w:type="dxa"/>
+            <w:right w:w="0" w:type="dxa"/>
+          </w:tblCellMar>
         </w:tblPrEx>
         <w:trPr>
           <w:trHeight w:val="510" w:hRule="atLeast"/>
@@ -8496,6 +8552,7 @@
             <w:insideH w:val="dashed" w:color="244061" w:sz="4" w:space="0"/>
             <w:insideV w:val="dashed" w:color="244061" w:sz="4" w:space="0"/>
           </w:tblBorders>
+          <w:shd w:val="clear" w:color="auto" w:fill="auto"/>
           <w:tblCellMar>
             <w:top w:w="0" w:type="dxa"/>
             <w:left w:w="108" w:type="dxa"/>
@@ -8665,6 +8722,7 @@
             <w:insideH w:val="dashed" w:color="244061" w:sz="4" w:space="0"/>
             <w:insideV w:val="dashed" w:color="244061" w:sz="4" w:space="0"/>
           </w:tblBorders>
+          <w:shd w:val="clear" w:color="auto" w:fill="auto"/>
           <w:tblCellMar>
             <w:top w:w="0" w:type="dxa"/>
             <w:left w:w="108" w:type="dxa"/>
@@ -8916,6 +8974,7 @@
             <w:insideH w:val="dashed" w:color="244061" w:sz="4" w:space="0"/>
             <w:insideV w:val="dashed" w:color="244061" w:sz="4" w:space="0"/>
           </w:tblBorders>
+          <w:shd w:val="clear" w:color="auto" w:fill="auto"/>
           <w:tblCellMar>
             <w:top w:w="0" w:type="dxa"/>
             <w:left w:w="108" w:type="dxa"/>
@@ -11222,11 +11281,11 @@
           <w:lang w:val="en-US" w:eastAsia="zh-CN"/>
         </w:rPr>
       </w:pPr>
-      <w:bookmarkStart w:id="24" w:name="_Toc6468"/>
-      <w:bookmarkStart w:id="25" w:name="_Toc4331_WPSOffice_Level2"/>
+      <w:bookmarkStart w:id="24" w:name="_Toc23606"/>
+      <w:bookmarkStart w:id="25" w:name="_Toc6468"/>
       <w:bookmarkStart w:id="26" w:name="_Toc22255"/>
-      <w:bookmarkStart w:id="27" w:name="_Toc23606"/>
-      <w:bookmarkStart w:id="28" w:name="_Toc32443_WPSOffice_Level2"/>
+      <w:bookmarkStart w:id="27" w:name="_Toc32443_WPSOffice_Level2"/>
+      <w:bookmarkStart w:id="28" w:name="_Toc4331_WPSOffice_Level2"/>
       <w:r>
         <w:rPr>
           <w:rFonts w:hint="eastAsia" w:ascii="微软雅黑" w:hAnsi="微软雅黑" w:eastAsia="微软雅黑" w:cs="微软雅黑"/>
@@ -11384,8 +11443,8 @@
         </w:rPr>
       </w:pPr>
       <w:bookmarkStart w:id="29" w:name="_Toc18091_WPSOffice_Level3"/>
-      <w:bookmarkStart w:id="30" w:name="_Toc15289_WPSOffice_Level3"/>
-      <w:bookmarkStart w:id="31" w:name="_Toc6931_WPSOffice_Level3"/>
+      <w:bookmarkStart w:id="30" w:name="_Toc6931_WPSOffice_Level3"/>
+      <w:bookmarkStart w:id="31" w:name="_Toc15289_WPSOffice_Level3"/>
       <w:r>
         <w:rPr>
           <w:rFonts w:hint="eastAsia" w:ascii="Times New Roman" w:hAnsi="Times New Roman" w:eastAsia="微软雅黑" w:cs="Times New Roman"/>
@@ -17733,12 +17792,6 @@
             <w:insideH w:val="dashed" w:color="244061" w:sz="4" w:space="0"/>
             <w:insideV w:val="dashed" w:color="244061" w:sz="4" w:space="0"/>
           </w:tblBorders>
-          <w:tblCellMar>
-            <w:top w:w="0" w:type="dxa"/>
-            <w:left w:w="108" w:type="dxa"/>
-            <w:bottom w:w="0" w:type="dxa"/>
-            <w:right w:w="108" w:type="dxa"/>
-          </w:tblCellMar>
         </w:tblPrEx>
         <w:trPr>
           <w:trHeight w:val="417" w:hRule="atLeast"/>
@@ -18365,8 +18418,8 @@
           <w:lang w:val="en-US" w:eastAsia="zh-CN"/>
         </w:rPr>
       </w:pPr>
-      <w:bookmarkStart w:id="32" w:name="_Toc527112386"/>
-      <w:bookmarkStart w:id="33" w:name="_Toc534637499"/>
+      <w:bookmarkStart w:id="32" w:name="_Toc534637499"/>
+      <w:bookmarkStart w:id="33" w:name="_Toc527112386"/>
       <w:bookmarkStart w:id="34" w:name="_Toc526855038"/>
       <w:r>
         <w:rPr>
@@ -20835,11 +20888,11 @@
       </w:pPr>
       <w:bookmarkStart w:id="35" w:name="_Toc22484_WPSOffice_Level1"/>
       <w:bookmarkStart w:id="36" w:name="_Toc7549"/>
-      <w:bookmarkStart w:id="37" w:name="_Toc28910_WPSOffice_Level1"/>
-      <w:bookmarkStart w:id="38" w:name="_Toc19099"/>
-      <w:bookmarkStart w:id="39" w:name="_Toc30533"/>
-      <w:bookmarkStart w:id="40" w:name="_Toc16368_WPSOffice_Level1"/>
-      <w:bookmarkStart w:id="41" w:name="_Toc22458"/>
+      <w:bookmarkStart w:id="37" w:name="_Toc30533"/>
+      <w:bookmarkStart w:id="38" w:name="_Toc16368_WPSOffice_Level1"/>
+      <w:bookmarkStart w:id="39" w:name="_Toc19099"/>
+      <w:bookmarkStart w:id="40" w:name="_Toc22458"/>
+      <w:bookmarkStart w:id="41" w:name="_Toc28910_WPSOffice_Level1"/>
       <w:r>
         <w:rPr>
           <w:rFonts w:hint="eastAsia" w:ascii="微软雅黑" w:hAnsi="微软雅黑" w:eastAsia="微软雅黑" w:cs="微软雅黑"/>

--- a/WebContent/docx/KIT_PDGFRA基因检测报告-三峡.docx
+++ b/WebContent/docx/KIT_PDGFRA基因检测报告-三峡.docx
@@ -393,14 +393,14 @@
         </w:tblCellMar>
       </w:tblPr>
       <w:tblGrid>
-        <w:gridCol w:w="1177"/>
-        <w:gridCol w:w="1039"/>
-        <w:gridCol w:w="1040"/>
-        <w:gridCol w:w="1037"/>
-        <w:gridCol w:w="1039"/>
-        <w:gridCol w:w="1039"/>
-        <w:gridCol w:w="1030"/>
-        <w:gridCol w:w="2271"/>
+        <w:gridCol w:w="1216"/>
+        <w:gridCol w:w="1079"/>
+        <w:gridCol w:w="1081"/>
+        <w:gridCol w:w="1077"/>
+        <w:gridCol w:w="1079"/>
+        <w:gridCol w:w="1079"/>
+        <w:gridCol w:w="1070"/>
+        <w:gridCol w:w="1991"/>
       </w:tblGrid>
       <w:tr>
         <w:tblPrEx>
@@ -888,7 +888,31 @@
                 <w:szCs w:val="21"/>
                 <w:lang w:bidi="ar"/>
               </w:rPr>
-              <w:t>{{ template_subbarcode }}</w:t>
+              <w:t xml:space="preserve">{{ </w:t>
+            </w:r>
+            <w:r>
+              <w:rPr>
+                <w:rFonts w:hint="eastAsia" w:ascii="微软雅黑" w:hAnsi="微软雅黑" w:eastAsia="微软雅黑" w:cs="微软雅黑"/>
+                <w:b w:val="0"/>
+                <w:bCs/>
+                <w:color w:val="000000"/>
+                <w:sz w:val="21"/>
+                <w:szCs w:val="21"/>
+                <w:lang w:val="en-US" w:eastAsia="zh-CN" w:bidi="ar"/>
+              </w:rPr>
+              <w:t>sample.patient_id</w:t>
+            </w:r>
+            <w:r>
+              <w:rPr>
+                <w:rFonts w:hint="eastAsia" w:ascii="微软雅黑" w:hAnsi="微软雅黑" w:eastAsia="微软雅黑" w:cs="微软雅黑"/>
+                <w:b w:val="0"/>
+                <w:bCs/>
+                <w:color w:val="000000"/>
+                <w:sz w:val="21"/>
+                <w:szCs w:val="21"/>
+                <w:lang w:bidi="ar"/>
+              </w:rPr>
+              <w:t xml:space="preserve"> }}</w:t>
             </w:r>
           </w:p>
         </w:tc>
@@ -2206,8 +2230,6 @@
           <w:rFonts w:ascii="Times New Roman" w:hAnsi="Times New Roman" w:eastAsia="微软雅黑" w:cs="Times New Roman"/>
         </w:rPr>
       </w:pPr>
-      <w:bookmarkStart w:id="42" w:name="_GoBack"/>
-      <w:bookmarkEnd w:id="42"/>
     </w:p>
     <w:p>
       <w:pPr>
@@ -2240,8 +2262,8 @@
         </w:rPr>
       </w:pPr>
       <w:bookmarkStart w:id="0" w:name="_Toc534637492"/>
-      <w:bookmarkStart w:id="1" w:name="_Toc526855031"/>
-      <w:bookmarkStart w:id="2" w:name="_Toc527112379"/>
+      <w:bookmarkStart w:id="1" w:name="_Toc527112379"/>
+      <w:bookmarkStart w:id="2" w:name="_Toc526855031"/>
       <w:r>
         <w:rPr>
           <w:rFonts w:hint="eastAsia" w:ascii="微软雅黑" w:hAnsi="微软雅黑" w:eastAsia="微软雅黑" w:cs="微软雅黑"/>
@@ -2578,6 +2600,7 @@
             <w:insideH w:val="single" w:color="243F61" w:themeColor="accent1" w:themeShade="7F" w:sz="6" w:space="0"/>
             <w:insideV w:val="single" w:color="243F61" w:themeColor="accent1" w:themeShade="7F" w:sz="6" w:space="0"/>
           </w:tblBorders>
+          <w:shd w:val="clear" w:color="auto" w:fill="auto"/>
           <w:tblCellMar>
             <w:top w:w="0" w:type="dxa"/>
             <w:left w:w="0" w:type="dxa"/>
@@ -2641,6 +2664,7 @@
             <w:insideH w:val="single" w:color="243F61" w:themeColor="accent1" w:themeShade="7F" w:sz="6" w:space="0"/>
             <w:insideV w:val="single" w:color="243F61" w:themeColor="accent1" w:themeShade="7F" w:sz="6" w:space="0"/>
           </w:tblBorders>
+          <w:shd w:val="clear" w:color="auto" w:fill="auto"/>
           <w:tblCellMar>
             <w:top w:w="0" w:type="dxa"/>
             <w:left w:w="0" w:type="dxa"/>
@@ -2973,6 +2997,7 @@
             <w:insideH w:val="single" w:color="243F61" w:themeColor="accent1" w:themeShade="7F" w:sz="6" w:space="0"/>
             <w:insideV w:val="single" w:color="243F61" w:themeColor="accent1" w:themeShade="7F" w:sz="6" w:space="0"/>
           </w:tblBorders>
+          <w:shd w:val="clear" w:color="auto" w:fill="auto"/>
           <w:tblCellMar>
             <w:top w:w="0" w:type="dxa"/>
             <w:left w:w="0" w:type="dxa"/>
@@ -3034,6 +3059,7 @@
             <w:insideH w:val="single" w:color="243F61" w:themeColor="accent1" w:themeShade="7F" w:sz="6" w:space="0"/>
             <w:insideV w:val="single" w:color="243F61" w:themeColor="accent1" w:themeShade="7F" w:sz="6" w:space="0"/>
           </w:tblBorders>
+          <w:shd w:val="clear" w:color="auto" w:fill="auto"/>
           <w:tblCellMar>
             <w:top w:w="0" w:type="dxa"/>
             <w:left w:w="0" w:type="dxa"/>
@@ -3322,11 +3348,11 @@
               </w:rPr>
             </w:pPr>
             <w:bookmarkStart w:id="4" w:name="_Toc2819"/>
-            <w:bookmarkStart w:id="5" w:name="_Toc19898_WPSOffice_Level1"/>
+            <w:bookmarkStart w:id="5" w:name="_Toc22132"/>
             <w:bookmarkStart w:id="6" w:name="_Toc20136_WPSOffice_Level1"/>
             <w:bookmarkStart w:id="7" w:name="_Toc2781"/>
-            <w:bookmarkStart w:id="8" w:name="_Toc22132"/>
-            <w:bookmarkStart w:id="9" w:name="_Toc499"/>
+            <w:bookmarkStart w:id="8" w:name="_Toc499"/>
+            <w:bookmarkStart w:id="9" w:name="_Toc19898_WPSOffice_Level1"/>
             <w:r>
               <w:rPr>
                 <w:rFonts w:hint="eastAsia" w:ascii="微软雅黑" w:hAnsi="微软雅黑" w:eastAsia="微软雅黑" w:cs="微软雅黑"/>
@@ -3504,12 +3530,12 @@
           <w:color w:val="254061" w:themeColor="accent1" w:themeShade="80"/>
         </w:rPr>
       </w:pPr>
-      <w:bookmarkStart w:id="10" w:name="_Toc9088"/>
-      <w:bookmarkStart w:id="11" w:name="_Toc23375"/>
+      <w:bookmarkStart w:id="10" w:name="_Toc18062_WPSOffice_Level2"/>
+      <w:bookmarkStart w:id="11" w:name="_Toc11015_WPSOffice_Level2"/>
       <w:bookmarkStart w:id="12" w:name="_Toc10877"/>
-      <w:bookmarkStart w:id="13" w:name="_Toc18062_WPSOffice_Level2"/>
-      <w:bookmarkStart w:id="14" w:name="_Toc3049"/>
-      <w:bookmarkStart w:id="15" w:name="_Toc11015_WPSOffice_Level2"/>
+      <w:bookmarkStart w:id="13" w:name="_Toc23375"/>
+      <w:bookmarkStart w:id="14" w:name="_Toc9088"/>
+      <w:bookmarkStart w:id="15" w:name="_Toc3049"/>
       <w:r>
         <w:rPr>
           <w:rFonts w:hint="eastAsia" w:ascii="微软雅黑" w:hAnsi="微软雅黑" w:eastAsia="微软雅黑" w:cs="微软雅黑"/>
@@ -3612,7 +3638,25 @@
             </w14:solidFill>
           </w14:textFill>
         </w:rPr>
-        <w:t>，其中{{summaryOfRresults.somaticDrugCount}}个与靶向药物相关。{%if BodyDrugDrugDetectionStr or unknownVarAnalysisStr %}具体信息详见“基因检测结果解析”。{% endif %}</w:t>
+        <w:t>，其中{{summaryOfRresults.somaticDrugCount}}个与靶向药物相关。{%if BodyDrugDrugDetectionStr or unknownVarAnalysisStr %}具体信息详见“检测结果详细解析</w:t>
+      </w:r>
+      <w:bookmarkStart w:id="42" w:name="_GoBack"/>
+      <w:bookmarkEnd w:id="42"/>
+      <w:r>
+        <w:rPr>
+          <w:rFonts w:hint="eastAsia" w:ascii="Times New Roman" w:hAnsi="Times New Roman" w:eastAsia="微软雅黑" w:cs="Times New Roman"/>
+          <w:b/>
+          <w:color w:val="000000" w:themeColor="text1"/>
+          <w:sz w:val="21"/>
+          <w:szCs w:val="21"/>
+          <w:lang w:eastAsia="zh-CN"/>
+          <w14:textFill>
+            <w14:solidFill>
+              <w14:schemeClr w14:val="tx1"/>
+            </w14:solidFill>
+          </w14:textFill>
+        </w:rPr>
+        <w:t>”。{% endif %}</w:t>
       </w:r>
     </w:p>
     <w:tbl>
@@ -8030,10 +8074,10 @@
           <w:lang w:val="en-US" w:eastAsia="zh-CN"/>
         </w:rPr>
       </w:pPr>
-      <w:bookmarkStart w:id="16" w:name="_Toc10223"/>
+      <w:bookmarkStart w:id="16" w:name="_Toc20034"/>
       <w:bookmarkStart w:id="17" w:name="_Toc106719764"/>
       <w:bookmarkStart w:id="18" w:name="_Toc9387"/>
-      <w:bookmarkStart w:id="19" w:name="_Toc20034"/>
+      <w:bookmarkStart w:id="19" w:name="_Toc10223"/>
       <w:r>
         <w:rPr>
           <w:rFonts w:hint="eastAsia" w:ascii="微软雅黑" w:hAnsi="微软雅黑" w:eastAsia="微软雅黑" w:cs="微软雅黑"/>
@@ -8132,12 +8176,6 @@
             <w:insideH w:val="dashed" w:color="244061" w:sz="4" w:space="0"/>
             <w:insideV w:val="dashed" w:color="244061" w:sz="4" w:space="0"/>
           </w:tblBorders>
-          <w:tblCellMar>
-            <w:top w:w="0" w:type="dxa"/>
-            <w:left w:w="108" w:type="dxa"/>
-            <w:bottom w:w="0" w:type="dxa"/>
-            <w:right w:w="108" w:type="dxa"/>
-          </w:tblCellMar>
         </w:tblPrEx>
         <w:trPr>
           <w:jc w:val="center"/>
@@ -8974,7 +9012,6 @@
             <w:insideH w:val="dashed" w:color="244061" w:sz="4" w:space="0"/>
             <w:insideV w:val="dashed" w:color="244061" w:sz="4" w:space="0"/>
           </w:tblBorders>
-          <w:shd w:val="clear" w:color="auto" w:fill="auto"/>
           <w:tblCellMar>
             <w:top w:w="0" w:type="dxa"/>
             <w:left w:w="108" w:type="dxa"/>
@@ -11222,10 +11259,10 @@
           <w:shd w:val="clear" w:color="auto" w:fill="1F3864"/>
         </w:rPr>
       </w:pPr>
-      <w:bookmarkStart w:id="20" w:name="_Toc526855037"/>
-      <w:bookmarkStart w:id="21" w:name="_Toc534637498"/>
+      <w:bookmarkStart w:id="20" w:name="_Toc534637498"/>
+      <w:bookmarkStart w:id="21" w:name="_Toc25428"/>
       <w:bookmarkStart w:id="22" w:name="_Toc527112385"/>
-      <w:bookmarkStart w:id="23" w:name="_Toc25428"/>
+      <w:bookmarkStart w:id="23" w:name="_Toc526855037"/>
       <w:r>
         <w:rPr>
           <w:rFonts w:hint="eastAsia" w:ascii="微软雅黑" w:hAnsi="微软雅黑" w:eastAsia="微软雅黑" w:cs="微软雅黑"/>
@@ -11281,11 +11318,11 @@
           <w:lang w:val="en-US" w:eastAsia="zh-CN"/>
         </w:rPr>
       </w:pPr>
-      <w:bookmarkStart w:id="24" w:name="_Toc23606"/>
-      <w:bookmarkStart w:id="25" w:name="_Toc6468"/>
+      <w:bookmarkStart w:id="24" w:name="_Toc32443_WPSOffice_Level2"/>
+      <w:bookmarkStart w:id="25" w:name="_Toc4331_WPSOffice_Level2"/>
       <w:bookmarkStart w:id="26" w:name="_Toc22255"/>
-      <w:bookmarkStart w:id="27" w:name="_Toc32443_WPSOffice_Level2"/>
-      <w:bookmarkStart w:id="28" w:name="_Toc4331_WPSOffice_Level2"/>
+      <w:bookmarkStart w:id="27" w:name="_Toc6468"/>
+      <w:bookmarkStart w:id="28" w:name="_Toc23606"/>
       <w:r>
         <w:rPr>
           <w:rFonts w:hint="eastAsia" w:ascii="微软雅黑" w:hAnsi="微软雅黑" w:eastAsia="微软雅黑" w:cs="微软雅黑"/>
@@ -11442,8 +11479,8 @@
           </w14:textFill>
         </w:rPr>
       </w:pPr>
-      <w:bookmarkStart w:id="29" w:name="_Toc18091_WPSOffice_Level3"/>
-      <w:bookmarkStart w:id="30" w:name="_Toc6931_WPSOffice_Level3"/>
+      <w:bookmarkStart w:id="29" w:name="_Toc6931_WPSOffice_Level3"/>
+      <w:bookmarkStart w:id="30" w:name="_Toc18091_WPSOffice_Level3"/>
       <w:bookmarkStart w:id="31" w:name="_Toc15289_WPSOffice_Level3"/>
       <w:r>
         <w:rPr>
@@ -17792,6 +17829,12 @@
             <w:insideH w:val="dashed" w:color="244061" w:sz="4" w:space="0"/>
             <w:insideV w:val="dashed" w:color="244061" w:sz="4" w:space="0"/>
           </w:tblBorders>
+          <w:tblCellMar>
+            <w:top w:w="0" w:type="dxa"/>
+            <w:left w:w="108" w:type="dxa"/>
+            <w:bottom w:w="0" w:type="dxa"/>
+            <w:right w:w="108" w:type="dxa"/>
+          </w:tblCellMar>
         </w:tblPrEx>
         <w:trPr>
           <w:trHeight w:val="417" w:hRule="atLeast"/>
@@ -18418,9 +18461,9 @@
           <w:lang w:val="en-US" w:eastAsia="zh-CN"/>
         </w:rPr>
       </w:pPr>
-      <w:bookmarkStart w:id="32" w:name="_Toc534637499"/>
+      <w:bookmarkStart w:id="32" w:name="_Toc526855038"/>
       <w:bookmarkStart w:id="33" w:name="_Toc527112386"/>
-      <w:bookmarkStart w:id="34" w:name="_Toc526855038"/>
+      <w:bookmarkStart w:id="34" w:name="_Toc534637499"/>
       <w:r>
         <w:rPr>
           <w:rFonts w:hint="eastAsia" w:ascii="微软雅黑" w:hAnsi="微软雅黑" w:eastAsia="微软雅黑" w:cs="微软雅黑"/>
@@ -20886,13 +20929,13 @@
           <w:lang w:val="en-US" w:eastAsia="zh-CN"/>
         </w:rPr>
       </w:pPr>
-      <w:bookmarkStart w:id="35" w:name="_Toc22484_WPSOffice_Level1"/>
+      <w:bookmarkStart w:id="35" w:name="_Toc16368_WPSOffice_Level1"/>
       <w:bookmarkStart w:id="36" w:name="_Toc7549"/>
-      <w:bookmarkStart w:id="37" w:name="_Toc30533"/>
-      <w:bookmarkStart w:id="38" w:name="_Toc16368_WPSOffice_Level1"/>
-      <w:bookmarkStart w:id="39" w:name="_Toc19099"/>
-      <w:bookmarkStart w:id="40" w:name="_Toc22458"/>
-      <w:bookmarkStart w:id="41" w:name="_Toc28910_WPSOffice_Level1"/>
+      <w:bookmarkStart w:id="37" w:name="_Toc19099"/>
+      <w:bookmarkStart w:id="38" w:name="_Toc28910_WPSOffice_Level1"/>
+      <w:bookmarkStart w:id="39" w:name="_Toc22458"/>
+      <w:bookmarkStart w:id="40" w:name="_Toc30533"/>
+      <w:bookmarkStart w:id="41" w:name="_Toc22484_WPSOffice_Level1"/>
       <w:r>
         <w:rPr>
           <w:rFonts w:hint="eastAsia" w:ascii="微软雅黑" w:hAnsi="微软雅黑" w:eastAsia="微软雅黑" w:cs="微软雅黑"/>

--- a/WebContent/docx/KIT_PDGFRA基因检测报告-三峡.docx
+++ b/WebContent/docx/KIT_PDGFRA基因检测报告-三峡.docx
@@ -393,14 +393,14 @@
         </w:tblCellMar>
       </w:tblPr>
       <w:tblGrid>
-        <w:gridCol w:w="1216"/>
-        <w:gridCol w:w="1079"/>
-        <w:gridCol w:w="1081"/>
-        <w:gridCol w:w="1077"/>
-        <w:gridCol w:w="1079"/>
-        <w:gridCol w:w="1079"/>
-        <w:gridCol w:w="1070"/>
-        <w:gridCol w:w="1991"/>
+        <w:gridCol w:w="1177"/>
+        <w:gridCol w:w="1039"/>
+        <w:gridCol w:w="1040"/>
+        <w:gridCol w:w="1037"/>
+        <w:gridCol w:w="1039"/>
+        <w:gridCol w:w="1039"/>
+        <w:gridCol w:w="1030"/>
+        <w:gridCol w:w="2271"/>
       </w:tblGrid>
       <w:tr>
         <w:tblPrEx>
@@ -888,31 +888,7 @@
                 <w:szCs w:val="21"/>
                 <w:lang w:bidi="ar"/>
               </w:rPr>
-              <w:t xml:space="preserve">{{ </w:t>
-            </w:r>
-            <w:r>
-              <w:rPr>
-                <w:rFonts w:hint="eastAsia" w:ascii="微软雅黑" w:hAnsi="微软雅黑" w:eastAsia="微软雅黑" w:cs="微软雅黑"/>
-                <w:b w:val="0"/>
-                <w:bCs/>
-                <w:color w:val="000000"/>
-                <w:sz w:val="21"/>
-                <w:szCs w:val="21"/>
-                <w:lang w:val="en-US" w:eastAsia="zh-CN" w:bidi="ar"/>
-              </w:rPr>
-              <w:t>sample.patient_id</w:t>
-            </w:r>
-            <w:r>
-              <w:rPr>
-                <w:rFonts w:hint="eastAsia" w:ascii="微软雅黑" w:hAnsi="微软雅黑" w:eastAsia="微软雅黑" w:cs="微软雅黑"/>
-                <w:b w:val="0"/>
-                <w:bCs/>
-                <w:color w:val="000000"/>
-                <w:sz w:val="21"/>
-                <w:szCs w:val="21"/>
-                <w:lang w:bidi="ar"/>
-              </w:rPr>
-              <w:t xml:space="preserve"> }}</w:t>
+              <w:t>{{ template_subbarcode }}</w:t>
             </w:r>
           </w:p>
         </w:tc>
@@ -2230,6 +2206,8 @@
           <w:rFonts w:ascii="Times New Roman" w:hAnsi="Times New Roman" w:eastAsia="微软雅黑" w:cs="Times New Roman"/>
         </w:rPr>
       </w:pPr>
+      <w:bookmarkStart w:id="42" w:name="_GoBack"/>
+      <w:bookmarkEnd w:id="42"/>
     </w:p>
     <w:p>
       <w:pPr>
@@ -2262,8 +2240,8 @@
         </w:rPr>
       </w:pPr>
       <w:bookmarkStart w:id="0" w:name="_Toc534637492"/>
-      <w:bookmarkStart w:id="1" w:name="_Toc527112379"/>
-      <w:bookmarkStart w:id="2" w:name="_Toc526855031"/>
+      <w:bookmarkStart w:id="1" w:name="_Toc526855031"/>
+      <w:bookmarkStart w:id="2" w:name="_Toc527112379"/>
       <w:r>
         <w:rPr>
           <w:rFonts w:hint="eastAsia" w:ascii="微软雅黑" w:hAnsi="微软雅黑" w:eastAsia="微软雅黑" w:cs="微软雅黑"/>
@@ -2600,7 +2578,6 @@
             <w:insideH w:val="single" w:color="243F61" w:themeColor="accent1" w:themeShade="7F" w:sz="6" w:space="0"/>
             <w:insideV w:val="single" w:color="243F61" w:themeColor="accent1" w:themeShade="7F" w:sz="6" w:space="0"/>
           </w:tblBorders>
-          <w:shd w:val="clear" w:color="auto" w:fill="auto"/>
           <w:tblCellMar>
             <w:top w:w="0" w:type="dxa"/>
             <w:left w:w="0" w:type="dxa"/>
@@ -2664,7 +2641,6 @@
             <w:insideH w:val="single" w:color="243F61" w:themeColor="accent1" w:themeShade="7F" w:sz="6" w:space="0"/>
             <w:insideV w:val="single" w:color="243F61" w:themeColor="accent1" w:themeShade="7F" w:sz="6" w:space="0"/>
           </w:tblBorders>
-          <w:shd w:val="clear" w:color="auto" w:fill="auto"/>
           <w:tblCellMar>
             <w:top w:w="0" w:type="dxa"/>
             <w:left w:w="0" w:type="dxa"/>
@@ -2997,7 +2973,6 @@
             <w:insideH w:val="single" w:color="243F61" w:themeColor="accent1" w:themeShade="7F" w:sz="6" w:space="0"/>
             <w:insideV w:val="single" w:color="243F61" w:themeColor="accent1" w:themeShade="7F" w:sz="6" w:space="0"/>
           </w:tblBorders>
-          <w:shd w:val="clear" w:color="auto" w:fill="auto"/>
           <w:tblCellMar>
             <w:top w:w="0" w:type="dxa"/>
             <w:left w:w="0" w:type="dxa"/>
@@ -3059,7 +3034,6 @@
             <w:insideH w:val="single" w:color="243F61" w:themeColor="accent1" w:themeShade="7F" w:sz="6" w:space="0"/>
             <w:insideV w:val="single" w:color="243F61" w:themeColor="accent1" w:themeShade="7F" w:sz="6" w:space="0"/>
           </w:tblBorders>
-          <w:shd w:val="clear" w:color="auto" w:fill="auto"/>
           <w:tblCellMar>
             <w:top w:w="0" w:type="dxa"/>
             <w:left w:w="0" w:type="dxa"/>
@@ -3348,11 +3322,11 @@
               </w:rPr>
             </w:pPr>
             <w:bookmarkStart w:id="4" w:name="_Toc2819"/>
-            <w:bookmarkStart w:id="5" w:name="_Toc22132"/>
+            <w:bookmarkStart w:id="5" w:name="_Toc19898_WPSOffice_Level1"/>
             <w:bookmarkStart w:id="6" w:name="_Toc20136_WPSOffice_Level1"/>
             <w:bookmarkStart w:id="7" w:name="_Toc2781"/>
-            <w:bookmarkStart w:id="8" w:name="_Toc499"/>
-            <w:bookmarkStart w:id="9" w:name="_Toc19898_WPSOffice_Level1"/>
+            <w:bookmarkStart w:id="8" w:name="_Toc22132"/>
+            <w:bookmarkStart w:id="9" w:name="_Toc499"/>
             <w:r>
               <w:rPr>
                 <w:rFonts w:hint="eastAsia" w:ascii="微软雅黑" w:hAnsi="微软雅黑" w:eastAsia="微软雅黑" w:cs="微软雅黑"/>
@@ -3530,12 +3504,12 @@
           <w:color w:val="254061" w:themeColor="accent1" w:themeShade="80"/>
         </w:rPr>
       </w:pPr>
-      <w:bookmarkStart w:id="10" w:name="_Toc18062_WPSOffice_Level2"/>
-      <w:bookmarkStart w:id="11" w:name="_Toc11015_WPSOffice_Level2"/>
+      <w:bookmarkStart w:id="10" w:name="_Toc9088"/>
+      <w:bookmarkStart w:id="11" w:name="_Toc23375"/>
       <w:bookmarkStart w:id="12" w:name="_Toc10877"/>
-      <w:bookmarkStart w:id="13" w:name="_Toc23375"/>
-      <w:bookmarkStart w:id="14" w:name="_Toc9088"/>
-      <w:bookmarkStart w:id="15" w:name="_Toc3049"/>
+      <w:bookmarkStart w:id="13" w:name="_Toc18062_WPSOffice_Level2"/>
+      <w:bookmarkStart w:id="14" w:name="_Toc3049"/>
+      <w:bookmarkStart w:id="15" w:name="_Toc11015_WPSOffice_Level2"/>
       <w:r>
         <w:rPr>
           <w:rFonts w:hint="eastAsia" w:ascii="微软雅黑" w:hAnsi="微软雅黑" w:eastAsia="微软雅黑" w:cs="微软雅黑"/>
@@ -3638,25 +3612,7 @@
             </w14:solidFill>
           </w14:textFill>
         </w:rPr>
-        <w:t>，其中{{summaryOfRresults.somaticDrugCount}}个与靶向药物相关。{%if BodyDrugDrugDetectionStr or unknownVarAnalysisStr %}具体信息详见“检测结果详细解析</w:t>
-      </w:r>
-      <w:bookmarkStart w:id="42" w:name="_GoBack"/>
-      <w:bookmarkEnd w:id="42"/>
-      <w:r>
-        <w:rPr>
-          <w:rFonts w:hint="eastAsia" w:ascii="Times New Roman" w:hAnsi="Times New Roman" w:eastAsia="微软雅黑" w:cs="Times New Roman"/>
-          <w:b/>
-          <w:color w:val="000000" w:themeColor="text1"/>
-          <w:sz w:val="21"/>
-          <w:szCs w:val="21"/>
-          <w:lang w:eastAsia="zh-CN"/>
-          <w14:textFill>
-            <w14:solidFill>
-              <w14:schemeClr w14:val="tx1"/>
-            </w14:solidFill>
-          </w14:textFill>
-        </w:rPr>
-        <w:t>”。{% endif %}</w:t>
+        <w:t>，其中{{summaryOfRresults.somaticDrugCount}}个与靶向药物相关。{%if BodyDrugDrugDetectionStr or unknownVarAnalysisStr %}具体信息详见“基因检测结果解析”。{% endif %}</w:t>
       </w:r>
     </w:p>
     <w:tbl>
@@ -8074,10 +8030,10 @@
           <w:lang w:val="en-US" w:eastAsia="zh-CN"/>
         </w:rPr>
       </w:pPr>
-      <w:bookmarkStart w:id="16" w:name="_Toc20034"/>
+      <w:bookmarkStart w:id="16" w:name="_Toc10223"/>
       <w:bookmarkStart w:id="17" w:name="_Toc106719764"/>
       <w:bookmarkStart w:id="18" w:name="_Toc9387"/>
-      <w:bookmarkStart w:id="19" w:name="_Toc10223"/>
+      <w:bookmarkStart w:id="19" w:name="_Toc20034"/>
       <w:r>
         <w:rPr>
           <w:rFonts w:hint="eastAsia" w:ascii="微软雅黑" w:hAnsi="微软雅黑" w:eastAsia="微软雅黑" w:cs="微软雅黑"/>
@@ -8176,6 +8132,12 @@
             <w:insideH w:val="dashed" w:color="244061" w:sz="4" w:space="0"/>
             <w:insideV w:val="dashed" w:color="244061" w:sz="4" w:space="0"/>
           </w:tblBorders>
+          <w:tblCellMar>
+            <w:top w:w="0" w:type="dxa"/>
+            <w:left w:w="108" w:type="dxa"/>
+            <w:bottom w:w="0" w:type="dxa"/>
+            <w:right w:w="108" w:type="dxa"/>
+          </w:tblCellMar>
         </w:tblPrEx>
         <w:trPr>
           <w:jc w:val="center"/>
@@ -9012,6 +8974,7 @@
             <w:insideH w:val="dashed" w:color="244061" w:sz="4" w:space="0"/>
             <w:insideV w:val="dashed" w:color="244061" w:sz="4" w:space="0"/>
           </w:tblBorders>
+          <w:shd w:val="clear" w:color="auto" w:fill="auto"/>
           <w:tblCellMar>
             <w:top w:w="0" w:type="dxa"/>
             <w:left w:w="108" w:type="dxa"/>
@@ -11259,10 +11222,10 @@
           <w:shd w:val="clear" w:color="auto" w:fill="1F3864"/>
         </w:rPr>
       </w:pPr>
-      <w:bookmarkStart w:id="20" w:name="_Toc534637498"/>
-      <w:bookmarkStart w:id="21" w:name="_Toc25428"/>
+      <w:bookmarkStart w:id="20" w:name="_Toc526855037"/>
+      <w:bookmarkStart w:id="21" w:name="_Toc534637498"/>
       <w:bookmarkStart w:id="22" w:name="_Toc527112385"/>
-      <w:bookmarkStart w:id="23" w:name="_Toc526855037"/>
+      <w:bookmarkStart w:id="23" w:name="_Toc25428"/>
       <w:r>
         <w:rPr>
           <w:rFonts w:hint="eastAsia" w:ascii="微软雅黑" w:hAnsi="微软雅黑" w:eastAsia="微软雅黑" w:cs="微软雅黑"/>
@@ -11318,11 +11281,11 @@
           <w:lang w:val="en-US" w:eastAsia="zh-CN"/>
         </w:rPr>
       </w:pPr>
-      <w:bookmarkStart w:id="24" w:name="_Toc32443_WPSOffice_Level2"/>
-      <w:bookmarkStart w:id="25" w:name="_Toc4331_WPSOffice_Level2"/>
+      <w:bookmarkStart w:id="24" w:name="_Toc23606"/>
+      <w:bookmarkStart w:id="25" w:name="_Toc6468"/>
       <w:bookmarkStart w:id="26" w:name="_Toc22255"/>
-      <w:bookmarkStart w:id="27" w:name="_Toc6468"/>
-      <w:bookmarkStart w:id="28" w:name="_Toc23606"/>
+      <w:bookmarkStart w:id="27" w:name="_Toc32443_WPSOffice_Level2"/>
+      <w:bookmarkStart w:id="28" w:name="_Toc4331_WPSOffice_Level2"/>
       <w:r>
         <w:rPr>
           <w:rFonts w:hint="eastAsia" w:ascii="微软雅黑" w:hAnsi="微软雅黑" w:eastAsia="微软雅黑" w:cs="微软雅黑"/>
@@ -11479,8 +11442,8 @@
           </w14:textFill>
         </w:rPr>
       </w:pPr>
-      <w:bookmarkStart w:id="29" w:name="_Toc6931_WPSOffice_Level3"/>
-      <w:bookmarkStart w:id="30" w:name="_Toc18091_WPSOffice_Level3"/>
+      <w:bookmarkStart w:id="29" w:name="_Toc18091_WPSOffice_Level3"/>
+      <w:bookmarkStart w:id="30" w:name="_Toc6931_WPSOffice_Level3"/>
       <w:bookmarkStart w:id="31" w:name="_Toc15289_WPSOffice_Level3"/>
       <w:r>
         <w:rPr>
@@ -17829,12 +17792,6 @@
             <w:insideH w:val="dashed" w:color="244061" w:sz="4" w:space="0"/>
             <w:insideV w:val="dashed" w:color="244061" w:sz="4" w:space="0"/>
           </w:tblBorders>
-          <w:tblCellMar>
-            <w:top w:w="0" w:type="dxa"/>
-            <w:left w:w="108" w:type="dxa"/>
-            <w:bottom w:w="0" w:type="dxa"/>
-            <w:right w:w="108" w:type="dxa"/>
-          </w:tblCellMar>
         </w:tblPrEx>
         <w:trPr>
           <w:trHeight w:val="417" w:hRule="atLeast"/>
@@ -18461,9 +18418,9 @@
           <w:lang w:val="en-US" w:eastAsia="zh-CN"/>
         </w:rPr>
       </w:pPr>
-      <w:bookmarkStart w:id="32" w:name="_Toc526855038"/>
+      <w:bookmarkStart w:id="32" w:name="_Toc534637499"/>
       <w:bookmarkStart w:id="33" w:name="_Toc527112386"/>
-      <w:bookmarkStart w:id="34" w:name="_Toc534637499"/>
+      <w:bookmarkStart w:id="34" w:name="_Toc526855038"/>
       <w:r>
         <w:rPr>
           <w:rFonts w:hint="eastAsia" w:ascii="微软雅黑" w:hAnsi="微软雅黑" w:eastAsia="微软雅黑" w:cs="微软雅黑"/>
@@ -20929,13 +20886,13 @@
           <w:lang w:val="en-US" w:eastAsia="zh-CN"/>
         </w:rPr>
       </w:pPr>
-      <w:bookmarkStart w:id="35" w:name="_Toc16368_WPSOffice_Level1"/>
+      <w:bookmarkStart w:id="35" w:name="_Toc22484_WPSOffice_Level1"/>
       <w:bookmarkStart w:id="36" w:name="_Toc7549"/>
-      <w:bookmarkStart w:id="37" w:name="_Toc19099"/>
-      <w:bookmarkStart w:id="38" w:name="_Toc28910_WPSOffice_Level1"/>
-      <w:bookmarkStart w:id="39" w:name="_Toc22458"/>
-      <w:bookmarkStart w:id="40" w:name="_Toc30533"/>
-      <w:bookmarkStart w:id="41" w:name="_Toc22484_WPSOffice_Level1"/>
+      <w:bookmarkStart w:id="37" w:name="_Toc30533"/>
+      <w:bookmarkStart w:id="38" w:name="_Toc16368_WPSOffice_Level1"/>
+      <w:bookmarkStart w:id="39" w:name="_Toc19099"/>
+      <w:bookmarkStart w:id="40" w:name="_Toc22458"/>
+      <w:bookmarkStart w:id="41" w:name="_Toc28910_WPSOffice_Level1"/>
       <w:r>
         <w:rPr>
           <w:rFonts w:hint="eastAsia" w:ascii="微软雅黑" w:hAnsi="微软雅黑" w:eastAsia="微软雅黑" w:cs="微软雅黑"/>

--- a/WebContent/docx/KIT_PDGFRA基因检测报告-三峡.docx
+++ b/WebContent/docx/KIT_PDGFRA基因检测报告-三峡.docx
@@ -2206,8 +2206,6 @@
           <w:rFonts w:ascii="Times New Roman" w:hAnsi="Times New Roman" w:eastAsia="微软雅黑" w:cs="Times New Roman"/>
         </w:rPr>
       </w:pPr>
-      <w:bookmarkStart w:id="42" w:name="_GoBack"/>
-      <w:bookmarkEnd w:id="42"/>
     </w:p>
     <w:p>
       <w:pPr>
@@ -2240,8 +2238,8 @@
         </w:rPr>
       </w:pPr>
       <w:bookmarkStart w:id="0" w:name="_Toc534637492"/>
-      <w:bookmarkStart w:id="1" w:name="_Toc526855031"/>
-      <w:bookmarkStart w:id="2" w:name="_Toc527112379"/>
+      <w:bookmarkStart w:id="1" w:name="_Toc527112379"/>
+      <w:bookmarkStart w:id="2" w:name="_Toc526855031"/>
       <w:r>
         <w:rPr>
           <w:rFonts w:hint="eastAsia" w:ascii="微软雅黑" w:hAnsi="微软雅黑" w:eastAsia="微软雅黑" w:cs="微软雅黑"/>
@@ -2415,7 +2413,6 @@
             <w:insideH w:val="single" w:color="243F61" w:themeColor="accent1" w:themeShade="7F" w:sz="6" w:space="0"/>
             <w:insideV w:val="single" w:color="243F61" w:themeColor="accent1" w:themeShade="7F" w:sz="6" w:space="0"/>
           </w:tblBorders>
-          <w:shd w:val="clear" w:color="auto" w:fill="auto"/>
           <w:tblCellMar>
             <w:top w:w="0" w:type="dxa"/>
             <w:left w:w="0" w:type="dxa"/>
@@ -2641,6 +2638,7 @@
             <w:insideH w:val="single" w:color="243F61" w:themeColor="accent1" w:themeShade="7F" w:sz="6" w:space="0"/>
             <w:insideV w:val="single" w:color="243F61" w:themeColor="accent1" w:themeShade="7F" w:sz="6" w:space="0"/>
           </w:tblBorders>
+          <w:shd w:val="clear" w:color="auto" w:fill="auto"/>
           <w:tblCellMar>
             <w:top w:w="0" w:type="dxa"/>
             <w:left w:w="0" w:type="dxa"/>
@@ -2973,6 +2971,7 @@
             <w:insideH w:val="single" w:color="243F61" w:themeColor="accent1" w:themeShade="7F" w:sz="6" w:space="0"/>
             <w:insideV w:val="single" w:color="243F61" w:themeColor="accent1" w:themeShade="7F" w:sz="6" w:space="0"/>
           </w:tblBorders>
+          <w:shd w:val="clear" w:color="auto" w:fill="auto"/>
           <w:tblCellMar>
             <w:top w:w="0" w:type="dxa"/>
             <w:left w:w="0" w:type="dxa"/>
@@ -3321,12 +3320,12 @@
                 <w:lang w:val="en-US" w:eastAsia="zh-CN"/>
               </w:rPr>
             </w:pPr>
-            <w:bookmarkStart w:id="4" w:name="_Toc2819"/>
-            <w:bookmarkStart w:id="5" w:name="_Toc19898_WPSOffice_Level1"/>
-            <w:bookmarkStart w:id="6" w:name="_Toc20136_WPSOffice_Level1"/>
-            <w:bookmarkStart w:id="7" w:name="_Toc2781"/>
-            <w:bookmarkStart w:id="8" w:name="_Toc22132"/>
-            <w:bookmarkStart w:id="9" w:name="_Toc499"/>
+            <w:bookmarkStart w:id="4" w:name="_Toc20136_WPSOffice_Level1"/>
+            <w:bookmarkStart w:id="5" w:name="_Toc2781"/>
+            <w:bookmarkStart w:id="6" w:name="_Toc19898_WPSOffice_Level1"/>
+            <w:bookmarkStart w:id="7" w:name="_Toc499"/>
+            <w:bookmarkStart w:id="8" w:name="_Toc2819"/>
+            <w:bookmarkStart w:id="9" w:name="_Toc22132"/>
             <w:r>
               <w:rPr>
                 <w:rFonts w:hint="eastAsia" w:ascii="微软雅黑" w:hAnsi="微软雅黑" w:eastAsia="微软雅黑" w:cs="微软雅黑"/>
@@ -3504,12 +3503,12 @@
           <w:color w:val="254061" w:themeColor="accent1" w:themeShade="80"/>
         </w:rPr>
       </w:pPr>
-      <w:bookmarkStart w:id="10" w:name="_Toc9088"/>
-      <w:bookmarkStart w:id="11" w:name="_Toc23375"/>
-      <w:bookmarkStart w:id="12" w:name="_Toc10877"/>
+      <w:bookmarkStart w:id="10" w:name="_Toc10877"/>
+      <w:bookmarkStart w:id="11" w:name="_Toc11015_WPSOffice_Level2"/>
+      <w:bookmarkStart w:id="12" w:name="_Toc9088"/>
       <w:bookmarkStart w:id="13" w:name="_Toc18062_WPSOffice_Level2"/>
       <w:bookmarkStart w:id="14" w:name="_Toc3049"/>
-      <w:bookmarkStart w:id="15" w:name="_Toc11015_WPSOffice_Level2"/>
+      <w:bookmarkStart w:id="15" w:name="_Toc23375"/>
       <w:r>
         <w:rPr>
           <w:rFonts w:hint="eastAsia" w:ascii="微软雅黑" w:hAnsi="微软雅黑" w:eastAsia="微软雅黑" w:cs="微软雅黑"/>
@@ -3719,13 +3718,24 @@
             </w:pPr>
             <w:r>
               <w:rPr>
-                <w:rFonts w:ascii="Times New Roman" w:hAnsi="Times New Roman" w:eastAsia="微软雅黑" w:cs="Times New Roman"/>
+                <w:rFonts w:hint="eastAsia" w:ascii="Times New Roman" w:hAnsi="Times New Roman" w:eastAsia="微软雅黑" w:cs="Times New Roman"/>
                 <w:b/>
                 <w:color w:val="244061"/>
                 <w:sz w:val="21"/>
                 <w:szCs w:val="21"/>
-              </w:rPr>
-              <w:t>突变基因</w:t>
+                <w:lang w:val="en-US" w:eastAsia="zh-CN"/>
+              </w:rPr>
+              <w:t>检测</w:t>
+            </w:r>
+            <w:r>
+              <w:rPr>
+                <w:rFonts w:ascii="Times New Roman" w:hAnsi="Times New Roman" w:eastAsia="微软雅黑" w:cs="Times New Roman"/>
+                <w:b/>
+                <w:color w:val="244061"/>
+                <w:sz w:val="21"/>
+                <w:szCs w:val="21"/>
+              </w:rPr>
+              <w:t>基因</w:t>
             </w:r>
           </w:p>
         </w:tc>
@@ -5878,60 +5888,80 @@
         </w:tc>
         <w:tc>
           <w:tcPr>
-            <w:tcW w:w="535" w:type="pct"/>
+            <w:tcW w:w="1031" w:type="dxa"/>
             <w:shd w:val="clear" w:color="auto" w:fill="auto"/>
             <w:vAlign w:val="center"/>
           </w:tcPr>
           <w:p>
             <w:pPr>
-              <w:ind w:left="162" w:right="163"/>
-              <w:jc w:val="center"/>
-              <w:rPr>
-                <w:rFonts w:ascii="Times New Roman" w:hAnsi="Times New Roman" w:eastAsia="微软雅黑" w:cs="Times New Roman"/>
-                <w:b/>
-                <w:sz w:val="21"/>
-                <w:szCs w:val="21"/>
-                <w:lang w:eastAsia="zh-CN"/>
-              </w:rPr>
-            </w:pPr>
-            <w:r>
-              <w:rPr>
-                <w:rFonts w:hint="eastAsia" w:ascii="Times New Roman" w:hAnsi="Times New Roman" w:eastAsia="微软雅黑" w:cs="Times New Roman"/>
-                <w:b/>
+              <w:ind w:left="162" w:leftChars="0" w:right="163" w:rightChars="0"/>
+              <w:jc w:val="center"/>
+              <w:rPr>
+                <w:rFonts w:ascii="Times New Roman" w:hAnsi="Times New Roman" w:eastAsia="微软雅黑" w:cs="Times New Roman"/>
+                <w:b/>
+                <w:sz w:val="21"/>
+                <w:szCs w:val="21"/>
+                <w:lang w:eastAsia="zh-CN"/>
+              </w:rPr>
+            </w:pPr>
+            <w:r>
+              <w:rPr>
+                <w:rFonts w:hint="default" w:ascii="Times New Roman" w:hAnsi="Times New Roman" w:eastAsia="微软雅黑" w:cs="Times New Roman"/>
+                <w:b/>
+                <w:sz w:val="21"/>
+                <w:szCs w:val="21"/>
+                <w:lang w:eastAsia="zh-CN"/>
+              </w:rPr>
+              <w:t>{{ tip.comutation</w:t>
+            </w:r>
+            <w:r>
+              <w:rPr>
+                <w:rFonts w:hint="eastAsia" w:ascii="Times New Roman" w:hAnsi="Times New Roman" w:eastAsia="微软雅黑" w:cs="Times New Roman"/>
+                <w:b/>
+                <w:sz w:val="21"/>
+                <w:szCs w:val="21"/>
+                <w:lang w:val="en-US" w:eastAsia="zh-CN"/>
+              </w:rPr>
+              <w:t>1</w:t>
+            </w:r>
+            <w:r>
+              <w:rPr>
+                <w:rFonts w:hint="default" w:ascii="Times New Roman" w:hAnsi="Times New Roman" w:eastAsia="微软雅黑" w:cs="Times New Roman"/>
+                <w:b/>
+                <w:sz w:val="21"/>
+                <w:szCs w:val="21"/>
+                <w:lang w:eastAsia="zh-CN"/>
+              </w:rPr>
+              <w:t xml:space="preserve"> }}</w:t>
+            </w:r>
+          </w:p>
+        </w:tc>
+        <w:tc>
+          <w:tcPr>
+            <w:tcW w:w="1463" w:type="dxa"/>
+            <w:shd w:val="clear" w:color="auto" w:fill="auto"/>
+            <w:vAlign w:val="center"/>
+          </w:tcPr>
+          <w:p>
+            <w:pPr>
+              <w:spacing w:before="2"/>
+              <w:ind w:left="116" w:leftChars="0" w:right="116" w:rightChars="0"/>
+              <w:jc w:val="center"/>
+              <w:rPr>
+                <w:rFonts w:ascii="Times New Roman" w:hAnsi="Times New Roman" w:eastAsia="微软雅黑" w:cs="Times New Roman"/>
+                <w:sz w:val="21"/>
+                <w:szCs w:val="21"/>
+                <w:lang w:eastAsia="zh-CN"/>
+              </w:rPr>
+            </w:pPr>
+            <w:r>
+              <w:rPr>
+                <w:rFonts w:hint="default" w:ascii="Times New Roman" w:hAnsi="Times New Roman" w:eastAsia="微软雅黑" w:cs="Times New Roman"/>
                 <w:sz w:val="21"/>
                 <w:szCs w:val="21"/>
                 <w:lang w:eastAsia="zh-CN"/>
               </w:rPr>
               <w:t>{{ tip.comutation }}</w:t>
-            </w:r>
-          </w:p>
-        </w:tc>
-        <w:tc>
-          <w:tcPr>
-            <w:tcW w:w="759" w:type="pct"/>
-            <w:shd w:val="clear" w:color="auto" w:fill="auto"/>
-            <w:vAlign w:val="center"/>
-          </w:tcPr>
-          <w:p>
-            <w:pPr>
-              <w:spacing w:before="2"/>
-              <w:ind w:left="116" w:right="116"/>
-              <w:jc w:val="center"/>
-              <w:rPr>
-                <w:rFonts w:ascii="Times New Roman" w:hAnsi="Times New Roman" w:eastAsia="微软雅黑" w:cs="Times New Roman"/>
-                <w:sz w:val="21"/>
-                <w:szCs w:val="21"/>
-                <w:lang w:eastAsia="zh-CN"/>
-              </w:rPr>
-            </w:pPr>
-            <w:r>
-              <w:rPr>
-                <w:rFonts w:hint="eastAsia" w:ascii="Times New Roman" w:hAnsi="Times New Roman" w:eastAsia="微软雅黑" w:cs="Times New Roman"/>
-                <w:sz w:val="21"/>
-                <w:szCs w:val="21"/>
-                <w:lang w:val="en-US" w:eastAsia="zh-CN"/>
-              </w:rPr>
-              <w:t>-</w:t>
             </w:r>
           </w:p>
         </w:tc>
@@ -8030,8 +8060,8 @@
           <w:lang w:val="en-US" w:eastAsia="zh-CN"/>
         </w:rPr>
       </w:pPr>
-      <w:bookmarkStart w:id="16" w:name="_Toc10223"/>
-      <w:bookmarkStart w:id="17" w:name="_Toc106719764"/>
+      <w:bookmarkStart w:id="16" w:name="_Toc106719764"/>
+      <w:bookmarkStart w:id="17" w:name="_Toc10223"/>
       <w:bookmarkStart w:id="18" w:name="_Toc9387"/>
       <w:bookmarkStart w:id="19" w:name="_Toc20034"/>
       <w:r>
@@ -8722,7 +8752,6 @@
             <w:insideH w:val="dashed" w:color="244061" w:sz="4" w:space="0"/>
             <w:insideV w:val="dashed" w:color="244061" w:sz="4" w:space="0"/>
           </w:tblBorders>
-          <w:shd w:val="clear" w:color="auto" w:fill="auto"/>
           <w:tblCellMar>
             <w:top w:w="0" w:type="dxa"/>
             <w:left w:w="108" w:type="dxa"/>
@@ -8974,7 +9003,6 @@
             <w:insideH w:val="dashed" w:color="244061" w:sz="4" w:space="0"/>
             <w:insideV w:val="dashed" w:color="244061" w:sz="4" w:space="0"/>
           </w:tblBorders>
-          <w:shd w:val="clear" w:color="auto" w:fill="auto"/>
           <w:tblCellMar>
             <w:top w:w="0" w:type="dxa"/>
             <w:left w:w="108" w:type="dxa"/>
@@ -11284,8 +11312,8 @@
       <w:bookmarkStart w:id="24" w:name="_Toc23606"/>
       <w:bookmarkStart w:id="25" w:name="_Toc6468"/>
       <w:bookmarkStart w:id="26" w:name="_Toc22255"/>
-      <w:bookmarkStart w:id="27" w:name="_Toc32443_WPSOffice_Level2"/>
-      <w:bookmarkStart w:id="28" w:name="_Toc4331_WPSOffice_Level2"/>
+      <w:bookmarkStart w:id="27" w:name="_Toc4331_WPSOffice_Level2"/>
+      <w:bookmarkStart w:id="28" w:name="_Toc32443_WPSOffice_Level2"/>
       <w:r>
         <w:rPr>
           <w:rFonts w:hint="eastAsia" w:ascii="微软雅黑" w:hAnsi="微软雅黑" w:eastAsia="微软雅黑" w:cs="微软雅黑"/>
@@ -11442,9 +11470,9 @@
           </w14:textFill>
         </w:rPr>
       </w:pPr>
-      <w:bookmarkStart w:id="29" w:name="_Toc18091_WPSOffice_Level3"/>
-      <w:bookmarkStart w:id="30" w:name="_Toc6931_WPSOffice_Level3"/>
-      <w:bookmarkStart w:id="31" w:name="_Toc15289_WPSOffice_Level3"/>
+      <w:bookmarkStart w:id="29" w:name="_Toc15289_WPSOffice_Level3"/>
+      <w:bookmarkStart w:id="30" w:name="_Toc18091_WPSOffice_Level3"/>
+      <w:bookmarkStart w:id="31" w:name="_Toc6931_WPSOffice_Level3"/>
       <w:r>
         <w:rPr>
           <w:rFonts w:hint="eastAsia" w:ascii="Times New Roman" w:hAnsi="Times New Roman" w:eastAsia="微软雅黑" w:cs="Times New Roman"/>
@@ -15118,7 +15146,31 @@
           <w:szCs w:val="24"/>
           <w:lang w:eastAsia="zh-CN"/>
         </w:rPr>
-        <w:t>{{ tdd.comutation }}</w:t>
+        <w:t>{{ tdd.comutation</w:t>
+      </w:r>
+      <w:r>
+        <w:rPr>
+          <w:rFonts w:hint="eastAsia" w:ascii="Times New Roman" w:hAnsi="Times New Roman" w:eastAsia="微软雅黑" w:cs="Times New Roman"/>
+          <w:b/>
+          <w:color w:val="auto"/>
+          <w:sz w:val="24"/>
+          <w:szCs w:val="24"/>
+          <w:lang w:val="en-US" w:eastAsia="zh-CN"/>
+        </w:rPr>
+        <w:t>1</w:t>
+      </w:r>
+      <w:bookmarkStart w:id="42" w:name="_GoBack"/>
+      <w:bookmarkEnd w:id="42"/>
+      <w:r>
+        <w:rPr>
+          <w:rFonts w:hint="eastAsia" w:ascii="Times New Roman" w:hAnsi="Times New Roman" w:eastAsia="微软雅黑" w:cs="Times New Roman"/>
+          <w:b/>
+          <w:color w:val="auto"/>
+          <w:sz w:val="24"/>
+          <w:szCs w:val="24"/>
+          <w:lang w:eastAsia="zh-CN"/>
+        </w:rPr>
+        <w:t xml:space="preserve"> }}</w:t>
       </w:r>
     </w:p>
     <w:tbl>
@@ -15242,7 +15294,7 @@
                 <w:szCs w:val="18"/>
                 <w:lang w:val="en-US" w:eastAsia="zh-CN"/>
               </w:rPr>
-              <w:t>-</w:t>
+              <w:t>{{tdd.comutation}}</w:t>
             </w:r>
           </w:p>
         </w:tc>
@@ -17792,6 +17844,12 @@
             <w:insideH w:val="dashed" w:color="244061" w:sz="4" w:space="0"/>
             <w:insideV w:val="dashed" w:color="244061" w:sz="4" w:space="0"/>
           </w:tblBorders>
+          <w:tblCellMar>
+            <w:top w:w="0" w:type="dxa"/>
+            <w:left w:w="108" w:type="dxa"/>
+            <w:bottom w:w="0" w:type="dxa"/>
+            <w:right w:w="108" w:type="dxa"/>
+          </w:tblCellMar>
         </w:tblPrEx>
         <w:trPr>
           <w:trHeight w:val="417" w:hRule="atLeast"/>
@@ -18419,8 +18477,8 @@
         </w:rPr>
       </w:pPr>
       <w:bookmarkStart w:id="32" w:name="_Toc534637499"/>
-      <w:bookmarkStart w:id="33" w:name="_Toc527112386"/>
-      <w:bookmarkStart w:id="34" w:name="_Toc526855038"/>
+      <w:bookmarkStart w:id="33" w:name="_Toc526855038"/>
+      <w:bookmarkStart w:id="34" w:name="_Toc527112386"/>
       <w:r>
         <w:rPr>
           <w:rFonts w:hint="eastAsia" w:ascii="微软雅黑" w:hAnsi="微软雅黑" w:eastAsia="微软雅黑" w:cs="微软雅黑"/>
@@ -20886,13 +20944,13 @@
           <w:lang w:val="en-US" w:eastAsia="zh-CN"/>
         </w:rPr>
       </w:pPr>
-      <w:bookmarkStart w:id="35" w:name="_Toc22484_WPSOffice_Level1"/>
-      <w:bookmarkStart w:id="36" w:name="_Toc7549"/>
+      <w:bookmarkStart w:id="35" w:name="_Toc28910_WPSOffice_Level1"/>
+      <w:bookmarkStart w:id="36" w:name="_Toc19099"/>
       <w:bookmarkStart w:id="37" w:name="_Toc30533"/>
       <w:bookmarkStart w:id="38" w:name="_Toc16368_WPSOffice_Level1"/>
-      <w:bookmarkStart w:id="39" w:name="_Toc19099"/>
-      <w:bookmarkStart w:id="40" w:name="_Toc22458"/>
-      <w:bookmarkStart w:id="41" w:name="_Toc28910_WPSOffice_Level1"/>
+      <w:bookmarkStart w:id="39" w:name="_Toc22458"/>
+      <w:bookmarkStart w:id="40" w:name="_Toc7549"/>
+      <w:bookmarkStart w:id="41" w:name="_Toc22484_WPSOffice_Level1"/>
       <w:r>
         <w:rPr>
           <w:rFonts w:hint="eastAsia" w:ascii="微软雅黑" w:hAnsi="微软雅黑" w:eastAsia="微软雅黑" w:cs="微软雅黑"/>

--- a/WebContent/docx/KIT_PDGFRA基因检测报告-三峡.docx
+++ b/WebContent/docx/KIT_PDGFRA基因检测报告-三峡.docx
@@ -2316,7 +2316,6 @@
             <w:insideH w:val="single" w:color="243F61" w:themeColor="accent1" w:themeShade="7F" w:sz="6" w:space="0"/>
             <w:insideV w:val="single" w:color="243F61" w:themeColor="accent1" w:themeShade="7F" w:sz="6" w:space="0"/>
           </w:tblBorders>
-          <w:shd w:val="clear" w:color="auto" w:fill="auto"/>
           <w:tblCellMar>
             <w:top w:w="0" w:type="dxa"/>
             <w:left w:w="0" w:type="dxa"/>
@@ -2561,69 +2560,6 @@
                 <w:lang w:eastAsia="zh-CN" w:bidi="ar"/>
               </w:rPr>
               <w:t>}}</w:t>
-            </w:r>
-          </w:p>
-        </w:tc>
-      </w:tr>
-      <w:tr>
-        <w:tblPrEx>
-          <w:tblBorders>
-            <w:top w:val="single" w:color="243F61" w:themeColor="accent1" w:themeShade="7F" w:sz="24" w:space="0"/>
-            <w:left w:val="none" w:color="auto" w:sz="0" w:space="0"/>
-            <w:bottom w:val="single" w:color="243F61" w:themeColor="accent1" w:themeShade="7F" w:sz="6" w:space="0"/>
-            <w:right w:val="none" w:color="auto" w:sz="0" w:space="0"/>
-            <w:insideH w:val="single" w:color="243F61" w:themeColor="accent1" w:themeShade="7F" w:sz="6" w:space="0"/>
-            <w:insideV w:val="single" w:color="243F61" w:themeColor="accent1" w:themeShade="7F" w:sz="6" w:space="0"/>
-          </w:tblBorders>
-          <w:tblCellMar>
-            <w:top w:w="0" w:type="dxa"/>
-            <w:left w:w="0" w:type="dxa"/>
-            <w:bottom w:w="0" w:type="dxa"/>
-            <w:right w:w="0" w:type="dxa"/>
-          </w:tblCellMar>
-        </w:tblPrEx>
-        <w:trPr>
-          <w:trHeight w:val="490" w:hRule="atLeast"/>
-          <w:jc w:val="center"/>
-        </w:trPr>
-        <w:tc>
-          <w:tcPr>
-            <w:tcW w:w="9558" w:type="dxa"/>
-            <w:gridSpan w:val="2"/>
-            <w:tcBorders>
-              <w:tl2br w:val="nil"/>
-              <w:tr2bl w:val="nil"/>
-            </w:tcBorders>
-            <w:shd w:val="clear" w:color="auto" w:fill="auto"/>
-            <w:vAlign w:val="center"/>
-          </w:tcPr>
-          <w:p>
-            <w:pPr>
-              <w:pStyle w:val="33"/>
-              <w:spacing w:before="77"/>
-              <w:ind w:left="119" w:leftChars="0" w:right="119" w:rightChars="0"/>
-              <w:jc w:val="left"/>
-              <w:rPr>
-                <w:rFonts w:ascii="Times New Roman" w:hAnsi="Times New Roman" w:eastAsia="微软雅黑" w:cs="Times New Roman"/>
-                <w:b w:val="0"/>
-                <w:bCs w:val="0"/>
-                <w:sz w:val="21"/>
-                <w:szCs w:val="21"/>
-                <w:highlight w:val="none"/>
-                <w:lang w:val="en-US" w:eastAsia="zh-CN" w:bidi="ar-SA"/>
-              </w:rPr>
-            </w:pPr>
-            <w:r>
-              <w:rPr>
-                <w:rFonts w:hint="eastAsia" w:ascii="Times New Roman" w:hAnsi="Times New Roman" w:eastAsia="微软雅黑" w:cs="Times New Roman"/>
-                <w:b w:val="0"/>
-                <w:bCs w:val="0"/>
-                <w:sz w:val="21"/>
-                <w:szCs w:val="21"/>
-                <w:highlight w:val="none"/>
-                <w:lang w:val="en-US" w:eastAsia="zh-CN" w:bidi="ar-SA"/>
-              </w:rPr>
-              <w:t>{%tr if PDInfo != undefined %}</w:t>
             </w:r>
           </w:p>
         </w:tc>
@@ -2652,7 +2588,8 @@
         </w:trPr>
         <w:tc>
           <w:tcPr>
-            <w:tcW w:w="3876" w:type="dxa"/>
+            <w:tcW w:w="9558" w:type="dxa"/>
+            <w:gridSpan w:val="2"/>
             <w:tcBorders>
               <w:tl2br w:val="nil"/>
               <w:tr2bl w:val="nil"/>
@@ -2663,7 +2600,9 @@
           <w:p>
             <w:pPr>
               <w:pStyle w:val="33"/>
-              <w:ind w:left="119" w:leftChars="0"/>
+              <w:spacing w:before="77"/>
+              <w:ind w:left="119" w:leftChars="0" w:right="119" w:rightChars="0"/>
+              <w:jc w:val="left"/>
               <w:rPr>
                 <w:rFonts w:ascii="Times New Roman" w:hAnsi="Times New Roman" w:eastAsia="微软雅黑" w:cs="Times New Roman"/>
                 <w:b w:val="0"/>
@@ -2676,287 +2615,15 @@
             </w:pPr>
             <w:r>
               <w:rPr>
-                <w:rFonts w:ascii="Times New Roman" w:hAnsi="Times New Roman" w:eastAsia="微软雅黑" w:cs="Times New Roman"/>
+                <w:rFonts w:hint="eastAsia" w:ascii="Times New Roman" w:hAnsi="Times New Roman" w:eastAsia="微软雅黑" w:cs="Times New Roman"/>
                 <w:b w:val="0"/>
                 <w:bCs w:val="0"/>
                 <w:sz w:val="21"/>
                 <w:szCs w:val="21"/>
                 <w:highlight w:val="none"/>
-              </w:rPr>
-              <w:t>PD-L1蛋白表达水平</w:t>
-            </w:r>
-            <w:r>
-              <w:rPr>
-                <w:rFonts w:ascii="Times New Roman" w:hAnsi="Times New Roman" w:eastAsia="微软雅黑" w:cs="Times New Roman"/>
-                <w:b w:val="0"/>
-                <w:bCs w:val="0"/>
-                <w:sz w:val="21"/>
-                <w:szCs w:val="21"/>
-                <w:highlight w:val="none"/>
-              </w:rPr>
-              <w:tab/>
-            </w:r>
-          </w:p>
-        </w:tc>
-        <w:tc>
-          <w:tcPr>
-            <w:tcW w:w="5682" w:type="dxa"/>
-            <w:tcBorders>
-              <w:tl2br w:val="nil"/>
-              <w:tr2bl w:val="nil"/>
-            </w:tcBorders>
-            <w:shd w:val="clear" w:color="auto" w:fill="auto"/>
-            <w:vAlign w:val="center"/>
-          </w:tcPr>
-          <w:p>
-            <w:pPr>
-              <w:pStyle w:val="33"/>
-              <w:keepNext w:val="0"/>
-              <w:keepLines w:val="0"/>
-              <w:pageBreakBefore w:val="0"/>
-              <w:widowControl w:val="0"/>
-              <w:kinsoku/>
-              <w:wordWrap/>
-              <w:overflowPunct/>
-              <w:topLinePunct w:val="0"/>
-              <w:autoSpaceDE/>
-              <w:autoSpaceDN/>
-              <w:bidi w:val="0"/>
-              <w:adjustRightInd/>
-              <w:snapToGrid/>
-              <w:ind w:left="119" w:leftChars="0" w:right="119" w:rightChars="0"/>
-              <w:jc w:val="left"/>
-              <w:textAlignment w:val="auto"/>
-              <w:rPr>
-                <w:rFonts w:ascii="Times New Roman" w:hAnsi="Times New Roman" w:eastAsia="微软雅黑" w:cs="Times New Roman"/>
-                <w:b w:val="0"/>
-                <w:bCs w:val="0"/>
-                <w:sz w:val="21"/>
-                <w:szCs w:val="21"/>
-                <w:highlight w:val="none"/>
                 <w:lang w:val="en-US" w:eastAsia="zh-CN" w:bidi="ar-SA"/>
               </w:rPr>
-            </w:pPr>
-            <w:r>
-              <w:rPr>
-                <w:rFonts w:hint="eastAsia" w:ascii="Times New Roman" w:hAnsi="Times New Roman" w:eastAsia="微软雅黑" w:cs="Times New Roman"/>
-                <w:b w:val="0"/>
-                <w:bCs w:val="0"/>
-                <w:color w:val="auto"/>
-                <w:sz w:val="21"/>
-                <w:szCs w:val="21"/>
-                <w:highlight w:val="none"/>
-                <w:lang w:eastAsia="zh-CN"/>
-              </w:rPr>
-              <w:t>使用{{</w:t>
-            </w:r>
-            <w:r>
-              <w:rPr>
-                <w:rFonts w:ascii="Times New Roman" w:hAnsi="Times New Roman" w:eastAsia="微软雅黑" w:cs="Times New Roman"/>
-                <w:b w:val="0"/>
-                <w:bCs w:val="0"/>
-                <w:color w:val="auto"/>
-                <w:sz w:val="21"/>
-                <w:szCs w:val="21"/>
-                <w:highlight w:val="none"/>
-                <w:lang w:eastAsia="zh-CN"/>
-              </w:rPr>
-              <w:t xml:space="preserve"> PDInfo</w:t>
-            </w:r>
-            <w:r>
-              <w:rPr>
-                <w:rFonts w:hint="eastAsia" w:ascii="Times New Roman" w:hAnsi="Times New Roman" w:eastAsia="微软雅黑" w:cs="Times New Roman"/>
-                <w:b w:val="0"/>
-                <w:bCs w:val="0"/>
-                <w:color w:val="auto"/>
-                <w:sz w:val="21"/>
-                <w:szCs w:val="21"/>
-                <w:highlight w:val="none"/>
-                <w:lang w:eastAsia="zh-CN"/>
-              </w:rPr>
-              <w:t>.</w:t>
-            </w:r>
-            <w:r>
-              <w:rPr>
-                <w:rFonts w:ascii="Times New Roman" w:hAnsi="Times New Roman" w:eastAsia="微软雅黑" w:cs="Times New Roman"/>
-                <w:b w:val="0"/>
-                <w:bCs w:val="0"/>
-                <w:color w:val="auto"/>
-                <w:sz w:val="21"/>
-                <w:szCs w:val="21"/>
-                <w:highlight w:val="none"/>
-                <w:lang w:eastAsia="zh-CN"/>
-              </w:rPr>
-              <w:t>Detect_antibody</w:t>
-            </w:r>
-            <w:r>
-              <w:rPr>
-                <w:rFonts w:hint="eastAsia" w:ascii="Times New Roman" w:hAnsi="Times New Roman" w:eastAsia="微软雅黑" w:cs="Times New Roman"/>
-                <w:b w:val="0"/>
-                <w:bCs w:val="0"/>
-                <w:color w:val="auto"/>
-                <w:sz w:val="21"/>
-                <w:szCs w:val="21"/>
-                <w:highlight w:val="none"/>
-                <w:lang w:eastAsia="zh-CN"/>
-              </w:rPr>
-              <w:t xml:space="preserve"> }}抗体；T</w:t>
-            </w:r>
-            <w:r>
-              <w:rPr>
-                <w:rFonts w:ascii="Times New Roman" w:hAnsi="Times New Roman" w:eastAsia="微软雅黑" w:cs="Times New Roman"/>
-                <w:b w:val="0"/>
-                <w:bCs w:val="0"/>
-                <w:color w:val="auto"/>
-                <w:sz w:val="21"/>
-                <w:szCs w:val="21"/>
-                <w:highlight w:val="none"/>
-                <w:lang w:eastAsia="zh-CN"/>
-              </w:rPr>
-              <w:t>PS</w:t>
-            </w:r>
-            <w:r>
-              <w:rPr>
-                <w:rFonts w:hint="eastAsia" w:ascii="Times New Roman" w:hAnsi="Times New Roman" w:eastAsia="微软雅黑" w:cs="Times New Roman"/>
-                <w:b w:val="0"/>
-                <w:bCs w:val="0"/>
-                <w:color w:val="auto"/>
-                <w:sz w:val="21"/>
-                <w:szCs w:val="21"/>
-                <w:highlight w:val="none"/>
-                <w:lang w:eastAsia="zh-CN"/>
-              </w:rPr>
-              <w:t>:</w:t>
-            </w:r>
-            <w:r>
-              <w:rPr>
-                <w:rFonts w:ascii="Times New Roman" w:hAnsi="Times New Roman" w:eastAsia="微软雅黑" w:cs="Times New Roman"/>
-                <w:b w:val="0"/>
-                <w:bCs w:val="0"/>
-                <w:color w:val="auto"/>
-                <w:sz w:val="21"/>
-                <w:szCs w:val="21"/>
-                <w:highlight w:val="none"/>
-                <w:lang w:eastAsia="zh-CN"/>
-              </w:rPr>
-              <w:t xml:space="preserve"> </w:t>
-            </w:r>
-            <w:r>
-              <w:rPr>
-                <w:rFonts w:hint="eastAsia" w:ascii="Times New Roman" w:hAnsi="Times New Roman" w:eastAsia="微软雅黑" w:cs="Times New Roman"/>
-                <w:b w:val="0"/>
-                <w:bCs w:val="0"/>
-                <w:color w:val="auto"/>
-                <w:sz w:val="21"/>
-                <w:szCs w:val="21"/>
-                <w:highlight w:val="none"/>
-                <w:lang w:eastAsia="zh-CN"/>
-              </w:rPr>
-              <w:t>{{</w:t>
-            </w:r>
-            <w:r>
-              <w:rPr>
-                <w:rFonts w:ascii="Times New Roman" w:hAnsi="Times New Roman" w:eastAsia="微软雅黑" w:cs="Times New Roman"/>
-                <w:b w:val="0"/>
-                <w:bCs w:val="0"/>
-                <w:color w:val="auto"/>
-                <w:sz w:val="21"/>
-                <w:szCs w:val="21"/>
-                <w:highlight w:val="none"/>
-                <w:lang w:eastAsia="zh-CN"/>
-              </w:rPr>
-              <w:t xml:space="preserve"> PDInfo</w:t>
-            </w:r>
-            <w:r>
-              <w:rPr>
-                <w:rFonts w:hint="eastAsia" w:ascii="Times New Roman" w:hAnsi="Times New Roman" w:eastAsia="微软雅黑" w:cs="Times New Roman"/>
-                <w:b w:val="0"/>
-                <w:bCs w:val="0"/>
-                <w:color w:val="auto"/>
-                <w:sz w:val="21"/>
-                <w:szCs w:val="21"/>
-                <w:highlight w:val="none"/>
-                <w:lang w:eastAsia="zh-CN"/>
-              </w:rPr>
-              <w:t>.TPS }}，</w:t>
-            </w:r>
-            <w:r>
-              <w:rPr>
-                <w:rFonts w:ascii="Times New Roman" w:hAnsi="Times New Roman" w:eastAsia="微软雅黑" w:cs="Times New Roman"/>
-                <w:b w:val="0"/>
-                <w:bCs w:val="0"/>
-                <w:color w:val="auto"/>
-                <w:sz w:val="21"/>
-                <w:szCs w:val="21"/>
-                <w:highlight w:val="none"/>
-                <w:lang w:eastAsia="zh-CN"/>
-              </w:rPr>
-              <w:t xml:space="preserve"> CPS </w:t>
-            </w:r>
-            <w:r>
-              <w:rPr>
-                <w:rFonts w:hint="eastAsia" w:ascii="Times New Roman" w:hAnsi="Times New Roman" w:eastAsia="微软雅黑" w:cs="Times New Roman"/>
-                <w:b w:val="0"/>
-                <w:bCs w:val="0"/>
-                <w:color w:val="auto"/>
-                <w:sz w:val="21"/>
-                <w:szCs w:val="21"/>
-                <w:highlight w:val="none"/>
-                <w:lang w:eastAsia="zh-CN"/>
-              </w:rPr>
-              <w:t>:</w:t>
-            </w:r>
-            <w:r>
-              <w:rPr>
-                <w:rFonts w:ascii="Times New Roman" w:hAnsi="Times New Roman" w:eastAsia="微软雅黑" w:cs="Times New Roman"/>
-                <w:b w:val="0"/>
-                <w:bCs w:val="0"/>
-                <w:color w:val="auto"/>
-                <w:sz w:val="21"/>
-                <w:szCs w:val="21"/>
-                <w:highlight w:val="none"/>
-                <w:lang w:eastAsia="zh-CN"/>
-              </w:rPr>
-              <w:t xml:space="preserve"> </w:t>
-            </w:r>
-            <w:r>
-              <w:rPr>
-                <w:rFonts w:hint="eastAsia" w:ascii="Times New Roman" w:hAnsi="Times New Roman" w:eastAsia="微软雅黑" w:cs="Times New Roman"/>
-                <w:b w:val="0"/>
-                <w:bCs w:val="0"/>
-                <w:color w:val="auto"/>
-                <w:sz w:val="21"/>
-                <w:szCs w:val="21"/>
-                <w:highlight w:val="none"/>
-                <w:lang w:eastAsia="zh-CN"/>
-              </w:rPr>
-              <w:t>{{</w:t>
-            </w:r>
-            <w:r>
-              <w:rPr>
-                <w:rFonts w:ascii="Times New Roman" w:hAnsi="Times New Roman" w:eastAsia="微软雅黑" w:cs="Times New Roman"/>
-                <w:b w:val="0"/>
-                <w:bCs w:val="0"/>
-                <w:color w:val="auto"/>
-                <w:sz w:val="21"/>
-                <w:szCs w:val="21"/>
-                <w:highlight w:val="none"/>
-                <w:lang w:eastAsia="zh-CN"/>
-              </w:rPr>
-              <w:t xml:space="preserve"> PDInfo</w:t>
-            </w:r>
-            <w:r>
-              <w:rPr>
-                <w:rFonts w:hint="eastAsia" w:ascii="Times New Roman" w:hAnsi="Times New Roman" w:eastAsia="微软雅黑" w:cs="Times New Roman"/>
-                <w:b w:val="0"/>
-                <w:bCs w:val="0"/>
-                <w:color w:val="auto"/>
-                <w:sz w:val="21"/>
-                <w:szCs w:val="21"/>
-                <w:highlight w:val="none"/>
-                <w:lang w:eastAsia="zh-CN"/>
-              </w:rPr>
-              <w:t>.CPS }}</w:t>
+              <w:t>{%tr if PDInfo != undefined %}</w:t>
             </w:r>
           </w:p>
         </w:tc>
@@ -2985,8 +2652,7 @@
         </w:trPr>
         <w:tc>
           <w:tcPr>
-            <w:tcW w:w="9558" w:type="dxa"/>
-            <w:gridSpan w:val="2"/>
+            <w:tcW w:w="3876" w:type="dxa"/>
             <w:tcBorders>
               <w:tl2br w:val="nil"/>
               <w:tr2bl w:val="nil"/>
@@ -2997,11 +2663,74 @@
           <w:p>
             <w:pPr>
               <w:pStyle w:val="33"/>
-              <w:spacing w:before="77"/>
+              <w:ind w:left="119" w:leftChars="0"/>
+              <w:rPr>
+                <w:rFonts w:ascii="Times New Roman" w:hAnsi="Times New Roman" w:eastAsia="微软雅黑" w:cs="Times New Roman"/>
+                <w:b w:val="0"/>
+                <w:bCs w:val="0"/>
+                <w:sz w:val="21"/>
+                <w:szCs w:val="21"/>
+                <w:highlight w:val="none"/>
+                <w:lang w:val="en-US" w:eastAsia="zh-CN" w:bidi="ar-SA"/>
+              </w:rPr>
+            </w:pPr>
+            <w:r>
+              <w:rPr>
+                <w:rFonts w:ascii="Times New Roman" w:hAnsi="Times New Roman" w:eastAsia="微软雅黑" w:cs="Times New Roman"/>
+                <w:b w:val="0"/>
+                <w:bCs w:val="0"/>
+                <w:sz w:val="21"/>
+                <w:szCs w:val="21"/>
+                <w:highlight w:val="none"/>
+              </w:rPr>
+              <w:t>PD-L1蛋白表达水平</w:t>
+            </w:r>
+            <w:r>
+              <w:rPr>
+                <w:rFonts w:ascii="Times New Roman" w:hAnsi="Times New Roman" w:eastAsia="微软雅黑" w:cs="Times New Roman"/>
+                <w:b w:val="0"/>
+                <w:bCs w:val="0"/>
+                <w:sz w:val="21"/>
+                <w:szCs w:val="21"/>
+                <w:highlight w:val="none"/>
+              </w:rPr>
+              <w:tab/>
+            </w:r>
+          </w:p>
+        </w:tc>
+        <w:tc>
+          <w:tcPr>
+            <w:tcW w:w="5682" w:type="dxa"/>
+            <w:tcBorders>
+              <w:tl2br w:val="nil"/>
+              <w:tr2bl w:val="nil"/>
+            </w:tcBorders>
+            <w:shd w:val="clear" w:color="auto" w:fill="auto"/>
+            <w:vAlign w:val="center"/>
+          </w:tcPr>
+          <w:p>
+            <w:pPr>
+              <w:pStyle w:val="33"/>
+              <w:keepNext w:val="0"/>
+              <w:keepLines w:val="0"/>
+              <w:pageBreakBefore w:val="0"/>
+              <w:widowControl w:val="0"/>
+              <w:kinsoku/>
+              <w:wordWrap/>
+              <w:overflowPunct/>
+              <w:topLinePunct w:val="0"/>
+              <w:autoSpaceDE/>
+              <w:autoSpaceDN/>
+              <w:bidi w:val="0"/>
+              <w:adjustRightInd/>
+              <w:snapToGrid/>
               <w:ind w:left="119" w:leftChars="0" w:right="119" w:rightChars="0"/>
               <w:jc w:val="left"/>
-              <w:rPr>
-                <w:rFonts w:ascii="Times New Roman" w:hAnsi="Times New Roman" w:eastAsia="微软雅黑" w:cs="Times New Roman"/>
+              <w:textAlignment w:val="auto"/>
+              <w:rPr>
+                <w:rFonts w:ascii="Times New Roman" w:hAnsi="Times New Roman" w:eastAsia="微软雅黑" w:cs="Times New Roman"/>
+                <w:b w:val="0"/>
+                <w:bCs w:val="0"/>
                 <w:sz w:val="21"/>
                 <w:szCs w:val="21"/>
                 <w:highlight w:val="none"/>
@@ -3013,12 +2742,221 @@
                 <w:rFonts w:hint="eastAsia" w:ascii="Times New Roman" w:hAnsi="Times New Roman" w:eastAsia="微软雅黑" w:cs="Times New Roman"/>
                 <w:b w:val="0"/>
                 <w:bCs w:val="0"/>
+                <w:color w:val="auto"/>
                 <w:sz w:val="21"/>
                 <w:szCs w:val="21"/>
                 <w:highlight w:val="none"/>
-                <w:lang w:val="en-US" w:eastAsia="zh-CN" w:bidi="ar-SA"/>
-              </w:rPr>
-              <w:t>{%tr endif %}</w:t>
+                <w:lang w:eastAsia="zh-CN"/>
+              </w:rPr>
+              <w:t>使用{{</w:t>
+            </w:r>
+            <w:r>
+              <w:rPr>
+                <w:rFonts w:ascii="Times New Roman" w:hAnsi="Times New Roman" w:eastAsia="微软雅黑" w:cs="Times New Roman"/>
+                <w:b w:val="0"/>
+                <w:bCs w:val="0"/>
+                <w:color w:val="auto"/>
+                <w:sz w:val="21"/>
+                <w:szCs w:val="21"/>
+                <w:highlight w:val="none"/>
+                <w:lang w:eastAsia="zh-CN"/>
+              </w:rPr>
+              <w:t xml:space="preserve"> PDInfo</w:t>
+            </w:r>
+            <w:r>
+              <w:rPr>
+                <w:rFonts w:hint="eastAsia" w:ascii="Times New Roman" w:hAnsi="Times New Roman" w:eastAsia="微软雅黑" w:cs="Times New Roman"/>
+                <w:b w:val="0"/>
+                <w:bCs w:val="0"/>
+                <w:color w:val="auto"/>
+                <w:sz w:val="21"/>
+                <w:szCs w:val="21"/>
+                <w:highlight w:val="none"/>
+                <w:lang w:eastAsia="zh-CN"/>
+              </w:rPr>
+              <w:t>.</w:t>
+            </w:r>
+            <w:r>
+              <w:rPr>
+                <w:rFonts w:ascii="Times New Roman" w:hAnsi="Times New Roman" w:eastAsia="微软雅黑" w:cs="Times New Roman"/>
+                <w:b w:val="0"/>
+                <w:bCs w:val="0"/>
+                <w:color w:val="auto"/>
+                <w:sz w:val="21"/>
+                <w:szCs w:val="21"/>
+                <w:highlight w:val="none"/>
+                <w:lang w:eastAsia="zh-CN"/>
+              </w:rPr>
+              <w:t>Detect_antibody</w:t>
+            </w:r>
+            <w:r>
+              <w:rPr>
+                <w:rFonts w:hint="eastAsia" w:ascii="Times New Roman" w:hAnsi="Times New Roman" w:eastAsia="微软雅黑" w:cs="Times New Roman"/>
+                <w:b w:val="0"/>
+                <w:bCs w:val="0"/>
+                <w:color w:val="auto"/>
+                <w:sz w:val="21"/>
+                <w:szCs w:val="21"/>
+                <w:highlight w:val="none"/>
+                <w:lang w:eastAsia="zh-CN"/>
+              </w:rPr>
+              <w:t xml:space="preserve"> }}抗体；T</w:t>
+            </w:r>
+            <w:r>
+              <w:rPr>
+                <w:rFonts w:ascii="Times New Roman" w:hAnsi="Times New Roman" w:eastAsia="微软雅黑" w:cs="Times New Roman"/>
+                <w:b w:val="0"/>
+                <w:bCs w:val="0"/>
+                <w:color w:val="auto"/>
+                <w:sz w:val="21"/>
+                <w:szCs w:val="21"/>
+                <w:highlight w:val="none"/>
+                <w:lang w:eastAsia="zh-CN"/>
+              </w:rPr>
+              <w:t>PS</w:t>
+            </w:r>
+            <w:r>
+              <w:rPr>
+                <w:rFonts w:hint="eastAsia" w:ascii="Times New Roman" w:hAnsi="Times New Roman" w:eastAsia="微软雅黑" w:cs="Times New Roman"/>
+                <w:b w:val="0"/>
+                <w:bCs w:val="0"/>
+                <w:color w:val="auto"/>
+                <w:sz w:val="21"/>
+                <w:szCs w:val="21"/>
+                <w:highlight w:val="none"/>
+                <w:lang w:eastAsia="zh-CN"/>
+              </w:rPr>
+              <w:t>:</w:t>
+            </w:r>
+            <w:r>
+              <w:rPr>
+                <w:rFonts w:ascii="Times New Roman" w:hAnsi="Times New Roman" w:eastAsia="微软雅黑" w:cs="Times New Roman"/>
+                <w:b w:val="0"/>
+                <w:bCs w:val="0"/>
+                <w:color w:val="auto"/>
+                <w:sz w:val="21"/>
+                <w:szCs w:val="21"/>
+                <w:highlight w:val="none"/>
+                <w:lang w:eastAsia="zh-CN"/>
+              </w:rPr>
+              <w:t xml:space="preserve"> </w:t>
+            </w:r>
+            <w:r>
+              <w:rPr>
+                <w:rFonts w:hint="eastAsia" w:ascii="Times New Roman" w:hAnsi="Times New Roman" w:eastAsia="微软雅黑" w:cs="Times New Roman"/>
+                <w:b w:val="0"/>
+                <w:bCs w:val="0"/>
+                <w:color w:val="auto"/>
+                <w:sz w:val="21"/>
+                <w:szCs w:val="21"/>
+                <w:highlight w:val="none"/>
+                <w:lang w:eastAsia="zh-CN"/>
+              </w:rPr>
+              <w:t>{{</w:t>
+            </w:r>
+            <w:r>
+              <w:rPr>
+                <w:rFonts w:ascii="Times New Roman" w:hAnsi="Times New Roman" w:eastAsia="微软雅黑" w:cs="Times New Roman"/>
+                <w:b w:val="0"/>
+                <w:bCs w:val="0"/>
+                <w:color w:val="auto"/>
+                <w:sz w:val="21"/>
+                <w:szCs w:val="21"/>
+                <w:highlight w:val="none"/>
+                <w:lang w:eastAsia="zh-CN"/>
+              </w:rPr>
+              <w:t xml:space="preserve"> PDInfo</w:t>
+            </w:r>
+            <w:r>
+              <w:rPr>
+                <w:rFonts w:hint="eastAsia" w:ascii="Times New Roman" w:hAnsi="Times New Roman" w:eastAsia="微软雅黑" w:cs="Times New Roman"/>
+                <w:b w:val="0"/>
+                <w:bCs w:val="0"/>
+                <w:color w:val="auto"/>
+                <w:sz w:val="21"/>
+                <w:szCs w:val="21"/>
+                <w:highlight w:val="none"/>
+                <w:lang w:eastAsia="zh-CN"/>
+              </w:rPr>
+              <w:t>.TPS }}，</w:t>
+            </w:r>
+            <w:r>
+              <w:rPr>
+                <w:rFonts w:ascii="Times New Roman" w:hAnsi="Times New Roman" w:eastAsia="微软雅黑" w:cs="Times New Roman"/>
+                <w:b w:val="0"/>
+                <w:bCs w:val="0"/>
+                <w:color w:val="auto"/>
+                <w:sz w:val="21"/>
+                <w:szCs w:val="21"/>
+                <w:highlight w:val="none"/>
+                <w:lang w:eastAsia="zh-CN"/>
+              </w:rPr>
+              <w:t xml:space="preserve"> CPS </w:t>
+            </w:r>
+            <w:r>
+              <w:rPr>
+                <w:rFonts w:hint="eastAsia" w:ascii="Times New Roman" w:hAnsi="Times New Roman" w:eastAsia="微软雅黑" w:cs="Times New Roman"/>
+                <w:b w:val="0"/>
+                <w:bCs w:val="0"/>
+                <w:color w:val="auto"/>
+                <w:sz w:val="21"/>
+                <w:szCs w:val="21"/>
+                <w:highlight w:val="none"/>
+                <w:lang w:eastAsia="zh-CN"/>
+              </w:rPr>
+              <w:t>:</w:t>
+            </w:r>
+            <w:r>
+              <w:rPr>
+                <w:rFonts w:ascii="Times New Roman" w:hAnsi="Times New Roman" w:eastAsia="微软雅黑" w:cs="Times New Roman"/>
+                <w:b w:val="0"/>
+                <w:bCs w:val="0"/>
+                <w:color w:val="auto"/>
+                <w:sz w:val="21"/>
+                <w:szCs w:val="21"/>
+                <w:highlight w:val="none"/>
+                <w:lang w:eastAsia="zh-CN"/>
+              </w:rPr>
+              <w:t xml:space="preserve"> </w:t>
+            </w:r>
+            <w:r>
+              <w:rPr>
+                <w:rFonts w:hint="eastAsia" w:ascii="Times New Roman" w:hAnsi="Times New Roman" w:eastAsia="微软雅黑" w:cs="Times New Roman"/>
+                <w:b w:val="0"/>
+                <w:bCs w:val="0"/>
+                <w:color w:val="auto"/>
+                <w:sz w:val="21"/>
+                <w:szCs w:val="21"/>
+                <w:highlight w:val="none"/>
+                <w:lang w:eastAsia="zh-CN"/>
+              </w:rPr>
+              <w:t>{{</w:t>
+            </w:r>
+            <w:r>
+              <w:rPr>
+                <w:rFonts w:ascii="Times New Roman" w:hAnsi="Times New Roman" w:eastAsia="微软雅黑" w:cs="Times New Roman"/>
+                <w:b w:val="0"/>
+                <w:bCs w:val="0"/>
+                <w:color w:val="auto"/>
+                <w:sz w:val="21"/>
+                <w:szCs w:val="21"/>
+                <w:highlight w:val="none"/>
+                <w:lang w:eastAsia="zh-CN"/>
+              </w:rPr>
+              <w:t xml:space="preserve"> PDInfo</w:t>
+            </w:r>
+            <w:r>
+              <w:rPr>
+                <w:rFonts w:hint="eastAsia" w:ascii="Times New Roman" w:hAnsi="Times New Roman" w:eastAsia="微软雅黑" w:cs="Times New Roman"/>
+                <w:b w:val="0"/>
+                <w:bCs w:val="0"/>
+                <w:color w:val="auto"/>
+                <w:sz w:val="21"/>
+                <w:szCs w:val="21"/>
+                <w:highlight w:val="none"/>
+                <w:lang w:eastAsia="zh-CN"/>
+              </w:rPr>
+              <w:t>.CPS }}</w:t>
             </w:r>
           </w:p>
         </w:tc>
@@ -3033,6 +2971,69 @@
             <w:insideH w:val="single" w:color="243F61" w:themeColor="accent1" w:themeShade="7F" w:sz="6" w:space="0"/>
             <w:insideV w:val="single" w:color="243F61" w:themeColor="accent1" w:themeShade="7F" w:sz="6" w:space="0"/>
           </w:tblBorders>
+          <w:shd w:val="clear" w:color="auto" w:fill="auto"/>
+          <w:tblCellMar>
+            <w:top w:w="0" w:type="dxa"/>
+            <w:left w:w="0" w:type="dxa"/>
+            <w:bottom w:w="0" w:type="dxa"/>
+            <w:right w:w="0" w:type="dxa"/>
+          </w:tblCellMar>
+        </w:tblPrEx>
+        <w:trPr>
+          <w:trHeight w:val="490" w:hRule="atLeast"/>
+          <w:jc w:val="center"/>
+        </w:trPr>
+        <w:tc>
+          <w:tcPr>
+            <w:tcW w:w="9558" w:type="dxa"/>
+            <w:gridSpan w:val="2"/>
+            <w:tcBorders>
+              <w:tl2br w:val="nil"/>
+              <w:tr2bl w:val="nil"/>
+            </w:tcBorders>
+            <w:shd w:val="clear" w:color="auto" w:fill="auto"/>
+            <w:vAlign w:val="center"/>
+          </w:tcPr>
+          <w:p>
+            <w:pPr>
+              <w:pStyle w:val="33"/>
+              <w:spacing w:before="77"/>
+              <w:ind w:left="119" w:leftChars="0" w:right="119" w:rightChars="0"/>
+              <w:jc w:val="left"/>
+              <w:rPr>
+                <w:rFonts w:ascii="Times New Roman" w:hAnsi="Times New Roman" w:eastAsia="微软雅黑" w:cs="Times New Roman"/>
+                <w:sz w:val="21"/>
+                <w:szCs w:val="21"/>
+                <w:highlight w:val="none"/>
+                <w:lang w:val="en-US" w:eastAsia="zh-CN" w:bidi="ar-SA"/>
+              </w:rPr>
+            </w:pPr>
+            <w:r>
+              <w:rPr>
+                <w:rFonts w:hint="eastAsia" w:ascii="Times New Roman" w:hAnsi="Times New Roman" w:eastAsia="微软雅黑" w:cs="Times New Roman"/>
+                <w:b w:val="0"/>
+                <w:bCs w:val="0"/>
+                <w:sz w:val="21"/>
+                <w:szCs w:val="21"/>
+                <w:highlight w:val="none"/>
+                <w:lang w:val="en-US" w:eastAsia="zh-CN" w:bidi="ar-SA"/>
+              </w:rPr>
+              <w:t>{%tr endif %}</w:t>
+            </w:r>
+          </w:p>
+        </w:tc>
+      </w:tr>
+      <w:tr>
+        <w:tblPrEx>
+          <w:tblBorders>
+            <w:top w:val="single" w:color="243F61" w:themeColor="accent1" w:themeShade="7F" w:sz="24" w:space="0"/>
+            <w:left w:val="none" w:color="auto" w:sz="0" w:space="0"/>
+            <w:bottom w:val="single" w:color="243F61" w:themeColor="accent1" w:themeShade="7F" w:sz="6" w:space="0"/>
+            <w:right w:val="none" w:color="auto" w:sz="0" w:space="0"/>
+            <w:insideH w:val="single" w:color="243F61" w:themeColor="accent1" w:themeShade="7F" w:sz="6" w:space="0"/>
+            <w:insideV w:val="single" w:color="243F61" w:themeColor="accent1" w:themeShade="7F" w:sz="6" w:space="0"/>
+          </w:tblBorders>
+          <w:shd w:val="clear" w:color="auto" w:fill="auto"/>
           <w:tblCellMar>
             <w:top w:w="0" w:type="dxa"/>
             <w:left w:w="0" w:type="dxa"/>
@@ -3320,12 +3321,12 @@
                 <w:lang w:val="en-US" w:eastAsia="zh-CN"/>
               </w:rPr>
             </w:pPr>
-            <w:bookmarkStart w:id="4" w:name="_Toc20136_WPSOffice_Level1"/>
-            <w:bookmarkStart w:id="5" w:name="_Toc2781"/>
-            <w:bookmarkStart w:id="6" w:name="_Toc19898_WPSOffice_Level1"/>
-            <w:bookmarkStart w:id="7" w:name="_Toc499"/>
-            <w:bookmarkStart w:id="8" w:name="_Toc2819"/>
-            <w:bookmarkStart w:id="9" w:name="_Toc22132"/>
+            <w:bookmarkStart w:id="4" w:name="_Toc19898_WPSOffice_Level1"/>
+            <w:bookmarkStart w:id="5" w:name="_Toc499"/>
+            <w:bookmarkStart w:id="6" w:name="_Toc20136_WPSOffice_Level1"/>
+            <w:bookmarkStart w:id="7" w:name="_Toc22132"/>
+            <w:bookmarkStart w:id="8" w:name="_Toc2781"/>
+            <w:bookmarkStart w:id="9" w:name="_Toc2819"/>
             <w:r>
               <w:rPr>
                 <w:rFonts w:hint="eastAsia" w:ascii="微软雅黑" w:hAnsi="微软雅黑" w:eastAsia="微软雅黑" w:cs="微软雅黑"/>
@@ -3503,12 +3504,12 @@
           <w:color w:val="254061" w:themeColor="accent1" w:themeShade="80"/>
         </w:rPr>
       </w:pPr>
-      <w:bookmarkStart w:id="10" w:name="_Toc10877"/>
-      <w:bookmarkStart w:id="11" w:name="_Toc11015_WPSOffice_Level2"/>
-      <w:bookmarkStart w:id="12" w:name="_Toc9088"/>
-      <w:bookmarkStart w:id="13" w:name="_Toc18062_WPSOffice_Level2"/>
+      <w:bookmarkStart w:id="10" w:name="_Toc11015_WPSOffice_Level2"/>
+      <w:bookmarkStart w:id="11" w:name="_Toc18062_WPSOffice_Level2"/>
+      <w:bookmarkStart w:id="12" w:name="_Toc23375"/>
+      <w:bookmarkStart w:id="13" w:name="_Toc9088"/>
       <w:bookmarkStart w:id="14" w:name="_Toc3049"/>
-      <w:bookmarkStart w:id="15" w:name="_Toc23375"/>
+      <w:bookmarkStart w:id="15" w:name="_Toc10877"/>
       <w:r>
         <w:rPr>
           <w:rFonts w:hint="eastAsia" w:ascii="微软雅黑" w:hAnsi="微软雅黑" w:eastAsia="微软雅黑" w:cs="微软雅黑"/>
@@ -3611,7 +3612,25 @@
             </w14:solidFill>
           </w14:textFill>
         </w:rPr>
-        <w:t>，其中{{summaryOfRresults.somaticDrugCount}}个与靶向药物相关。{%if BodyDrugDrugDetectionStr or unknownVarAnalysisStr %}具体信息详见“基因检测结果解析”。{% endif %}</w:t>
+        <w:t>，其中{{summaryOfRresults.somaticDrugCount}}个与靶向药物相关。{%if BodyDrugDrugDetectionStr or unknownVarAnalysisStr %}具体信息详见“检测结果详细解析</w:t>
+      </w:r>
+      <w:bookmarkStart w:id="42" w:name="_GoBack"/>
+      <w:bookmarkEnd w:id="42"/>
+      <w:r>
+        <w:rPr>
+          <w:rFonts w:hint="eastAsia" w:ascii="Times New Roman" w:hAnsi="Times New Roman" w:eastAsia="微软雅黑" w:cs="Times New Roman"/>
+          <w:b/>
+          <w:color w:val="000000" w:themeColor="text1"/>
+          <w:sz w:val="21"/>
+          <w:szCs w:val="21"/>
+          <w:lang w:eastAsia="zh-CN"/>
+          <w14:textFill>
+            <w14:solidFill>
+              <w14:schemeClr w14:val="tx1"/>
+            </w14:solidFill>
+          </w14:textFill>
+        </w:rPr>
+        <w:t>”。{% endif %}</w:t>
       </w:r>
     </w:p>
     <w:tbl>
@@ -4231,7 +4250,25 @@
                 <w:szCs w:val="21"/>
                 <w:lang w:eastAsia="zh-CN"/>
               </w:rPr>
-              <w:t>{{ tip.ExonicFunc }}</w:t>
+              <w:t>{{ tip.ExonicFunc</w:t>
+            </w:r>
+            <w:r>
+              <w:rPr>
+                <w:rFonts w:hint="eastAsia" w:ascii="Times New Roman" w:hAnsi="Times New Roman" w:eastAsia="微软雅黑" w:cs="Times New Roman"/>
+                <w:sz w:val="21"/>
+                <w:szCs w:val="21"/>
+                <w:lang w:val="en-US" w:eastAsia="zh-CN"/>
+              </w:rPr>
+              <w:t>3</w:t>
+            </w:r>
+            <w:r>
+              <w:rPr>
+                <w:rFonts w:hint="eastAsia" w:ascii="Times New Roman" w:hAnsi="Times New Roman" w:eastAsia="微软雅黑" w:cs="Times New Roman"/>
+                <w:sz w:val="21"/>
+                <w:szCs w:val="21"/>
+                <w:lang w:eastAsia="zh-CN"/>
+              </w:rPr>
+              <w:t xml:space="preserve"> }}</w:t>
             </w:r>
           </w:p>
         </w:tc>
@@ -5723,12 +5760,6 @@
             <w:insideH w:val="dashed" w:color="244061" w:sz="4" w:space="0"/>
             <w:insideV w:val="dashed" w:color="244061" w:sz="4" w:space="0"/>
           </w:tblBorders>
-          <w:tblCellMar>
-            <w:top w:w="0" w:type="dxa"/>
-            <w:left w:w="0" w:type="dxa"/>
-            <w:bottom w:w="0" w:type="dxa"/>
-            <w:right w:w="0" w:type="dxa"/>
-          </w:tblCellMar>
         </w:tblPrEx>
         <w:trPr>
           <w:trHeight w:val="790" w:hRule="atLeast"/>
@@ -8060,10 +8091,10 @@
           <w:lang w:val="en-US" w:eastAsia="zh-CN"/>
         </w:rPr>
       </w:pPr>
-      <w:bookmarkStart w:id="16" w:name="_Toc106719764"/>
-      <w:bookmarkStart w:id="17" w:name="_Toc10223"/>
-      <w:bookmarkStart w:id="18" w:name="_Toc9387"/>
-      <w:bookmarkStart w:id="19" w:name="_Toc20034"/>
+      <w:bookmarkStart w:id="16" w:name="_Toc9387"/>
+      <w:bookmarkStart w:id="17" w:name="_Toc20034"/>
+      <w:bookmarkStart w:id="18" w:name="_Toc10223"/>
+      <w:bookmarkStart w:id="19" w:name="_Toc106719764"/>
       <w:r>
         <w:rPr>
           <w:rFonts w:hint="eastAsia" w:ascii="微软雅黑" w:hAnsi="微软雅黑" w:eastAsia="微软雅黑" w:cs="微软雅黑"/>
@@ -9003,6 +9034,7 @@
             <w:insideH w:val="dashed" w:color="244061" w:sz="4" w:space="0"/>
             <w:insideV w:val="dashed" w:color="244061" w:sz="4" w:space="0"/>
           </w:tblBorders>
+          <w:shd w:val="clear" w:color="auto" w:fill="auto"/>
           <w:tblCellMar>
             <w:top w:w="0" w:type="dxa"/>
             <w:left w:w="108" w:type="dxa"/>
@@ -11251,9 +11283,9 @@
         </w:rPr>
       </w:pPr>
       <w:bookmarkStart w:id="20" w:name="_Toc526855037"/>
-      <w:bookmarkStart w:id="21" w:name="_Toc534637498"/>
+      <w:bookmarkStart w:id="21" w:name="_Toc25428"/>
       <w:bookmarkStart w:id="22" w:name="_Toc527112385"/>
-      <w:bookmarkStart w:id="23" w:name="_Toc25428"/>
+      <w:bookmarkStart w:id="23" w:name="_Toc534637498"/>
       <w:r>
         <w:rPr>
           <w:rFonts w:hint="eastAsia" w:ascii="微软雅黑" w:hAnsi="微软雅黑" w:eastAsia="微软雅黑" w:cs="微软雅黑"/>
@@ -11310,10 +11342,10 @@
         </w:rPr>
       </w:pPr>
       <w:bookmarkStart w:id="24" w:name="_Toc23606"/>
-      <w:bookmarkStart w:id="25" w:name="_Toc6468"/>
-      <w:bookmarkStart w:id="26" w:name="_Toc22255"/>
-      <w:bookmarkStart w:id="27" w:name="_Toc4331_WPSOffice_Level2"/>
-      <w:bookmarkStart w:id="28" w:name="_Toc32443_WPSOffice_Level2"/>
+      <w:bookmarkStart w:id="25" w:name="_Toc22255"/>
+      <w:bookmarkStart w:id="26" w:name="_Toc32443_WPSOffice_Level2"/>
+      <w:bookmarkStart w:id="27" w:name="_Toc6468"/>
+      <w:bookmarkStart w:id="28" w:name="_Toc4331_WPSOffice_Level2"/>
       <w:r>
         <w:rPr>
           <w:rFonts w:hint="eastAsia" w:ascii="微软雅黑" w:hAnsi="微软雅黑" w:eastAsia="微软雅黑" w:cs="微软雅黑"/>
@@ -11470,9 +11502,9 @@
           </w14:textFill>
         </w:rPr>
       </w:pPr>
-      <w:bookmarkStart w:id="29" w:name="_Toc15289_WPSOffice_Level3"/>
-      <w:bookmarkStart w:id="30" w:name="_Toc18091_WPSOffice_Level3"/>
-      <w:bookmarkStart w:id="31" w:name="_Toc6931_WPSOffice_Level3"/>
+      <w:bookmarkStart w:id="29" w:name="_Toc6931_WPSOffice_Level3"/>
+      <w:bookmarkStart w:id="30" w:name="_Toc15289_WPSOffice_Level3"/>
+      <w:bookmarkStart w:id="31" w:name="_Toc18091_WPSOffice_Level3"/>
       <w:r>
         <w:rPr>
           <w:rFonts w:hint="eastAsia" w:ascii="Times New Roman" w:hAnsi="Times New Roman" w:eastAsia="微软雅黑" w:cs="Times New Roman"/>
@@ -15159,8 +15191,6 @@
         </w:rPr>
         <w:t>1</w:t>
       </w:r>
-      <w:bookmarkStart w:id="42" w:name="_GoBack"/>
-      <w:bookmarkEnd w:id="42"/>
       <w:r>
         <w:rPr>
           <w:rFonts w:hint="eastAsia" w:ascii="Times New Roman" w:hAnsi="Times New Roman" w:eastAsia="微软雅黑" w:cs="Times New Roman"/>
@@ -18476,9 +18506,9 @@
           <w:lang w:val="en-US" w:eastAsia="zh-CN"/>
         </w:rPr>
       </w:pPr>
-      <w:bookmarkStart w:id="32" w:name="_Toc534637499"/>
-      <w:bookmarkStart w:id="33" w:name="_Toc526855038"/>
-      <w:bookmarkStart w:id="34" w:name="_Toc527112386"/>
+      <w:bookmarkStart w:id="32" w:name="_Toc527112386"/>
+      <w:bookmarkStart w:id="33" w:name="_Toc534637499"/>
+      <w:bookmarkStart w:id="34" w:name="_Toc526855038"/>
       <w:r>
         <w:rPr>
           <w:rFonts w:hint="eastAsia" w:ascii="微软雅黑" w:hAnsi="微软雅黑" w:eastAsia="微软雅黑" w:cs="微软雅黑"/>
@@ -20944,13 +20974,13 @@
           <w:lang w:val="en-US" w:eastAsia="zh-CN"/>
         </w:rPr>
       </w:pPr>
-      <w:bookmarkStart w:id="35" w:name="_Toc28910_WPSOffice_Level1"/>
-      <w:bookmarkStart w:id="36" w:name="_Toc19099"/>
-      <w:bookmarkStart w:id="37" w:name="_Toc30533"/>
-      <w:bookmarkStart w:id="38" w:name="_Toc16368_WPSOffice_Level1"/>
-      <w:bookmarkStart w:id="39" w:name="_Toc22458"/>
-      <w:bookmarkStart w:id="40" w:name="_Toc7549"/>
-      <w:bookmarkStart w:id="41" w:name="_Toc22484_WPSOffice_Level1"/>
+      <w:bookmarkStart w:id="35" w:name="_Toc7549"/>
+      <w:bookmarkStart w:id="36" w:name="_Toc16368_WPSOffice_Level1"/>
+      <w:bookmarkStart w:id="37" w:name="_Toc22458"/>
+      <w:bookmarkStart w:id="38" w:name="_Toc22484_WPSOffice_Level1"/>
+      <w:bookmarkStart w:id="39" w:name="_Toc30533"/>
+      <w:bookmarkStart w:id="40" w:name="_Toc28910_WPSOffice_Level1"/>
+      <w:bookmarkStart w:id="41" w:name="_Toc19099"/>
       <w:r>
         <w:rPr>
           <w:rFonts w:hint="eastAsia" w:ascii="微软雅黑" w:hAnsi="微软雅黑" w:eastAsia="微软雅黑" w:cs="微软雅黑"/>
